--- a/07-驱动电路/02-LED驱动/开关型LED驱动电路/开关型LED驱动电路.docx
+++ b/07-驱动电路/02-LED驱动/开关型LED驱动电路/开关型LED驱动电路.docx
@@ -3501,6 +3501,20 @@
     </w:p>
     <w:bookmarkEnd w:id="26"/>
     <w:bookmarkEnd w:id="27"/>
+    <w:p>
+      <w:pPr>
+        <w:spacing w:before="360"/>
+        <w:jc w:val="center"/>
+      </w:pPr>
+      <w:r>
+        <w:rPr>
+          <w:rFonts w:ascii="Times New Roman" w:hAnsi="Times New Roman"/>
+          <w:color w:val="555555"/>
+          <w:sz w:val="21"/>
+        </w:rPr>
+        <w:t>材料收集者：杜文杰</w:t>
+      </w:r>
+    </w:p>
     <w:sectPr>
       <w:headerReference r:id="rId9" w:type="default"/>
       <w:footerReference r:id="rId10" w:type="default"/>

--- a/07-驱动电路/02-LED驱动/开关型LED驱动电路/开关型LED驱动电路.docx
+++ b/07-驱动电路/02-LED驱动/开关型LED驱动电路/开关型LED驱动电路.docx
@@ -1,6 +1,6 @@
 
 <file path=word/document.xml><?xml version="1.0" encoding="utf-8"?>
-<w:document xmlns:w="http://schemas.openxmlformats.org/wordprocessingml/2006/main" xmlns:m="http://schemas.openxmlformats.org/officeDocument/2006/math" xmlns:r="http://schemas.openxmlformats.org/officeDocument/2006/relationships" xmlns:o="urn:schemas-microsoft-com:office:office" xmlns:v="urn:schemas-microsoft-com:vml" xmlns:w10="urn:schemas-microsoft-com:office:word" xmlns:a="http://schemas.openxmlformats.org/drawingml/2006/main" xmlns:pic="http://schemas.openxmlformats.org/drawingml/2006/picture" xmlns:wp="http://schemas.openxmlformats.org/drawingml/2006/wordprocessingDrawing">
+<w:document xmlns:m="http://schemas.openxmlformats.org/officeDocument/2006/math" xmlns:r="http://schemas.openxmlformats.org/officeDocument/2006/relationships" xmlns:w="http://schemas.openxmlformats.org/wordprocessingml/2006/main" xmlns:o="urn:schemas-microsoft-com:office:office" xmlns:v="urn:schemas-microsoft-com:vml" xmlns:w10="urn:schemas-microsoft-com:office:word" xmlns:a="http://schemas.openxmlformats.org/drawingml/2006/main" xmlns:pic="http://schemas.openxmlformats.org/drawingml/2006/picture" xmlns:wp="http://schemas.openxmlformats.org/drawingml/2006/wordprocessingDrawing">
   <w:body>
     <w:bookmarkStart w:id="27" w:name="开关型-led-驱动电路"/>
     <w:p>
@@ -9,16 +9,19 @@
       </w:pPr>
       <w:r>
         <w:rPr>
-          <w:rFonts w:hint="eastAsia"/>
+          <w:rFonts w:hint="eastAsia" w:eastAsia="黑体"/>
         </w:rPr>
         <w:t xml:space="preserve">开关型</w:t>
       </w:r>
       <w:r>
+        <w:rPr>
+          <w:rFonts w:eastAsia="黑体"/>
+        </w:rPr>
         <w:t xml:space="preserve"> LED </w:t>
       </w:r>
       <w:r>
         <w:rPr>
-          <w:rFonts w:hint="eastAsia"/>
+          <w:rFonts w:hint="eastAsia" w:eastAsia="黑体"/>
         </w:rPr>
         <w:t xml:space="preserve">驱动电路</w:t>
       </w:r>
@@ -30,7 +33,7 @@
       </w:pPr>
       <w:r>
         <w:rPr>
-          <w:rFonts w:hint="eastAsia"/>
+          <w:rFonts w:hint="eastAsia" w:eastAsia="黑体"/>
         </w:rPr>
         <w:t xml:space="preserve">拓扑描述</w:t>
       </w:r>
@@ -41,16 +44,19 @@
       </w:pPr>
       <w:r>
         <w:rPr>
-          <w:rFonts w:hint="eastAsia"/>
+          <w:rFonts w:hint="eastAsia" w:eastAsia="黑体"/>
         </w:rPr>
         <w:t xml:space="preserve">由</w:t>
       </w:r>
       <w:r>
+        <w:rPr>
+          <w:rFonts w:eastAsia="黑体"/>
+        </w:rPr>
         <w:t xml:space="preserve"> </w:t>
       </w:r>
       <w:r>
         <w:rPr>
-          <w:rFonts w:hint="eastAsia"/>
+          <w:rFonts w:hint="eastAsia" w:eastAsia="黑体"/>
           <w:b/>
           <w:bCs/>
         </w:rPr>
@@ -58,6 +64,7 @@
       </w:r>
       <w:r>
         <w:rPr>
+          <w:rFonts w:eastAsia="黑体"/>
           <w:b/>
           <w:bCs/>
         </w:rPr>
@@ -79,7 +86,7 @@
       </m:oMath>
       <w:r>
         <w:rPr>
-          <w:rFonts w:hint="eastAsia"/>
+          <w:rFonts w:hint="eastAsia" w:eastAsia="黑体"/>
           <w:b/>
           <w:bCs/>
         </w:rPr>
@@ -87,6 +94,7 @@
       </w:r>
       <w:r>
         <w:rPr>
+          <w:rFonts w:eastAsia="黑体"/>
           <w:b/>
           <w:bCs/>
         </w:rPr>
@@ -94,7 +102,7 @@
       </w:r>
       <w:r>
         <w:rPr>
-          <w:rFonts w:hint="eastAsia"/>
+          <w:rFonts w:hint="eastAsia" w:eastAsia="黑体"/>
           <w:b/>
           <w:bCs/>
         </w:rPr>
@@ -102,6 +110,7 @@
       </w:r>
       <w:r>
         <w:rPr>
+          <w:rFonts w:eastAsia="黑体"/>
           <w:b/>
           <w:bCs/>
         </w:rPr>
@@ -109,18 +118,21 @@
       </w:r>
       <w:r>
         <w:rPr>
-          <w:rFonts w:hint="eastAsia"/>
+          <w:rFonts w:hint="eastAsia" w:eastAsia="黑体"/>
           <w:b/>
           <w:bCs/>
         </w:rPr>
         <w:t xml:space="preserve">计）</w:t>
       </w:r>
       <w:r>
+        <w:rPr>
+          <w:rFonts w:eastAsia="黑体"/>
+        </w:rPr>
         <w:t xml:space="preserve">、</w:t>
       </w:r>
       <w:r>
         <w:rPr>
-          <w:rFonts w:hint="eastAsia"/>
+          <w:rFonts w:hint="eastAsia" w:eastAsia="黑体"/>
           <w:b/>
           <w:bCs/>
         </w:rPr>
@@ -128,6 +140,7 @@
       </w:r>
       <w:r>
         <w:rPr>
+          <w:rFonts w:eastAsia="黑体"/>
           <w:b/>
           <w:bCs/>
         </w:rPr>
@@ -139,11 +152,14 @@
         </m:r>
       </m:oMath>
       <w:r>
+        <w:rPr>
+          <w:rFonts w:eastAsia="黑体"/>
+        </w:rPr>
         <w:t xml:space="preserve">、</w:t>
       </w:r>
       <w:r>
         <w:rPr>
-          <w:rFonts w:hint="eastAsia"/>
+          <w:rFonts w:hint="eastAsia" w:eastAsia="黑体"/>
           <w:b/>
           <w:bCs/>
         </w:rPr>
@@ -164,11 +180,14 @@
         </m:sSub>
       </m:oMath>
       <w:r>
+        <w:rPr>
+          <w:rFonts w:eastAsia="黑体"/>
+        </w:rPr>
         <w:t xml:space="preserve">、</w:t>
       </w:r>
       <w:r>
         <w:rPr>
-          <w:rFonts w:hint="eastAsia"/>
+          <w:rFonts w:hint="eastAsia" w:eastAsia="黑体"/>
           <w:b/>
           <w:bCs/>
         </w:rPr>
@@ -176,6 +195,7 @@
       </w:r>
       <w:r>
         <w:rPr>
+          <w:rFonts w:eastAsia="黑体"/>
           <w:b/>
           <w:bCs/>
         </w:rPr>
@@ -202,11 +222,14 @@
         </m:sSub>
       </m:oMath>
       <w:r>
+        <w:rPr>
+          <w:rFonts w:eastAsia="黑体"/>
+        </w:rPr>
         <w:t xml:space="preserve">、</w:t>
       </w:r>
       <w:r>
         <w:rPr>
-          <w:rFonts w:hint="eastAsia"/>
+          <w:rFonts w:hint="eastAsia" w:eastAsia="黑体"/>
           <w:b/>
           <w:bCs/>
         </w:rPr>
@@ -214,6 +237,7 @@
       </w:r>
       <w:r>
         <w:rPr>
+          <w:rFonts w:eastAsia="黑体"/>
           <w:b/>
           <w:bCs/>
         </w:rPr>
@@ -246,20 +270,26 @@
         </m:sSub>
       </m:oMath>
       <w:r>
+        <w:rPr>
+          <w:rFonts w:eastAsia="黑体"/>
+        </w:rPr>
         <w:t xml:space="preserve"> </w:t>
       </w:r>
       <w:r>
         <w:rPr>
-          <w:rFonts w:hint="eastAsia"/>
+          <w:rFonts w:hint="eastAsia" w:eastAsia="黑体"/>
         </w:rPr>
         <w:t xml:space="preserve">与</w:t>
       </w:r>
       <w:r>
+        <w:rPr>
+          <w:rFonts w:eastAsia="黑体"/>
+        </w:rPr>
         <w:t xml:space="preserve"> </w:t>
       </w:r>
       <w:r>
         <w:rPr>
-          <w:rFonts w:hint="eastAsia"/>
+          <w:rFonts w:hint="eastAsia" w:eastAsia="黑体"/>
           <w:b/>
           <w:bCs/>
         </w:rPr>
@@ -267,6 +297,7 @@
       </w:r>
       <w:r>
         <w:rPr>
+          <w:rFonts w:eastAsia="黑体"/>
           <w:b/>
           <w:bCs/>
         </w:rPr>
@@ -274,6 +305,7 @@
       </w:r>
       <w:r>
         <w:rPr>
+          <w:rFonts w:eastAsia="黑体"/>
           <w:b/>
           <w:bCs/>
         </w:rPr>
@@ -294,35 +326,44 @@
         </m:sSub>
       </m:oMath>
       <w:r>
+        <w:rPr>
+          <w:rFonts w:eastAsia="黑体"/>
+        </w:rPr>
         <w:t xml:space="preserve"> </w:t>
       </w:r>
       <w:r>
         <w:rPr>
-          <w:rFonts w:hint="eastAsia"/>
+          <w:rFonts w:hint="eastAsia" w:eastAsia="黑体"/>
         </w:rPr>
         <w:t xml:space="preserve">组成的</w:t>
       </w:r>
       <w:r>
+        <w:rPr>
+          <w:rFonts w:eastAsia="黑体"/>
+        </w:rPr>
         <w:t xml:space="preserve"> DC-DC </w:t>
       </w:r>
       <w:r>
         <w:rPr>
-          <w:rFonts w:hint="eastAsia"/>
+          <w:rFonts w:hint="eastAsia" w:eastAsia="黑体"/>
         </w:rPr>
         <w:t xml:space="preserve">变换驱动网络，按输入输出关系分为降压（Buck）、升压（Boost）与升降压（Buck-Boost），此处以最经典的降压（Buck）为例。电路共有</w:t>
       </w:r>
       <w:r>
+        <w:rPr>
+          <w:rFonts w:eastAsia="黑体"/>
+        </w:rPr>
         <w:t xml:space="preserve"> 4 </w:t>
       </w:r>
       <w:r>
         <w:rPr>
-          <w:rFonts w:hint="eastAsia"/>
+          <w:rFonts w:hint="eastAsia" w:eastAsia="黑体"/>
         </w:rPr>
         <w:t xml:space="preserve">个关键节点：</w:t>
       </w:r>
       <w:r>
         <w:rPr>
-          <w:rFonts w:hint="eastAsia"/>
+          <w:rFonts w:hint="eastAsia" w:eastAsia="黑体"/>
           <w:b/>
           <w:bCs/>
         </w:rPr>
@@ -330,6 +371,7 @@
       </w:r>
       <w:r>
         <w:rPr>
+          <w:rFonts w:eastAsia="黑体"/>
           <w:b/>
           <w:bCs/>
         </w:rPr>
@@ -337,7 +379,7 @@
       </w:r>
       <w:r>
         <w:rPr>
-          <w:rFonts w:hint="eastAsia"/>
+          <w:rFonts w:hint="eastAsia" w:eastAsia="黑体"/>
           <w:b/>
           <w:bCs/>
         </w:rPr>
@@ -345,6 +387,7 @@
       </w:r>
       <w:r>
         <w:rPr>
+          <w:rFonts w:eastAsia="黑体"/>
           <w:b/>
           <w:bCs/>
         </w:rPr>
@@ -369,11 +412,14 @@
       </m:oMath>
       <w:r>
         <w:rPr>
-          <w:rFonts w:hint="eastAsia"/>
+          <w:rFonts w:hint="eastAsia" w:eastAsia="黑体"/>
         </w:rPr>
         <w:t xml:space="preserve">（输入电源正极与</w:t>
       </w:r>
       <w:r>
+        <w:rPr>
+          <w:rFonts w:eastAsia="黑体"/>
+        </w:rPr>
         <w:t xml:space="preserve"> </w:t>
       </w:r>
       <m:oMath>
@@ -391,26 +437,32 @@
         </m:sSub>
       </m:oMath>
       <w:r>
+        <w:rPr>
+          <w:rFonts w:eastAsia="黑体"/>
+        </w:rPr>
         <w:t xml:space="preserve"> </w:t>
       </w:r>
       <w:r>
         <w:rPr>
-          <w:rFonts w:hint="eastAsia"/>
+          <w:rFonts w:hint="eastAsia" w:eastAsia="黑体"/>
         </w:rPr>
         <w:t xml:space="preserve">漏极</w:t>
       </w:r>
       <w:r>
+        <w:rPr>
+          <w:rFonts w:eastAsia="黑体"/>
+        </w:rPr>
         <w:t xml:space="preserve"> D </w:t>
       </w:r>
       <w:r>
         <w:rPr>
-          <w:rFonts w:hint="eastAsia"/>
+          <w:rFonts w:hint="eastAsia" w:eastAsia="黑体"/>
         </w:rPr>
         <w:t xml:space="preserve">相连）；</w:t>
       </w:r>
       <w:r>
         <w:rPr>
-          <w:rFonts w:hint="eastAsia"/>
+          <w:rFonts w:hint="eastAsia" w:eastAsia="黑体"/>
           <w:b/>
           <w:bCs/>
         </w:rPr>
@@ -418,6 +470,7 @@
       </w:r>
       <w:r>
         <w:rPr>
+          <w:rFonts w:eastAsia="黑体"/>
           <w:b/>
           <w:bCs/>
         </w:rPr>
@@ -425,7 +478,7 @@
       </w:r>
       <w:r>
         <w:rPr>
-          <w:rFonts w:hint="eastAsia"/>
+          <w:rFonts w:hint="eastAsia" w:eastAsia="黑体"/>
           <w:b/>
           <w:bCs/>
         </w:rPr>
@@ -433,6 +486,7 @@
       </w:r>
       <w:r>
         <w:rPr>
+          <w:rFonts w:eastAsia="黑体"/>
           <w:b/>
           <w:bCs/>
         </w:rPr>
@@ -440,7 +494,7 @@
       </w:r>
       <w:r>
         <w:rPr>
-          <w:rFonts w:hint="eastAsia"/>
+          <w:rFonts w:hint="eastAsia" w:eastAsia="黑体"/>
         </w:rPr>
         <w:t xml:space="preserve">（</w:t>
       </w:r>
@@ -459,15 +513,21 @@
         </m:sSub>
       </m:oMath>
       <w:r>
+        <w:rPr>
+          <w:rFonts w:eastAsia="黑体"/>
+        </w:rPr>
         <w:t xml:space="preserve"> </w:t>
       </w:r>
       <w:r>
         <w:rPr>
-          <w:rFonts w:hint="eastAsia"/>
+          <w:rFonts w:hint="eastAsia" w:eastAsia="黑体"/>
         </w:rPr>
         <w:t xml:space="preserve">源极</w:t>
       </w:r>
       <w:r>
+        <w:rPr>
+          <w:rFonts w:eastAsia="黑体"/>
+        </w:rPr>
         <w:t xml:space="preserve"> S、</w:t>
       </w:r>
       <m:oMath>
@@ -485,15 +545,21 @@
         </m:sSub>
       </m:oMath>
       <w:r>
+        <w:rPr>
+          <w:rFonts w:eastAsia="黑体"/>
+        </w:rPr>
         <w:t xml:space="preserve"> </w:t>
       </w:r>
       <w:r>
         <w:rPr>
-          <w:rFonts w:hint="eastAsia"/>
+          <w:rFonts w:hint="eastAsia" w:eastAsia="黑体"/>
         </w:rPr>
         <w:t xml:space="preserve">阴极、电感</w:t>
       </w:r>
       <w:r>
+        <w:rPr>
+          <w:rFonts w:eastAsia="黑体"/>
+        </w:rPr>
         <w:t xml:space="preserve"> </w:t>
       </w:r>
       <m:oMath>
@@ -502,17 +568,20 @@
         </m:r>
       </m:oMath>
       <w:r>
+        <w:rPr>
+          <w:rFonts w:eastAsia="黑体"/>
+        </w:rPr>
         <w:t xml:space="preserve"> </w:t>
       </w:r>
       <w:r>
         <w:rPr>
-          <w:rFonts w:hint="eastAsia"/>
+          <w:rFonts w:hint="eastAsia" w:eastAsia="黑体"/>
         </w:rPr>
         <w:t xml:space="preserve">一端三者相连）；</w:t>
       </w:r>
       <w:r>
         <w:rPr>
-          <w:rFonts w:hint="eastAsia"/>
+          <w:rFonts w:hint="eastAsia" w:eastAsia="黑体"/>
           <w:b/>
           <w:bCs/>
         </w:rPr>
@@ -520,6 +589,7 @@
       </w:r>
       <w:r>
         <w:rPr>
+          <w:rFonts w:eastAsia="黑体"/>
           <w:b/>
           <w:bCs/>
         </w:rPr>
@@ -527,7 +597,7 @@
       </w:r>
       <w:r>
         <w:rPr>
-          <w:rFonts w:hint="eastAsia"/>
+          <w:rFonts w:hint="eastAsia" w:eastAsia="黑体"/>
           <w:b/>
           <w:bCs/>
         </w:rPr>
@@ -535,11 +605,14 @@
       </w:r>
       <w:r>
         <w:rPr>
-          <w:rFonts w:hint="eastAsia"/>
+          <w:rFonts w:hint="eastAsia" w:eastAsia="黑体"/>
         </w:rPr>
         <w:t xml:space="preserve">（电感</w:t>
       </w:r>
       <w:r>
+        <w:rPr>
+          <w:rFonts w:eastAsia="黑体"/>
+        </w:rPr>
         <w:t xml:space="preserve"> </w:t>
       </w:r>
       <m:oMath>
@@ -548,11 +621,14 @@
         </m:r>
       </m:oMath>
       <w:r>
+        <w:rPr>
+          <w:rFonts w:eastAsia="黑体"/>
+        </w:rPr>
         <w:t xml:space="preserve"> </w:t>
       </w:r>
       <w:r>
         <w:rPr>
-          <w:rFonts w:hint="eastAsia"/>
+          <w:rFonts w:hint="eastAsia" w:eastAsia="黑体"/>
         </w:rPr>
         <w:t xml:space="preserve">另一端、</w:t>
       </w:r>
@@ -577,26 +653,32 @@
         </m:sSub>
       </m:oMath>
       <w:r>
+        <w:rPr>
+          <w:rFonts w:eastAsia="黑体"/>
+        </w:rPr>
         <w:t xml:space="preserve"> </w:t>
       </w:r>
       <w:r>
         <w:rPr>
-          <w:rFonts w:hint="eastAsia"/>
+          <w:rFonts w:hint="eastAsia" w:eastAsia="黑体"/>
         </w:rPr>
         <w:t xml:space="preserve">上端、LED</w:t>
       </w:r>
       <w:r>
+        <w:rPr>
+          <w:rFonts w:eastAsia="黑体"/>
+        </w:rPr>
         <w:t xml:space="preserve"> </w:t>
       </w:r>
       <w:r>
         <w:rPr>
-          <w:rFonts w:hint="eastAsia"/>
+          <w:rFonts w:hint="eastAsia" w:eastAsia="黑体"/>
         </w:rPr>
         <w:t xml:space="preserve">阳极相连）；</w:t>
       </w:r>
       <w:r>
         <w:rPr>
-          <w:rFonts w:hint="eastAsia"/>
+          <w:rFonts w:hint="eastAsia" w:eastAsia="黑体"/>
           <w:b/>
           <w:bCs/>
         </w:rPr>
@@ -604,6 +686,7 @@
       </w:r>
       <w:r>
         <w:rPr>
+          <w:rFonts w:eastAsia="黑体"/>
           <w:b/>
           <w:bCs/>
         </w:rPr>
@@ -611,7 +694,7 @@
       </w:r>
       <w:r>
         <w:rPr>
-          <w:rFonts w:hint="eastAsia"/>
+          <w:rFonts w:hint="eastAsia" w:eastAsia="黑体"/>
           <w:b/>
           <w:bCs/>
         </w:rPr>
@@ -619,6 +702,7 @@
       </w:r>
       <w:r>
         <w:rPr>
+          <w:rFonts w:eastAsia="黑体"/>
           <w:b/>
           <w:bCs/>
         </w:rPr>
@@ -626,7 +710,7 @@
       </w:r>
       <w:r>
         <w:rPr>
-          <w:rFonts w:hint="eastAsia"/>
+          <w:rFonts w:hint="eastAsia" w:eastAsia="黑体"/>
         </w:rPr>
         <w:t xml:space="preserve">（输入电源负极、</w:t>
       </w:r>
@@ -645,11 +729,14 @@
         </m:sSub>
       </m:oMath>
       <w:r>
+        <w:rPr>
+          <w:rFonts w:eastAsia="黑体"/>
+        </w:rPr>
         <w:t xml:space="preserve"> </w:t>
       </w:r>
       <w:r>
         <w:rPr>
-          <w:rFonts w:hint="eastAsia"/>
+          <w:rFonts w:hint="eastAsia" w:eastAsia="黑体"/>
         </w:rPr>
         <w:t xml:space="preserve">阳极、</w:t>
       </w:r>
@@ -674,15 +761,21 @@
         </m:sSub>
       </m:oMath>
       <w:r>
+        <w:rPr>
+          <w:rFonts w:eastAsia="黑体"/>
+        </w:rPr>
         <w:t xml:space="preserve"> </w:t>
       </w:r>
       <w:r>
         <w:rPr>
-          <w:rFonts w:hint="eastAsia"/>
+          <w:rFonts w:hint="eastAsia" w:eastAsia="黑体"/>
         </w:rPr>
         <w:t xml:space="preserve">下端、采样电阻与</w:t>
       </w:r>
       <w:r>
+        <w:rPr>
+          <w:rFonts w:eastAsia="黑体"/>
+        </w:rPr>
         <w:t xml:space="preserve"> </w:t>
       </w:r>
       <m:oMath>
@@ -700,11 +793,14 @@
         </m:sSub>
       </m:oMath>
       <w:r>
+        <w:rPr>
+          <w:rFonts w:eastAsia="黑体"/>
+        </w:rPr>
         <w:t xml:space="preserve"> </w:t>
       </w:r>
       <w:r>
         <w:rPr>
-          <w:rFonts w:hint="eastAsia"/>
+          <w:rFonts w:hint="eastAsia" w:eastAsia="黑体"/>
         </w:rPr>
         <w:t xml:space="preserve">地相连）。</w:t>
       </w:r>
@@ -713,7 +809,7 @@
       <w:pPr/>
       <w:r>
         <w:rPr>
-          <w:rFonts w:hint="eastAsia"/>
+          <w:rFonts w:hint="eastAsia" w:eastAsia="黑体"/>
         </w:rPr>
         <w:t xml:space="preserve">各元件管脚连接：</w:t>
       </w:r>
@@ -732,24 +828,33 @@
         </m:sSub>
       </m:oMath>
       <w:r>
+        <w:rPr>
+          <w:rFonts w:eastAsia="黑体"/>
+        </w:rPr>
         <w:t xml:space="preserve"> </w:t>
       </w:r>
       <w:r>
         <w:rPr>
-          <w:rFonts w:hint="eastAsia"/>
+          <w:rFonts w:hint="eastAsia" w:eastAsia="黑体"/>
         </w:rPr>
         <w:t xml:space="preserve">的</w:t>
       </w:r>
       <w:r>
+        <w:rPr>
+          <w:rFonts w:eastAsia="黑体"/>
+        </w:rPr>
         <w:t xml:space="preserve"> G </w:t>
       </w:r>
       <w:r>
         <w:rPr>
-          <w:rFonts w:hint="eastAsia"/>
+          <w:rFonts w:hint="eastAsia" w:eastAsia="黑体"/>
         </w:rPr>
         <w:t xml:space="preserve">接</w:t>
       </w:r>
       <w:r>
+        <w:rPr>
+          <w:rFonts w:eastAsia="黑体"/>
+        </w:rPr>
         <w:t xml:space="preserve"> </w:t>
       </w:r>
       <m:oMath>
@@ -767,35 +872,44 @@
         </m:sSub>
       </m:oMath>
       <w:r>
+        <w:rPr>
+          <w:rFonts w:eastAsia="黑体"/>
+        </w:rPr>
         <w:t xml:space="preserve"> </w:t>
       </w:r>
       <w:r>
         <w:rPr>
-          <w:rFonts w:hint="eastAsia"/>
+          <w:rFonts w:hint="eastAsia" w:eastAsia="黑体"/>
         </w:rPr>
         <w:t xml:space="preserve">的栅极驱动输出、D</w:t>
       </w:r>
       <w:r>
+        <w:rPr>
+          <w:rFonts w:eastAsia="黑体"/>
+        </w:rPr>
         <w:t xml:space="preserve"> </w:t>
       </w:r>
       <w:r>
         <w:rPr>
-          <w:rFonts w:hint="eastAsia"/>
+          <w:rFonts w:hint="eastAsia" w:eastAsia="黑体"/>
         </w:rPr>
         <w:t xml:space="preserve">接节点①输入正端、S</w:t>
       </w:r>
       <w:r>
+        <w:rPr>
+          <w:rFonts w:eastAsia="黑体"/>
+        </w:rPr>
         <w:t xml:space="preserve"> </w:t>
       </w:r>
       <w:r>
         <w:rPr>
-          <w:rFonts w:hint="eastAsia"/>
+          <w:rFonts w:hint="eastAsia" w:eastAsia="黑体"/>
         </w:rPr>
         <w:t xml:space="preserve">接节点②开关节点；</w:t>
       </w:r>
       <w:r>
         <w:rPr>
-          <w:rFonts w:hint="eastAsia"/>
+          <w:rFonts w:hint="eastAsia" w:eastAsia="黑体"/>
           <w:b/>
           <w:bCs/>
         </w:rPr>
@@ -803,6 +917,7 @@
       </w:r>
       <w:r>
         <w:rPr>
+          <w:rFonts w:eastAsia="黑体"/>
           <w:b/>
           <w:bCs/>
         </w:rPr>
@@ -814,11 +929,14 @@
         </m:r>
       </m:oMath>
       <w:r>
+        <w:rPr>
+          <w:rFonts w:eastAsia="黑体"/>
+        </w:rPr>
         <w:t xml:space="preserve"> </w:t>
       </w:r>
       <w:r>
         <w:rPr>
-          <w:rFonts w:hint="eastAsia"/>
+          <w:rFonts w:hint="eastAsia" w:eastAsia="黑体"/>
         </w:rPr>
         <w:t xml:space="preserve">一端接节点②开关节点、另一端接节点③输出节点；</w:t>
       </w:r>
@@ -837,11 +955,14 @@
         </m:sSub>
       </m:oMath>
       <w:r>
+        <w:rPr>
+          <w:rFonts w:eastAsia="黑体"/>
+        </w:rPr>
         <w:t xml:space="preserve"> </w:t>
       </w:r>
       <w:r>
         <w:rPr>
-          <w:rFonts w:hint="eastAsia"/>
+          <w:rFonts w:hint="eastAsia" w:eastAsia="黑体"/>
         </w:rPr>
         <w:t xml:space="preserve">阳极接节点④地、阴极接节点②开关节点；</w:t>
       </w:r>
@@ -866,17 +987,20 @@
         </m:sSub>
       </m:oMath>
       <w:r>
+        <w:rPr>
+          <w:rFonts w:eastAsia="黑体"/>
+        </w:rPr>
         <w:t xml:space="preserve"> </w:t>
       </w:r>
       <w:r>
         <w:rPr>
-          <w:rFonts w:hint="eastAsia"/>
+          <w:rFonts w:hint="eastAsia" w:eastAsia="黑体"/>
         </w:rPr>
         <w:t xml:space="preserve">一端接节点③输出节点、另一端接节点④地；</w:t>
       </w:r>
       <w:r>
         <w:rPr>
-          <w:rFonts w:hint="eastAsia"/>
+          <w:rFonts w:hint="eastAsia" w:eastAsia="黑体"/>
           <w:b/>
           <w:bCs/>
         </w:rPr>
@@ -884,6 +1008,7 @@
       </w:r>
       <w:r>
         <w:rPr>
+          <w:rFonts w:eastAsia="黑体"/>
           <w:b/>
           <w:bCs/>
         </w:rPr>
@@ -916,24 +1041,33 @@
         </m:sSub>
       </m:oMath>
       <w:r>
+        <w:rPr>
+          <w:rFonts w:eastAsia="黑体"/>
+        </w:rPr>
         <w:t xml:space="preserve"> </w:t>
       </w:r>
       <w:r>
         <w:rPr>
-          <w:rFonts w:hint="eastAsia"/>
+          <w:rFonts w:hint="eastAsia" w:eastAsia="黑体"/>
         </w:rPr>
         <w:t xml:space="preserve">一端接节点④地、另一端串接于</w:t>
       </w:r>
       <w:r>
+        <w:rPr>
+          <w:rFonts w:eastAsia="黑体"/>
+        </w:rPr>
         <w:t xml:space="preserve"> LED </w:t>
       </w:r>
       <w:r>
         <w:rPr>
-          <w:rFonts w:hint="eastAsia"/>
+          <w:rFonts w:hint="eastAsia" w:eastAsia="黑体"/>
         </w:rPr>
         <w:t xml:space="preserve">阴极回路（其上的采样电压送</w:t>
       </w:r>
       <w:r>
+        <w:rPr>
+          <w:rFonts w:eastAsia="黑体"/>
+        </w:rPr>
         <w:t xml:space="preserve"> </w:t>
       </w:r>
       <m:oMath>
@@ -951,31 +1085,41 @@
         </m:sSub>
       </m:oMath>
       <w:r>
+        <w:rPr>
+          <w:rFonts w:eastAsia="黑体"/>
+        </w:rPr>
         <w:t xml:space="preserve"> </w:t>
       </w:r>
       <w:r>
         <w:rPr>
-          <w:rFonts w:hint="eastAsia"/>
+          <w:rFonts w:hint="eastAsia" w:eastAsia="黑体"/>
         </w:rPr>
         <w:t xml:space="preserve">采样端）；</w:t>
       </w:r>
       <w:r>
         <w:rPr>
+          <w:rFonts w:eastAsia="黑体"/>
           <w:b/>
           <w:bCs/>
         </w:rPr>
         <w:t xml:space="preserve">LED</w:t>
       </w:r>
       <w:r>
+        <w:rPr>
+          <w:rFonts w:eastAsia="黑体"/>
+        </w:rPr>
         <w:t xml:space="preserve"> </w:t>
       </w:r>
       <w:r>
         <w:rPr>
-          <w:rFonts w:hint="eastAsia"/>
+          <w:rFonts w:hint="eastAsia" w:eastAsia="黑体"/>
         </w:rPr>
         <w:t xml:space="preserve">阳极接节点③输出节点、阴极经</w:t>
       </w:r>
       <w:r>
+        <w:rPr>
+          <w:rFonts w:eastAsia="黑体"/>
+        </w:rPr>
         <w:t xml:space="preserve"> </w:t>
       </w:r>
       <m:oMath>
@@ -1005,11 +1149,14 @@
         </m:sSub>
       </m:oMath>
       <w:r>
+        <w:rPr>
+          <w:rFonts w:eastAsia="黑体"/>
+        </w:rPr>
         <w:t xml:space="preserve"> </w:t>
       </w:r>
       <w:r>
         <w:rPr>
-          <w:rFonts w:hint="eastAsia"/>
+          <w:rFonts w:hint="eastAsia" w:eastAsia="黑体"/>
         </w:rPr>
         <w:t xml:space="preserve">接节点④地；</w:t>
       </w:r>
@@ -1028,15 +1175,21 @@
         </m:sSub>
       </m:oMath>
       <w:r>
+        <w:rPr>
+          <w:rFonts w:eastAsia="黑体"/>
+        </w:rPr>
         <w:t xml:space="preserve"> </w:t>
       </w:r>
       <w:r>
         <w:rPr>
-          <w:rFonts w:hint="eastAsia"/>
+          <w:rFonts w:hint="eastAsia" w:eastAsia="黑体"/>
         </w:rPr>
         <w:t xml:space="preserve">的栅极驱动输出接</w:t>
       </w:r>
       <w:r>
+        <w:rPr>
+          <w:rFonts w:eastAsia="黑体"/>
+        </w:rPr>
         <w:t xml:space="preserve"> </w:t>
       </w:r>
       <m:oMath>
@@ -1054,24 +1207,33 @@
         </m:sSub>
       </m:oMath>
       <w:r>
+        <w:rPr>
+          <w:rFonts w:eastAsia="黑体"/>
+        </w:rPr>
         <w:t xml:space="preserve"> </w:t>
       </w:r>
       <w:r>
         <w:rPr>
-          <w:rFonts w:hint="eastAsia"/>
+          <w:rFonts w:hint="eastAsia" w:eastAsia="黑体"/>
         </w:rPr>
         <w:t xml:space="preserve">的</w:t>
       </w:r>
       <w:r>
+        <w:rPr>
+          <w:rFonts w:eastAsia="黑体"/>
+        </w:rPr>
         <w:t xml:space="preserve"> </w:t>
       </w:r>
       <w:r>
         <w:rPr>
-          <w:rFonts w:hint="eastAsia"/>
+          <w:rFonts w:hint="eastAsia" w:eastAsia="黑体"/>
         </w:rPr>
         <w:t xml:space="preserve">G、电流采样输入接</w:t>
       </w:r>
       <w:r>
+        <w:rPr>
+          <w:rFonts w:eastAsia="黑体"/>
+        </w:rPr>
         <w:t xml:space="preserve"> </w:t>
       </w:r>
       <m:oMath>
@@ -1102,7 +1264,7 @@
       </m:oMath>
       <w:r>
         <w:rPr>
-          <w:rFonts w:hint="eastAsia"/>
+          <w:rFonts w:hint="eastAsia" w:eastAsia="黑体"/>
         </w:rPr>
         <w:t xml:space="preserve">、电源与地接节点①输入正端与节点④地。</w:t>
       </w:r>
@@ -1111,7 +1273,7 @@
       <w:pPr/>
       <w:r>
         <w:rPr>
-          <w:rFonts w:hint="eastAsia"/>
+          <w:rFonts w:hint="eastAsia" w:eastAsia="黑体"/>
         </w:rPr>
         <w:t xml:space="preserve">由此构成”降压（Buck）型开关恒流”组态：</w:t>
       </w:r>
@@ -1130,15 +1292,21 @@
         </m:sSub>
       </m:oMath>
       <w:r>
+        <w:rPr>
+          <w:rFonts w:eastAsia="黑体"/>
+        </w:rPr>
         <w:t xml:space="preserve"> </w:t>
       </w:r>
       <w:r>
         <w:rPr>
-          <w:rFonts w:hint="eastAsia"/>
+          <w:rFonts w:hint="eastAsia" w:eastAsia="黑体"/>
         </w:rPr>
         <w:t xml:space="preserve">高频通断使电感</w:t>
       </w:r>
       <w:r>
+        <w:rPr>
+          <w:rFonts w:eastAsia="黑体"/>
+        </w:rPr>
         <w:t xml:space="preserve"> </w:t>
       </w:r>
       <m:oMath>
@@ -1147,11 +1315,14 @@
         </m:r>
       </m:oMath>
       <w:r>
+        <w:rPr>
+          <w:rFonts w:eastAsia="黑体"/>
+        </w:rPr>
         <w:t xml:space="preserve"> </w:t>
       </w:r>
       <w:r>
         <w:rPr>
-          <w:rFonts w:hint="eastAsia"/>
+          <w:rFonts w:hint="eastAsia" w:eastAsia="黑体"/>
         </w:rPr>
         <w:t xml:space="preserve">储能与释能，</w:t>
       </w:r>
@@ -1170,15 +1341,21 @@
         </m:sSub>
       </m:oMath>
       <w:r>
+        <w:rPr>
+          <w:rFonts w:eastAsia="黑体"/>
+        </w:rPr>
         <w:t xml:space="preserve"> </w:t>
       </w:r>
       <w:r>
         <w:rPr>
-          <w:rFonts w:hint="eastAsia"/>
+          <w:rFonts w:hint="eastAsia" w:eastAsia="黑体"/>
         </w:rPr>
         <w:t xml:space="preserve">在</w:t>
       </w:r>
       <w:r>
+        <w:rPr>
+          <w:rFonts w:eastAsia="黑体"/>
+        </w:rPr>
         <w:t xml:space="preserve"> </w:t>
       </w:r>
       <m:oMath>
@@ -1196,11 +1373,14 @@
         </m:sSub>
       </m:oMath>
       <w:r>
+        <w:rPr>
+          <w:rFonts w:eastAsia="黑体"/>
+        </w:rPr>
         <w:t xml:space="preserve"> </w:t>
       </w:r>
       <w:r>
         <w:rPr>
-          <w:rFonts w:hint="eastAsia"/>
+          <w:rFonts w:hint="eastAsia" w:eastAsia="黑体"/>
         </w:rPr>
         <w:t xml:space="preserve">关断时为电感电流提供续流回路，</w:t>
       </w:r>
@@ -1225,15 +1405,21 @@
         </m:sSub>
       </m:oMath>
       <w:r>
+        <w:rPr>
+          <w:rFonts w:eastAsia="黑体"/>
+        </w:rPr>
         <w:t xml:space="preserve"> </w:t>
       </w:r>
       <w:r>
         <w:rPr>
-          <w:rFonts w:hint="eastAsia"/>
+          <w:rFonts w:hint="eastAsia" w:eastAsia="黑体"/>
         </w:rPr>
         <w:t xml:space="preserve">平滑输出；控制环由</w:t>
       </w:r>
       <w:r>
+        <w:rPr>
+          <w:rFonts w:eastAsia="黑体"/>
+        </w:rPr>
         <w:t xml:space="preserve"> </w:t>
       </w:r>
       <m:oMath>
@@ -1263,24 +1449,33 @@
         </m:sSub>
       </m:oMath>
       <w:r>
+        <w:rPr>
+          <w:rFonts w:eastAsia="黑体"/>
+        </w:rPr>
         <w:t xml:space="preserve"> </w:t>
       </w:r>
       <w:r>
         <w:rPr>
-          <w:rFonts w:hint="eastAsia"/>
+          <w:rFonts w:hint="eastAsia" w:eastAsia="黑体"/>
         </w:rPr>
         <w:t xml:space="preserve">检测</w:t>
       </w:r>
       <w:r>
+        <w:rPr>
+          <w:rFonts w:eastAsia="黑体"/>
+        </w:rPr>
         <w:t xml:space="preserve"> LED </w:t>
       </w:r>
       <w:r>
         <w:rPr>
-          <w:rFonts w:hint="eastAsia"/>
+          <w:rFonts w:hint="eastAsia" w:eastAsia="黑体"/>
         </w:rPr>
         <w:t xml:space="preserve">电流并与基准比较，调节占空比使</w:t>
       </w:r>
       <w:r>
+        <w:rPr>
+          <w:rFonts w:eastAsia="黑体"/>
+        </w:rPr>
         <w:t xml:space="preserve"> </w:t>
       </w:r>
       <m:oMath>
@@ -1358,20 +1553,26 @@
         </m:sSub>
       </m:oMath>
       <w:r>
+        <w:rPr>
+          <w:rFonts w:eastAsia="黑体"/>
+        </w:rPr>
         <w:t xml:space="preserve"> </w:t>
       </w:r>
       <w:r>
         <w:rPr>
-          <w:rFonts w:hint="eastAsia"/>
+          <w:rFonts w:hint="eastAsia" w:eastAsia="黑体"/>
         </w:rPr>
         <w:t xml:space="preserve">恒定，实现高效恒流驱动大功率</w:t>
       </w:r>
       <w:r>
+        <w:rPr>
+          <w:rFonts w:eastAsia="黑体"/>
+        </w:rPr>
         <w:t xml:space="preserve"> </w:t>
       </w:r>
       <w:r>
         <w:rPr>
-          <w:rFonts w:hint="eastAsia"/>
+          <w:rFonts w:hint="eastAsia" w:eastAsia="黑体"/>
         </w:rPr>
         <w:t xml:space="preserve">LED，效率远高于线性方案。</w:t>
       </w:r>
@@ -1384,7 +1585,7 @@
       </w:pPr>
       <w:r>
         <w:rPr>
-          <w:rFonts w:hint="eastAsia"/>
+          <w:rFonts w:hint="eastAsia" w:eastAsia="黑体"/>
         </w:rPr>
         <w:t xml:space="preserve">工作原理</w:t>
       </w:r>
@@ -1395,16 +1596,19 @@
       </w:pPr>
       <w:r>
         <w:rPr>
-          <w:rFonts w:hint="eastAsia"/>
+          <w:rFonts w:hint="eastAsia" w:eastAsia="黑体"/>
         </w:rPr>
         <w:t xml:space="preserve">开关管周期性通断，使电感在一个开关周期内储能与释能，配合续流二极管把能量平稳传递到负载；控制环检测</w:t>
       </w:r>
       <w:r>
+        <w:rPr>
+          <w:rFonts w:eastAsia="黑体"/>
+        </w:rPr>
         <w:t xml:space="preserve"> LED </w:t>
       </w:r>
       <w:r>
         <w:rPr>
-          <w:rFonts w:hint="eastAsia"/>
+          <w:rFonts w:hint="eastAsia" w:eastAsia="黑体"/>
         </w:rPr>
         <w:t xml:space="preserve">电流并与基准比较，调节占空比以维持恒流输出。</w:t>
       </w:r>
@@ -1417,7 +1621,7 @@
       </w:pPr>
       <w:r>
         <w:rPr>
-          <w:rFonts w:hint="eastAsia"/>
+          <w:rFonts w:hint="eastAsia" w:eastAsia="黑体"/>
         </w:rPr>
         <w:t xml:space="preserve">关键计算公式</w:t>
       </w:r>
@@ -1430,11 +1634,14 @@
         </w:numPr>
       </w:pPr>
       <w:r>
+        <w:rPr>
+          <w:rFonts w:eastAsia="黑体"/>
+        </w:rPr>
         <w:t xml:space="preserve">Buck </w:t>
       </w:r>
       <w:r>
         <w:rPr>
-          <w:rFonts w:hint="eastAsia"/>
+          <w:rFonts w:hint="eastAsia" w:eastAsia="黑体"/>
         </w:rPr>
         <w:t xml:space="preserve">占空比（连续模式理想）：</w:t>
       </w:r>
@@ -1511,11 +1718,14 @@
         </w:numPr>
       </w:pPr>
       <w:r>
+        <w:rPr>
+          <w:rFonts w:eastAsia="黑体"/>
+        </w:rPr>
         <w:t xml:space="preserve">Boost </w:t>
       </w:r>
       <w:r>
         <w:rPr>
-          <w:rFonts w:hint="eastAsia"/>
+          <w:rFonts w:hint="eastAsia" w:eastAsia="黑体"/>
         </w:rPr>
         <w:t xml:space="preserve">占空比（连续模式理想）：</w:t>
       </w:r>
@@ -1602,7 +1812,7 @@
       </w:pPr>
       <w:r>
         <w:rPr>
-          <w:rFonts w:hint="eastAsia"/>
+          <w:rFonts w:hint="eastAsia" w:eastAsia="黑体"/>
         </w:rPr>
         <w:t xml:space="preserve">纹波电流（Buck）：</w:t>
       </w:r>
@@ -1734,7 +1944,7 @@
       </w:pPr>
       <w:r>
         <w:rPr>
-          <w:rFonts w:hint="eastAsia"/>
+          <w:rFonts w:hint="eastAsia" w:eastAsia="黑体"/>
         </w:rPr>
         <w:t xml:space="preserve">电感伏秒平衡（Buck）：</w:t>
       </w:r>
@@ -1869,7 +2079,7 @@
       </w:pPr>
       <w:r>
         <w:rPr>
-          <w:rFonts w:hint="eastAsia"/>
+          <w:rFonts w:hint="eastAsia" w:eastAsia="黑体"/>
         </w:rPr>
         <w:t xml:space="preserve">输出恒流设定：</w:t>
       </w:r>
@@ -1993,7 +2203,7 @@
             </w:pPr>
             <w:r>
               <w:rPr>
-                <w:rFonts w:hint="eastAsia"/>
+                <w:rFonts w:hint="eastAsia" w:eastAsia="黑体"/>
               </w:rPr>
               <w:t xml:space="preserve">符号</w:t>
             </w:r>
@@ -2007,7 +2217,7 @@
             </w:pPr>
             <w:r>
               <w:rPr>
-                <w:rFonts w:hint="eastAsia"/>
+                <w:rFonts w:hint="eastAsia" w:eastAsia="黑体"/>
               </w:rPr>
               <w:t xml:space="preserve">含义</w:t>
             </w:r>
@@ -2021,7 +2231,7 @@
             </w:pPr>
             <w:r>
               <w:rPr>
-                <w:rFonts w:hint="eastAsia"/>
+                <w:rFonts w:hint="eastAsia" w:eastAsia="黑体"/>
               </w:rPr>
               <w:t xml:space="preserve">单位</w:t>
             </w:r>
@@ -2041,6 +2251,9 @@
               </m:r>
             </m:oMath>
             <w:r>
+              <w:rPr>
+                <w:rFonts w:eastAsia="黑体"/>
+              </w:rPr>
               <w:t xml:space="preserve">​</w:t>
             </w:r>
           </w:p>
@@ -2053,7 +2266,7 @@
             </w:pPr>
             <w:r>
               <w:rPr>
-                <w:rFonts w:hint="eastAsia"/>
+                <w:rFonts w:hint="eastAsia" w:eastAsia="黑体"/>
               </w:rPr>
               <w:t xml:space="preserve">占空比</w:t>
             </w:r>
@@ -2066,6 +2279,9 @@
               <w:pStyle w:val="Compact"/>
             </w:pPr>
             <w:r>
+              <w:rPr>
+                <w:rFonts w:eastAsia="黑体"/>
+              </w:rPr>
               <w:t xml:space="preserve">—</w:t>
             </w:r>
           </w:p>
@@ -2096,6 +2312,9 @@
               </m:sSub>
             </m:oMath>
             <w:r>
+              <w:rPr>
+                <w:rFonts w:eastAsia="黑体"/>
+              </w:rPr>
               <w:t xml:space="preserve">​</w:t>
             </w:r>
           </w:p>
@@ -2108,7 +2327,7 @@
             </w:pPr>
             <w:r>
               <w:rPr>
-                <w:rFonts w:hint="eastAsia"/>
+                <w:rFonts w:hint="eastAsia" w:eastAsia="黑体"/>
               </w:rPr>
               <w:t xml:space="preserve">输入电压</w:t>
             </w:r>
@@ -2121,6 +2340,9 @@
               <w:pStyle w:val="Compact"/>
             </w:pPr>
             <w:r>
+              <w:rPr>
+                <w:rFonts w:eastAsia="黑体"/>
+              </w:rPr>
               <w:t xml:space="preserve">V</w:t>
             </w:r>
           </w:p>
@@ -2154,6 +2376,9 @@
               </m:sSub>
             </m:oMath>
             <w:r>
+              <w:rPr>
+                <w:rFonts w:eastAsia="黑体"/>
+              </w:rPr>
               <w:t xml:space="preserve">​</w:t>
             </w:r>
           </w:p>
@@ -2166,16 +2391,19 @@
             </w:pPr>
             <w:r>
               <w:rPr>
-                <w:rFonts w:hint="eastAsia"/>
+                <w:rFonts w:hint="eastAsia" w:eastAsia="黑体"/>
               </w:rPr>
               <w:t xml:space="preserve">输出电压（LED</w:t>
             </w:r>
             <w:r>
+              <w:rPr>
+                <w:rFonts w:eastAsia="黑体"/>
+              </w:rPr>
               <w:t xml:space="preserve"> </w:t>
             </w:r>
             <w:r>
               <w:rPr>
-                <w:rFonts w:hint="eastAsia"/>
+                <w:rFonts w:hint="eastAsia" w:eastAsia="黑体"/>
               </w:rPr>
               <w:t xml:space="preserve">串压降）</w:t>
             </w:r>
@@ -2188,6 +2416,9 @@
               <w:pStyle w:val="Compact"/>
             </w:pPr>
             <w:r>
+              <w:rPr>
+                <w:rFonts w:eastAsia="黑体"/>
+              </w:rPr>
               <w:t xml:space="preserve">V</w:t>
             </w:r>
           </w:p>
@@ -2218,6 +2449,9 @@
               </m:sSub>
             </m:oMath>
             <w:r>
+              <w:rPr>
+                <w:rFonts w:eastAsia="黑体"/>
+              </w:rPr>
               <w:t xml:space="preserve">​</w:t>
             </w:r>
           </w:p>
@@ -2230,7 +2464,7 @@
             </w:pPr>
             <w:r>
               <w:rPr>
-                <w:rFonts w:hint="eastAsia"/>
+                <w:rFonts w:hint="eastAsia" w:eastAsia="黑体"/>
               </w:rPr>
               <w:t xml:space="preserve">开关频率</w:t>
             </w:r>
@@ -2243,6 +2477,9 @@
               <w:pStyle w:val="Compact"/>
             </w:pPr>
             <w:r>
+              <w:rPr>
+                <w:rFonts w:eastAsia="黑体"/>
+              </w:rPr>
               <w:t xml:space="preserve">Hz</w:t>
             </w:r>
           </w:p>
@@ -2261,6 +2498,9 @@
               </m:r>
             </m:oMath>
             <w:r>
+              <w:rPr>
+                <w:rFonts w:eastAsia="黑体"/>
+              </w:rPr>
               <w:t xml:space="preserve">​</w:t>
             </w:r>
           </w:p>
@@ -2273,7 +2513,7 @@
             </w:pPr>
             <w:r>
               <w:rPr>
-                <w:rFonts w:hint="eastAsia"/>
+                <w:rFonts w:hint="eastAsia" w:eastAsia="黑体"/>
               </w:rPr>
               <w:t xml:space="preserve">电感值</w:t>
             </w:r>
@@ -2286,6 +2526,9 @@
               <w:pStyle w:val="Compact"/>
             </w:pPr>
             <w:r>
+              <w:rPr>
+                <w:rFonts w:eastAsia="黑体"/>
+              </w:rPr>
               <w:t xml:space="preserve">H</w:t>
             </w:r>
           </w:p>
@@ -2319,6 +2562,9 @@
               </m:sSub>
             </m:oMath>
             <w:r>
+              <w:rPr>
+                <w:rFonts w:eastAsia="黑体"/>
+              </w:rPr>
               <w:t xml:space="preserve">​</w:t>
             </w:r>
           </w:p>
@@ -2331,7 +2577,7 @@
             </w:pPr>
             <w:r>
               <w:rPr>
-                <w:rFonts w:hint="eastAsia"/>
+                <w:rFonts w:hint="eastAsia" w:eastAsia="黑体"/>
               </w:rPr>
               <w:t xml:space="preserve">电感纹波电流</w:t>
             </w:r>
@@ -2344,6 +2590,9 @@
               <w:pStyle w:val="Compact"/>
             </w:pPr>
             <w:r>
+              <w:rPr>
+                <w:rFonts w:eastAsia="黑体"/>
+              </w:rPr>
               <w:t xml:space="preserve">A</w:t>
             </w:r>
           </w:p>
@@ -2377,6 +2626,9 @@
               </m:sSub>
             </m:oMath>
             <w:r>
+              <w:rPr>
+                <w:rFonts w:eastAsia="黑体"/>
+              </w:rPr>
               <w:t xml:space="preserve">​</w:t>
             </w:r>
           </w:p>
@@ -2388,11 +2640,14 @@
               <w:pStyle w:val="Compact"/>
             </w:pPr>
             <w:r>
+              <w:rPr>
+                <w:rFonts w:eastAsia="黑体"/>
+              </w:rPr>
               <w:t xml:space="preserve">LED </w:t>
             </w:r>
             <w:r>
               <w:rPr>
-                <w:rFonts w:hint="eastAsia"/>
+                <w:rFonts w:hint="eastAsia" w:eastAsia="黑体"/>
               </w:rPr>
               <w:t xml:space="preserve">恒流</w:t>
             </w:r>
@@ -2405,6 +2660,9 @@
               <w:pStyle w:val="Compact"/>
             </w:pPr>
             <w:r>
+              <w:rPr>
+                <w:rFonts w:eastAsia="黑体"/>
+              </w:rPr>
               <w:t xml:space="preserve">A</w:t>
             </w:r>
           </w:p>
@@ -2438,6 +2696,9 @@
               </m:sSub>
             </m:oMath>
             <w:r>
+              <w:rPr>
+                <w:rFonts w:eastAsia="黑体"/>
+              </w:rPr>
               <w:t xml:space="preserve">​</w:t>
             </w:r>
           </w:p>
@@ -2450,7 +2711,7 @@
             </w:pPr>
             <w:r>
               <w:rPr>
-                <w:rFonts w:hint="eastAsia"/>
+                <w:rFonts w:hint="eastAsia" w:eastAsia="黑体"/>
               </w:rPr>
               <w:t xml:space="preserve">参考电压</w:t>
             </w:r>
@@ -2463,6 +2724,9 @@
               <w:pStyle w:val="Compact"/>
             </w:pPr>
             <w:r>
+              <w:rPr>
+                <w:rFonts w:eastAsia="黑体"/>
+              </w:rPr>
               <w:t xml:space="preserve">V</w:t>
             </w:r>
           </w:p>
@@ -2502,6 +2766,9 @@
               </m:sSub>
             </m:oMath>
             <w:r>
+              <w:rPr>
+                <w:rFonts w:eastAsia="黑体"/>
+              </w:rPr>
               <w:t xml:space="preserve">​</w:t>
             </w:r>
           </w:p>
@@ -2514,7 +2781,7 @@
             </w:pPr>
             <w:r>
               <w:rPr>
-                <w:rFonts w:hint="eastAsia"/>
+                <w:rFonts w:hint="eastAsia" w:eastAsia="黑体"/>
               </w:rPr>
               <w:t xml:space="preserve">采样电阻</w:t>
             </w:r>
@@ -2527,6 +2794,9 @@
               <w:pStyle w:val="Compact"/>
             </w:pPr>
             <w:r>
+              <w:rPr>
+                <w:rFonts w:eastAsia="黑体"/>
+              </w:rPr>
               <w:t xml:space="preserve">Ω</w:t>
             </w:r>
           </w:p>
@@ -2541,7 +2811,7 @@
       </w:pPr>
       <w:r>
         <w:rPr>
-          <w:rFonts w:hint="eastAsia"/>
+          <w:rFonts w:hint="eastAsia" w:eastAsia="黑体"/>
         </w:rPr>
         <w:t xml:space="preserve">元件调整影响</w:t>
       </w:r>
@@ -2556,7 +2826,7 @@
       </w:pPr>
       <w:r>
         <w:rPr>
-          <w:rFonts w:hint="eastAsia"/>
+          <w:rFonts w:hint="eastAsia" w:eastAsia="黑体"/>
           <w:b/>
           <w:bCs/>
         </w:rPr>
@@ -2564,6 +2834,7 @@
       </w:r>
       <w:r>
         <w:rPr>
+          <w:rFonts w:eastAsia="黑体"/>
           <w:b/>
           <w:bCs/>
         </w:rPr>
@@ -2571,30 +2842,39 @@
       </w:r>
       <w:r>
         <w:rPr>
-          <w:rFonts w:hint="eastAsia"/>
+          <w:rFonts w:hint="eastAsia" w:eastAsia="黑体"/>
           <w:b/>
           <w:bCs/>
         </w:rPr>
         <w:t xml:space="preserve">增大</w:t>
       </w:r>
       <w:r>
+        <w:rPr>
+          <w:rFonts w:eastAsia="黑体"/>
+        </w:rPr>
         <w:t xml:space="preserve"> </w:t>
       </w:r>
       <w:r>
+        <w:rPr>
+          <w:rFonts w:eastAsia="黑体"/>
+        </w:rPr>
         <w:t xml:space="preserve">→ Buck </w:t>
       </w:r>
       <w:r>
         <w:rPr>
-          <w:rFonts w:hint="eastAsia"/>
+          <w:rFonts w:hint="eastAsia" w:eastAsia="黑体"/>
         </w:rPr>
         <w:t xml:space="preserve">输出电压/电流增大（Boost</w:t>
       </w:r>
       <w:r>
+        <w:rPr>
+          <w:rFonts w:eastAsia="黑体"/>
+        </w:rPr>
         <w:t xml:space="preserve"> </w:t>
       </w:r>
       <w:r>
         <w:rPr>
-          <w:rFonts w:hint="eastAsia"/>
+          <w:rFonts w:hint="eastAsia" w:eastAsia="黑体"/>
         </w:rPr>
         <w:t xml:space="preserve">则升压比增大）。</w:t>
       </w:r>
@@ -2609,7 +2889,7 @@
       </w:pPr>
       <w:r>
         <w:rPr>
-          <w:rFonts w:hint="eastAsia"/>
+          <w:rFonts w:hint="eastAsia" w:eastAsia="黑体"/>
           <w:b/>
           <w:bCs/>
         </w:rPr>
@@ -2617,6 +2897,7 @@
       </w:r>
       <w:r>
         <w:rPr>
+          <w:rFonts w:eastAsia="黑体"/>
           <w:b/>
           <w:bCs/>
         </w:rPr>
@@ -2624,21 +2905,27 @@
       </w:r>
       <w:r>
         <w:rPr>
-          <w:rFonts w:hint="eastAsia"/>
+          <w:rFonts w:hint="eastAsia" w:eastAsia="黑体"/>
           <w:b/>
           <w:bCs/>
         </w:rPr>
         <w:t xml:space="preserve">增大</w:t>
       </w:r>
       <w:r>
+        <w:rPr>
+          <w:rFonts w:eastAsia="黑体"/>
+        </w:rPr>
         <w:t xml:space="preserve"> </w:t>
       </w:r>
       <w:r>
+        <w:rPr>
+          <w:rFonts w:eastAsia="黑体"/>
+        </w:rPr>
         <w:t xml:space="preserve">→ </w:t>
       </w:r>
       <w:r>
         <w:rPr>
-          <w:rFonts w:hint="eastAsia"/>
+          <w:rFonts w:hint="eastAsia" w:eastAsia="黑体"/>
         </w:rPr>
         <w:t xml:space="preserve">纹波电流减小，但瞬态响应变差、体积增大。</w:t>
       </w:r>
@@ -2653,7 +2940,7 @@
       </w:pPr>
       <w:r>
         <w:rPr>
-          <w:rFonts w:hint="eastAsia"/>
+          <w:rFonts w:hint="eastAsia" w:eastAsia="黑体"/>
           <w:b/>
           <w:bCs/>
         </w:rPr>
@@ -2661,6 +2948,7 @@
       </w:r>
       <w:r>
         <w:rPr>
+          <w:rFonts w:eastAsia="黑体"/>
           <w:b/>
           <w:bCs/>
         </w:rPr>
@@ -2685,6 +2973,7 @@
       </m:oMath>
       <w:r>
         <w:rPr>
+          <w:rFonts w:eastAsia="黑体"/>
           <w:b/>
           <w:bCs/>
         </w:rPr>
@@ -2692,21 +2981,27 @@
       </w:r>
       <w:r>
         <w:rPr>
-          <w:rFonts w:hint="eastAsia"/>
+          <w:rFonts w:hint="eastAsia" w:eastAsia="黑体"/>
           <w:b/>
           <w:bCs/>
         </w:rPr>
         <w:t xml:space="preserve">提高</w:t>
       </w:r>
       <w:r>
+        <w:rPr>
+          <w:rFonts w:eastAsia="黑体"/>
+        </w:rPr>
         <w:t xml:space="preserve"> </w:t>
       </w:r>
       <w:r>
+        <w:rPr>
+          <w:rFonts w:eastAsia="黑体"/>
+        </w:rPr>
         <w:t xml:space="preserve">→ </w:t>
       </w:r>
       <w:r>
         <w:rPr>
-          <w:rFonts w:hint="eastAsia"/>
+          <w:rFonts w:hint="eastAsia" w:eastAsia="黑体"/>
         </w:rPr>
         <w:t xml:space="preserve">纹波减小、电感可做大减小，但开关损耗增大。</w:t>
       </w:r>
@@ -2721,21 +3016,27 @@
       </w:pPr>
       <w:r>
         <w:rPr>
-          <w:rFonts w:hint="eastAsia"/>
+          <w:rFonts w:hint="eastAsia" w:eastAsia="黑体"/>
           <w:b/>
           <w:bCs/>
         </w:rPr>
         <w:t xml:space="preserve">采样电阻减小</w:t>
       </w:r>
       <w:r>
+        <w:rPr>
+          <w:rFonts w:eastAsia="黑体"/>
+        </w:rPr>
         <w:t xml:space="preserve"> </w:t>
       </w:r>
       <w:r>
+        <w:rPr>
+          <w:rFonts w:eastAsia="黑体"/>
+        </w:rPr>
         <w:t xml:space="preserve">→ LED </w:t>
       </w:r>
       <w:r>
         <w:rPr>
-          <w:rFonts w:hint="eastAsia"/>
+          <w:rFonts w:hint="eastAsia" w:eastAsia="黑体"/>
         </w:rPr>
         <w:t xml:space="preserve">恒流电流增大。</w:t>
       </w:r>
@@ -2748,7 +3049,7 @@
       </w:pPr>
       <w:r>
         <w:rPr>
-          <w:rFonts w:hint="eastAsia"/>
+          <w:rFonts w:hint="eastAsia" w:eastAsia="黑体"/>
         </w:rPr>
         <w:t xml:space="preserve">典型参数示例</w:t>
       </w:r>
@@ -2763,7 +3064,7 @@
       </w:pPr>
       <w:r>
         <w:rPr>
-          <w:rFonts w:hint="eastAsia"/>
+          <w:rFonts w:hint="eastAsia" w:eastAsia="黑体"/>
         </w:rPr>
         <w:t xml:space="preserve">Buck：</w:t>
       </w:r>
@@ -2804,6 +3105,9 @@
         </m:r>
       </m:oMath>
       <w:r>
+        <w:rPr>
+          <w:rFonts w:eastAsia="黑体"/>
+        </w:rPr>
         <w:t xml:space="preserve">、</w:t>
       </w:r>
       <m:oMath>
@@ -2847,25 +3151,31 @@
       </m:oMath>
       <w:r>
         <w:rPr>
-          <w:rFonts w:hint="eastAsia"/>
+          <w:rFonts w:hint="eastAsia" w:eastAsia="黑体"/>
         </w:rPr>
         <w:t xml:space="preserve">（3</w:t>
       </w:r>
       <w:r>
+        <w:rPr>
+          <w:rFonts w:eastAsia="黑体"/>
+        </w:rPr>
         <w:t xml:space="preserve"> </w:t>
       </w:r>
       <w:r>
         <w:rPr>
-          <w:rFonts w:hint="eastAsia"/>
+          <w:rFonts w:hint="eastAsia" w:eastAsia="黑体"/>
         </w:rPr>
         <w:t xml:space="preserve">颗</w:t>
       </w:r>
       <w:r>
+        <w:rPr>
+          <w:rFonts w:eastAsia="黑体"/>
+        </w:rPr>
         <w:t xml:space="preserve"> 3 V </w:t>
       </w:r>
       <w:r>
         <w:rPr>
-          <w:rFonts w:hint="eastAsia"/>
+          <w:rFonts w:hint="eastAsia" w:eastAsia="黑体"/>
         </w:rPr>
         <w:t xml:space="preserve">LED）：</w:t>
       </w:r>
@@ -2902,6 +3212,9 @@
         </m:r>
       </m:oMath>
       <w:r>
+        <w:rPr>
+          <w:rFonts w:eastAsia="黑体"/>
+        </w:rPr>
         <w:t xml:space="preserve">。</w:t>
       </w:r>
     </w:p>
@@ -2915,7 +3228,7 @@
       </w:pPr>
       <w:r>
         <w:rPr>
-          <w:rFonts w:hint="eastAsia"/>
+          <w:rFonts w:hint="eastAsia" w:eastAsia="黑体"/>
         </w:rPr>
         <w:t xml:space="preserve">Buck：</w:t>
       </w:r>
@@ -2956,6 +3269,9 @@
         </m:r>
       </m:oMath>
       <w:r>
+        <w:rPr>
+          <w:rFonts w:eastAsia="黑体"/>
+        </w:rPr>
         <w:t xml:space="preserve">、</w:t>
       </w:r>
       <m:oMath>
@@ -2998,6 +3314,9 @@
         </m:r>
       </m:oMath>
       <w:r>
+        <w:rPr>
+          <w:rFonts w:eastAsia="黑体"/>
+        </w:rPr>
         <w:t xml:space="preserve">、</w:t>
       </w:r>
       <m:oMath>
@@ -3037,6 +3356,9 @@
         </m:r>
       </m:oMath>
       <w:r>
+        <w:rPr>
+          <w:rFonts w:eastAsia="黑体"/>
+        </w:rPr>
         <w:t xml:space="preserve">、</w:t>
       </w:r>
       <m:oMath>
@@ -3068,7 +3390,7 @@
       </m:oMath>
       <w:r>
         <w:rPr>
-          <w:rFonts w:hint="eastAsia"/>
+          <w:rFonts w:hint="eastAsia" w:eastAsia="黑体"/>
         </w:rPr>
         <w:t xml:space="preserve">：</w:t>
       </w:r>
@@ -3244,6 +3566,9 @@
         </m:r>
       </m:oMath>
       <w:r>
+        <w:rPr>
+          <w:rFonts w:eastAsia="黑体"/>
+        </w:rPr>
         <w:t xml:space="preserve">。</w:t>
       </w:r>
     </w:p>
@@ -3255,7 +3580,7 @@
       </w:pPr>
       <w:r>
         <w:rPr>
-          <w:rFonts w:hint="eastAsia"/>
+          <w:rFonts w:hint="eastAsia" w:eastAsia="黑体"/>
         </w:rPr>
         <w:t xml:space="preserve">常见器件型号</w:t>
       </w:r>
@@ -3269,20 +3594,26 @@
         </w:numPr>
       </w:pPr>
       <w:r>
+        <w:rPr>
+          <w:rFonts w:eastAsia="黑体"/>
+        </w:rPr>
         <w:t xml:space="preserve">Buck </w:t>
       </w:r>
       <w:r>
         <w:rPr>
-          <w:rFonts w:hint="eastAsia"/>
+          <w:rFonts w:hint="eastAsia" w:eastAsia="黑体"/>
         </w:rPr>
         <w:t xml:space="preserve">恒流</w:t>
       </w:r>
       <w:r>
+        <w:rPr>
+          <w:rFonts w:eastAsia="黑体"/>
+        </w:rPr>
         <w:t xml:space="preserve"> </w:t>
       </w:r>
       <w:r>
         <w:rPr>
-          <w:rFonts w:hint="eastAsia"/>
+          <w:rFonts w:hint="eastAsia" w:eastAsia="黑体"/>
         </w:rPr>
         <w:t xml:space="preserve">IC：LM3404、PT4115、AL8860、MP2489。</w:t>
       </w:r>
@@ -3296,20 +3627,26 @@
         </w:numPr>
       </w:pPr>
       <w:r>
+        <w:rPr>
+          <w:rFonts w:eastAsia="黑体"/>
+        </w:rPr>
         <w:t xml:space="preserve">Boost </w:t>
       </w:r>
       <w:r>
         <w:rPr>
-          <w:rFonts w:hint="eastAsia"/>
+          <w:rFonts w:hint="eastAsia" w:eastAsia="黑体"/>
         </w:rPr>
         <w:t xml:space="preserve">恒流</w:t>
       </w:r>
       <w:r>
+        <w:rPr>
+          <w:rFonts w:eastAsia="黑体"/>
+        </w:rPr>
         <w:t xml:space="preserve"> </w:t>
       </w:r>
       <w:r>
         <w:rPr>
-          <w:rFonts w:hint="eastAsia"/>
+          <w:rFonts w:hint="eastAsia" w:eastAsia="黑体"/>
         </w:rPr>
         <w:t xml:space="preserve">IC：TPS61165、LM3410、AL3353。</w:t>
       </w:r>
@@ -3324,16 +3661,19 @@
       </w:pPr>
       <w:r>
         <w:rPr>
-          <w:rFonts w:hint="eastAsia"/>
+          <w:rFonts w:hint="eastAsia" w:eastAsia="黑体"/>
         </w:rPr>
         <w:t xml:space="preserve">功率</w:t>
       </w:r>
       <w:r>
+        <w:rPr>
+          <w:rFonts w:eastAsia="黑体"/>
+        </w:rPr>
         <w:t xml:space="preserve"> MOSFET / </w:t>
       </w:r>
       <w:r>
         <w:rPr>
-          <w:rFonts w:hint="eastAsia"/>
+          <w:rFonts w:hint="eastAsia" w:eastAsia="黑体"/>
         </w:rPr>
         <w:t xml:space="preserve">肖特基续流管：BSS138、MBR0540。</w:t>
       </w:r>
@@ -3346,7 +3686,7 @@
       </w:pPr>
       <w:r>
         <w:rPr>
-          <w:rFonts w:hint="eastAsia"/>
+          <w:rFonts w:hint="eastAsia" w:eastAsia="黑体"/>
         </w:rPr>
         <w:t xml:space="preserve">注意事项</w:t>
       </w:r>
@@ -3361,7 +3701,7 @@
       </w:pPr>
       <w:r>
         <w:rPr>
-          <w:rFonts w:hint="eastAsia"/>
+          <w:rFonts w:hint="eastAsia" w:eastAsia="黑体"/>
         </w:rPr>
         <w:t xml:space="preserve">电感需注意饱和电流与额定电流余量；续流二极管需要足够的反向耐压与高频特性。</w:t>
       </w:r>
@@ -3376,16 +3716,19 @@
       </w:pPr>
       <w:r>
         <w:rPr>
-          <w:rFonts w:hint="eastAsia"/>
+          <w:rFonts w:hint="eastAsia" w:eastAsia="黑体"/>
         </w:rPr>
         <w:t xml:space="preserve">输出纹波电流不可超过</w:t>
       </w:r>
       <w:r>
+        <w:rPr>
+          <w:rFonts w:eastAsia="黑体"/>
+        </w:rPr>
         <w:t xml:space="preserve"> LED </w:t>
       </w:r>
       <w:r>
         <w:rPr>
-          <w:rFonts w:hint="eastAsia"/>
+          <w:rFonts w:hint="eastAsia" w:eastAsia="黑体"/>
         </w:rPr>
         <w:t xml:space="preserve">规格；过大的纹波会加速光衰。</w:t>
       </w:r>
@@ -3400,20 +3743,26 @@
       </w:pPr>
       <w:r>
         <w:rPr>
-          <w:rFonts w:hint="eastAsia"/>
+          <w:rFonts w:hint="eastAsia" w:eastAsia="黑体"/>
         </w:rPr>
         <w:t xml:space="preserve">合理</w:t>
       </w:r>
       <w:r>
+        <w:rPr>
+          <w:rFonts w:eastAsia="黑体"/>
+        </w:rPr>
         <w:t xml:space="preserve"> PCB </w:t>
       </w:r>
       <w:r>
         <w:rPr>
-          <w:rFonts w:hint="eastAsia"/>
+          <w:rFonts w:hint="eastAsia" w:eastAsia="黑体"/>
         </w:rPr>
         <w:t xml:space="preserve">布局（功率回路小、地平面完整）以降低</w:t>
       </w:r>
       <w:r>
+        <w:rPr>
+          <w:rFonts w:eastAsia="黑体"/>
+        </w:rPr>
         <w:t xml:space="preserve"> EMI。</w:t>
       </w:r>
     </w:p>
@@ -3427,7 +3776,7 @@
       </w:pPr>
       <w:r>
         <w:rPr>
-          <w:rFonts w:hint="eastAsia"/>
+          <w:rFonts w:hint="eastAsia" w:eastAsia="黑体"/>
         </w:rPr>
         <w:t xml:space="preserve">占空比极端（过小/过大）时控制环易不稳定，需校核环路补偿。</w:t>
       </w:r>
@@ -3440,7 +3789,7 @@
       </w:pPr>
       <w:r>
         <w:rPr>
-          <w:rFonts w:hint="eastAsia"/>
+          <w:rFonts w:hint="eastAsia" w:eastAsia="黑体"/>
         </w:rPr>
         <w:t xml:space="preserve">参考资料</w:t>
       </w:r>
@@ -3454,6 +3803,9 @@
         </w:numPr>
       </w:pPr>
       <w:r>
+        <w:rPr>
+          <w:rFonts w:eastAsia="黑体"/>
+        </w:rPr>
         <w:t xml:space="preserve">Wikipedia: Buck converter / Boost converter。</w:t>
       </w:r>
     </w:p>
@@ -3466,11 +3818,14 @@
         </w:numPr>
       </w:pPr>
       <w:r>
+        <w:rPr>
+          <w:rFonts w:eastAsia="黑体"/>
+        </w:rPr>
         <w:t xml:space="preserve">LM3404、PT4115、TPS61165 </w:t>
       </w:r>
       <w:r>
         <w:rPr>
-          <w:rFonts w:hint="eastAsia"/>
+          <w:rFonts w:hint="eastAsia" w:eastAsia="黑体"/>
         </w:rPr>
         <w:t xml:space="preserve">数据手册。</w:t>
       </w:r>
@@ -3485,16 +3840,19 @@
       </w:pPr>
       <w:r>
         <w:rPr>
-          <w:rFonts w:hint="eastAsia"/>
+          <w:rFonts w:hint="eastAsia" w:eastAsia="黑体"/>
         </w:rPr>
         <w:t xml:space="preserve">《开关电源设计》（Abraham</w:t>
       </w:r>
       <w:r>
+        <w:rPr>
+          <w:rFonts w:eastAsia="黑体"/>
+        </w:rPr>
         <w:t xml:space="preserve"> </w:t>
       </w:r>
       <w:r>
         <w:rPr>
-          <w:rFonts w:hint="eastAsia"/>
+          <w:rFonts w:hint="eastAsia" w:eastAsia="黑体"/>
         </w:rPr>
         <w:t xml:space="preserve">Pressman）。</w:t>
       </w:r>
@@ -3508,11 +3866,11 @@
       </w:pPr>
       <w:r>
         <w:rPr>
-          <w:rFonts w:ascii="Times New Roman" w:hAnsi="Times New Roman"/>
+          <w:rFonts w:ascii="Times New Roman" w:hAnsi="Times New Roman" w:eastAsia="黑体"/>
           <w:color w:val="555555"/>
           <w:sz w:val="21"/>
         </w:rPr>
-        <w:t>材料收集者：杜文杰</w:t>
+        <w:t>材料收集者：杜文杰，WX手机：19519196569，QQ:3478827729</w:t>
       </w:r>
     </w:p>
     <w:sectPr>
@@ -3532,7 +3890,7 @@
 </file>
 
 <file path=word/footer1.xml><?xml version="1.0" encoding="utf-8"?>
-<w:ftr xmlns:m="http://schemas.openxmlformats.org/officeDocument/2006/math" xmlns:mc="http://schemas.openxmlformats.org/markup-compatibility/2006" xmlns:mo="http://schemas.microsoft.com/office/mac/office/2008/main" xmlns:mv="urn:schemas-microsoft-com:mac:vml" xmlns:o="urn:schemas-microsoft-com:office:office" xmlns:r="http://schemas.openxmlformats.org/officeDocument/2006/relationships" xmlns:v="urn:schemas-microsoft-com:vml" xmlns:w10="urn:schemas-microsoft-com:office:word" xmlns:w14="http://schemas.microsoft.com/office/word/2010/wordml" xmlns:w="http://schemas.openxmlformats.org/wordprocessingml/2006/main" xmlns:wne="http://schemas.microsoft.com/office/word/2006/wordml" xmlns:wp14="http://schemas.microsoft.com/office/word/2010/wordprocessingDrawing" xmlns:wp="http://schemas.openxmlformats.org/drawingml/2006/wordprocessingDrawing" xmlns:wpc="http://schemas.microsoft.com/office/word/2010/wordprocessingCanvas" xmlns:wpg="http://schemas.microsoft.com/office/word/2010/wordprocessingGroup" xmlns:wpi="http://schemas.microsoft.com/office/word/2010/wordprocessingInk" xmlns:wps="http://schemas.microsoft.com/office/word/2010/wordprocessingShape" mc:Ignorable="w14 wp14">
+<w:ftr xmlns:mc="http://schemas.openxmlformats.org/markup-compatibility/2006" xmlns:w="http://schemas.openxmlformats.org/wordprocessingml/2006/main" xmlns:m="http://schemas.openxmlformats.org/officeDocument/2006/math" xmlns:mo="http://schemas.microsoft.com/office/mac/office/2008/main" xmlns:mv="urn:schemas-microsoft-com:mac:vml" xmlns:o="urn:schemas-microsoft-com:office:office" xmlns:r="http://schemas.openxmlformats.org/officeDocument/2006/relationships" xmlns:v="urn:schemas-microsoft-com:vml" xmlns:w10="urn:schemas-microsoft-com:office:word" xmlns:w14="http://schemas.microsoft.com/office/word/2010/wordml" xmlns:wne="http://schemas.microsoft.com/office/word/2006/wordml" xmlns:wp14="http://schemas.microsoft.com/office/word/2010/wordprocessingDrawing" xmlns:wp="http://schemas.openxmlformats.org/drawingml/2006/wordprocessingDrawing" xmlns:wpc="http://schemas.microsoft.com/office/word/2010/wordprocessingCanvas" xmlns:wpg="http://schemas.microsoft.com/office/word/2010/wordprocessingGroup" xmlns:wpi="http://schemas.microsoft.com/office/word/2010/wordprocessingInk" xmlns:wps="http://schemas.microsoft.com/office/word/2010/wordprocessingShape" mc:Ignorable="w14 wp14">
   <w:p>
     <w:pPr>
       <w:pStyle w:val="Footer"/>
@@ -3540,12 +3898,14 @@
     </w:pPr>
     <w:r>
       <w:rPr>
+        <w:rFonts w:eastAsia="黑体"/>
         <w:sz w:val="18"/>
       </w:rPr>
       <w:t xml:space="preserve">第 </w:t>
     </w:r>
     <w:r>
       <w:rPr>
+        <w:rFonts w:eastAsia="黑体"/>
         <w:sz w:val="18"/>
       </w:rPr>
       <w:fldChar w:fldCharType="begin"/>
@@ -3554,6 +3914,7 @@
     </w:r>
     <w:r>
       <w:rPr>
+        <w:rFonts w:eastAsia="黑体"/>
         <w:sz w:val="18"/>
       </w:rPr>
       <w:t xml:space="preserve"> 页</w:t>
@@ -3567,6 +3928,9 @@
   <w:footnote w:type="continuationSeparator" w:id="0">
     <w:p>
       <w:r>
+        <w:rPr>
+          <w:rFonts w:eastAsia="黑体"/>
+        </w:rPr>
         <w:continuationSeparator/>
       </w:r>
     </w:p>
@@ -3574,6 +3938,9 @@
   <w:footnote w:type="separator" w:id="-1">
     <w:p>
       <w:r>
+        <w:rPr>
+          <w:rFonts w:eastAsia="黑体"/>
+        </w:rPr>
         <w:separator/>
       </w:r>
     </w:p>
@@ -3582,7 +3949,7 @@
 </file>
 
 <file path=word/header1.xml><?xml version="1.0" encoding="utf-8"?>
-<w:hdr xmlns:m="http://schemas.openxmlformats.org/officeDocument/2006/math" xmlns:mc="http://schemas.openxmlformats.org/markup-compatibility/2006" xmlns:mo="http://schemas.microsoft.com/office/mac/office/2008/main" xmlns:mv="urn:schemas-microsoft-com:mac:vml" xmlns:o="urn:schemas-microsoft-com:office:office" xmlns:r="http://schemas.openxmlformats.org/officeDocument/2006/relationships" xmlns:v="urn:schemas-microsoft-com:vml" xmlns:w10="urn:schemas-microsoft-com:office:word" xmlns:w14="http://schemas.microsoft.com/office/word/2010/wordml" xmlns:w="http://schemas.openxmlformats.org/wordprocessingml/2006/main" xmlns:wne="http://schemas.microsoft.com/office/word/2006/wordml" xmlns:wp14="http://schemas.microsoft.com/office/word/2010/wordprocessingDrawing" xmlns:wp="http://schemas.openxmlformats.org/drawingml/2006/wordprocessingDrawing" xmlns:wpc="http://schemas.microsoft.com/office/word/2010/wordprocessingCanvas" xmlns:wpg="http://schemas.microsoft.com/office/word/2010/wordprocessingGroup" xmlns:wpi="http://schemas.microsoft.com/office/word/2010/wordprocessingInk" xmlns:wps="http://schemas.microsoft.com/office/word/2010/wordprocessingShape" mc:Ignorable="w14 wp14">
+<w:hdr xmlns:mc="http://schemas.openxmlformats.org/markup-compatibility/2006" xmlns:w="http://schemas.openxmlformats.org/wordprocessingml/2006/main" xmlns:m="http://schemas.openxmlformats.org/officeDocument/2006/math" xmlns:mo="http://schemas.microsoft.com/office/mac/office/2008/main" xmlns:mv="urn:schemas-microsoft-com:mac:vml" xmlns:o="urn:schemas-microsoft-com:office:office" xmlns:r="http://schemas.openxmlformats.org/officeDocument/2006/relationships" xmlns:v="urn:schemas-microsoft-com:vml" xmlns:w10="urn:schemas-microsoft-com:office:word" xmlns:w14="http://schemas.microsoft.com/office/word/2010/wordml" xmlns:wne="http://schemas.microsoft.com/office/word/2006/wordml" xmlns:wp14="http://schemas.microsoft.com/office/word/2010/wordprocessingDrawing" xmlns:wp="http://schemas.openxmlformats.org/drawingml/2006/wordprocessingDrawing" xmlns:wpc="http://schemas.microsoft.com/office/word/2010/wordprocessingCanvas" xmlns:wpg="http://schemas.microsoft.com/office/word/2010/wordprocessingGroup" xmlns:wpi="http://schemas.microsoft.com/office/word/2010/wordprocessingInk" xmlns:wps="http://schemas.microsoft.com/office/word/2010/wordprocessingShape" mc:Ignorable="w14 wp14">
   <w:p>
     <w:pPr>
       <w:pStyle w:val="Header"/>
@@ -3590,7 +3957,7 @@
     </w:pPr>
     <w:r>
       <w:rPr>
-        <w:rFonts w:ascii="Times New Roman" w:hAnsi="Times New Roman"/>
+        <w:rFonts w:ascii="Times New Roman" w:hAnsi="Times New Roman" w:eastAsia="黑体"/>
         <w:sz w:val="18"/>
         <w:rFonts w:eastAsia="黑体"/>
         <w:rFonts w:eastAsia="黑体"/>
@@ -3602,7 +3969,7 @@
 </file>
 
 <file path=word/numbering.xml><?xml version="1.0" encoding="utf-8"?>
-<w:numbering xmlns:m="http://schemas.openxmlformats.org/officeDocument/2006/math" xmlns:mc="http://schemas.openxmlformats.org/markup-compatibility/2006" xmlns:mo="http://schemas.microsoft.com/office/mac/office/2008/main" xmlns:mv="urn:schemas-microsoft-com:mac:vml" xmlns:o="urn:schemas-microsoft-com:office:office" xmlns:r="http://schemas.openxmlformats.org/officeDocument/2006/relationships" xmlns:v="urn:schemas-microsoft-com:vml" xmlns:w="http://schemas.openxmlformats.org/wordprocessingml/2006/main" xmlns:w10="urn:schemas-microsoft-com:office:word" xmlns:w14="http://schemas.microsoft.com/office/word/2010/wordml" xmlns:wne="http://schemas.microsoft.com/office/word/2006/wordml" xmlns:wp="http://schemas.openxmlformats.org/drawingml/2006/wordprocessingDrawing" xmlns:wp14="http://schemas.microsoft.com/office/word/2010/wordprocessingDrawing" xmlns:wpc="http://schemas.microsoft.com/office/word/2010/wordprocessingCanvas" xmlns:wpg="http://schemas.microsoft.com/office/word/2010/wordprocessingGroup" xmlns:wpi="http://schemas.microsoft.com/office/word/2010/wordprocessingInk" xmlns:wps="http://schemas.microsoft.com/office/word/2010/wordprocessingShape" mc:Ignorable="w14 wp14">
+<w:numbering xmlns:mc="http://schemas.openxmlformats.org/markup-compatibility/2006" xmlns:w="http://schemas.openxmlformats.org/wordprocessingml/2006/main" xmlns:m="http://schemas.openxmlformats.org/officeDocument/2006/math" xmlns:mo="http://schemas.microsoft.com/office/mac/office/2008/main" xmlns:mv="urn:schemas-microsoft-com:mac:vml" xmlns:o="urn:schemas-microsoft-com:office:office" xmlns:r="http://schemas.openxmlformats.org/officeDocument/2006/relationships" xmlns:v="urn:schemas-microsoft-com:vml" xmlns:w10="urn:schemas-microsoft-com:office:word" xmlns:w14="http://schemas.microsoft.com/office/word/2010/wordml" xmlns:wne="http://schemas.microsoft.com/office/word/2006/wordml" xmlns:wp="http://schemas.openxmlformats.org/drawingml/2006/wordprocessingDrawing" xmlns:wp14="http://schemas.microsoft.com/office/word/2010/wordprocessingDrawing" xmlns:wpc="http://schemas.microsoft.com/office/word/2010/wordprocessingCanvas" xmlns:wpg="http://schemas.microsoft.com/office/word/2010/wordprocessingGroup" xmlns:wpi="http://schemas.microsoft.com/office/word/2010/wordprocessingInk" xmlns:wps="http://schemas.microsoft.com/office/word/2010/wordprocessingShape" mc:Ignorable="w14 wp14">
   <w:abstractNum w:abstractNumId="0">
     <w:nsid w:val="FFFFFF7C"/>
     <w:multiLevelType w:val="singleLevel"/>
@@ -3689,7 +4056,7 @@
         <w:ind w:hanging="360" w:left="1440"/>
       </w:pPr>
       <w:rPr>
-        <w:rFonts w:ascii="Symbol" w:hAnsi="Symbol" w:hint="default"/>
+        <w:rFonts w:ascii="Symbol" w:hAnsi="Symbol" w:hint="default" w:eastAsia="黑体"/>
       </w:rPr>
     </w:lvl>
   </w:abstractNum>
@@ -3710,7 +4077,7 @@
         <w:ind w:hanging="360" w:left="1080"/>
       </w:pPr>
       <w:rPr>
-        <w:rFonts w:ascii="Symbol" w:hAnsi="Symbol" w:hint="default"/>
+        <w:rFonts w:ascii="Symbol" w:hAnsi="Symbol" w:hint="default" w:eastAsia="黑体"/>
       </w:rPr>
     </w:lvl>
   </w:abstractNum>
@@ -3731,7 +4098,7 @@
         <w:ind w:hanging="360" w:left="720"/>
       </w:pPr>
       <w:rPr>
-        <w:rFonts w:ascii="Symbol" w:hAnsi="Symbol" w:hint="default"/>
+        <w:rFonts w:ascii="Symbol" w:hAnsi="Symbol" w:hint="default" w:eastAsia="黑体"/>
       </w:rPr>
     </w:lvl>
   </w:abstractNum>
@@ -3770,7 +4137,7 @@
         <w:ind w:hanging="360" w:left="360"/>
       </w:pPr>
       <w:rPr>
-        <w:rFonts w:ascii="Symbol" w:hAnsi="Symbol" w:hint="default"/>
+        <w:rFonts w:ascii="Symbol" w:hAnsi="Symbol" w:hint="default" w:eastAsia="黑体"/>
       </w:rPr>
     </w:lvl>
   </w:abstractNum>
@@ -3861,7 +4228,7 @@
         <w:ind w:left="720" w:hanging="360"/>
       </w:pPr>
       <w:rPr>
-        <w:rFonts w:ascii="Symbol" w:hAnsi="Symbol" w:cs="Symbol" w:hint="default"/>
+        <w:rFonts w:ascii="Symbol" w:hAnsi="Symbol" w:cs="Symbol" w:hint="default" w:eastAsia="黑体"/>
       </w:rPr>
     </w:lvl>
     <w:lvl w:ilvl="1">
@@ -3872,7 +4239,7 @@
         <w:ind w:left="1440" w:hanging="360"/>
       </w:pPr>
       <w:rPr>
-        <w:rFonts w:ascii="Courier New" w:hAnsi="Courier New" w:cs="Courier New" w:hint="default"/>
+        <w:rFonts w:ascii="Courier New" w:hAnsi="Courier New" w:cs="Courier New" w:hint="default" w:eastAsia="黑体"/>
       </w:rPr>
     </w:lvl>
     <w:lvl w:ilvl="2">
@@ -3883,7 +4250,7 @@
         <w:ind w:left="2160" w:hanging="360"/>
       </w:pPr>
       <w:rPr>
-        <w:rFonts w:ascii="Wingdings" w:hAnsi="Wingdings" w:cs="Wingdings" w:hint="default"/>
+        <w:rFonts w:ascii="Wingdings" w:hAnsi="Wingdings" w:cs="Wingdings" w:hint="default" w:eastAsia="黑体"/>
       </w:rPr>
     </w:lvl>
     <w:lvl w:ilvl="3">
@@ -3894,7 +4261,7 @@
         <w:ind w:left="2880" w:hanging="360"/>
       </w:pPr>
       <w:rPr>
-        <w:rFonts w:ascii="Symbol" w:hAnsi="Symbol" w:cs="Symbol" w:hint="default"/>
+        <w:rFonts w:ascii="Symbol" w:hAnsi="Symbol" w:cs="Symbol" w:hint="default" w:eastAsia="黑体"/>
       </w:rPr>
     </w:lvl>
     <w:lvl w:ilvl="4">
@@ -3905,7 +4272,7 @@
         <w:ind w:left="3600" w:hanging="360"/>
       </w:pPr>
       <w:rPr>
-        <w:rFonts w:ascii="Courier New" w:hAnsi="Courier New" w:cs="Courier New" w:hint="default"/>
+        <w:rFonts w:ascii="Courier New" w:hAnsi="Courier New" w:cs="Courier New" w:hint="default" w:eastAsia="黑体"/>
       </w:rPr>
     </w:lvl>
     <w:lvl w:ilvl="5">
@@ -3916,7 +4283,7 @@
         <w:ind w:left="4320" w:hanging="360"/>
       </w:pPr>
       <w:rPr>
-        <w:rFonts w:ascii="Wingdings" w:hAnsi="Wingdings" w:cs="Wingdings" w:hint="default"/>
+        <w:rFonts w:ascii="Wingdings" w:hAnsi="Wingdings" w:cs="Wingdings" w:hint="default" w:eastAsia="黑体"/>
       </w:rPr>
     </w:lvl>
     <w:lvl w:ilvl="6">
@@ -3927,7 +4294,7 @@
         <w:ind w:left="5040" w:hanging="360"/>
       </w:pPr>
       <w:rPr>
-        <w:rFonts w:ascii="Symbol" w:hAnsi="Symbol" w:cs="Symbol" w:hint="default"/>
+        <w:rFonts w:ascii="Symbol" w:hAnsi="Symbol" w:cs="Symbol" w:hint="default" w:eastAsia="黑体"/>
       </w:rPr>
     </w:lvl>
     <w:lvl w:ilvl="7">
@@ -3938,7 +4305,7 @@
         <w:ind w:left="5760" w:hanging="360"/>
       </w:pPr>
       <w:rPr>
-        <w:rFonts w:ascii="Courier New" w:hAnsi="Courier New" w:cs="Courier New" w:hint="default"/>
+        <w:rFonts w:ascii="Courier New" w:hAnsi="Courier New" w:cs="Courier New" w:hint="default" w:eastAsia="黑体"/>
       </w:rPr>
     </w:lvl>
     <w:lvl w:ilvl="8">
@@ -3949,7 +4316,7 @@
         <w:ind w:left="6480" w:hanging="360"/>
       </w:pPr>
       <w:rPr>
-        <w:rFonts w:ascii="Wingdings" w:hAnsi="Wingdings" w:cs="Wingdings" w:hint="default"/>
+        <w:rFonts w:ascii="Wingdings" w:hAnsi="Wingdings" w:cs="Wingdings" w:hint="default" w:eastAsia="黑体"/>
       </w:rPr>
     </w:lvl>
   </w:abstractNum>
@@ -4005,11 +4372,11 @@
 </file>
 
 <file path=word/styles.xml><?xml version="1.0" encoding="utf-8"?>
-<w:styles xmlns:mc="http://schemas.openxmlformats.org/markup-compatibility/2006" xmlns:r="http://schemas.openxmlformats.org/officeDocument/2006/relationships" xmlns:w="http://schemas.openxmlformats.org/wordprocessingml/2006/main" xmlns:w14="http://schemas.microsoft.com/office/word/2010/wordml" mc:Ignorable="w14">
+<w:styles xmlns:mc="http://schemas.openxmlformats.org/markup-compatibility/2006" xmlns:w="http://schemas.openxmlformats.org/wordprocessingml/2006/main" xmlns:r="http://schemas.openxmlformats.org/officeDocument/2006/relationships" xmlns:w14="http://schemas.microsoft.com/office/word/2010/wordml" mc:Ignorable="w14">
   <w:docDefaults>
     <w:rPrDefault>
       <w:rPr>
-        <w:rFonts w:asciiTheme="minorHAnsi" w:cstheme="minorBidi" w:eastAsiaTheme="minorEastAsia" w:hAnsiTheme="minorHAnsi"/>
+        <w:rFonts w:asciiTheme="minorHAnsi" w:cstheme="minorBidi" w:hAnsiTheme="minorHAnsi" w:eastAsia="黑体"/>
         <w:sz w:val="22"/>
         <w:szCs w:val="22"/>
         <w:lang w:bidi="ar-SA" w:eastAsia="en-US" w:val="en-US"/>
@@ -4231,7 +4598,7 @@
       <w:outlineLvl w:val="0"/>
     </w:pPr>
     <w:rPr>
-      <w:rFonts w:ascii="Times New Roman" w:asciiTheme="majorHAnsi" w:cstheme="majorBidi" w:eastAsia="黑体" w:eastAsiaTheme="majorEastAsia" w:hAnsi="Times New Roman" w:hAnsiTheme="majorHAnsi"/>
+      <w:rFonts w:ascii="Times New Roman" w:asciiTheme="majorHAnsi" w:cstheme="majorBidi" w:eastAsia="黑体" w:hAnsi="Times New Roman" w:hAnsiTheme="majorHAnsi"/>
       <w:b/>
       <w:bCs/>
       <w:color w:val="1F3864"/>
@@ -4255,7 +4622,7 @@
       <w:outlineLvl w:val="1"/>
     </w:pPr>
     <w:rPr>
-      <w:rFonts w:ascii="Times New Roman" w:asciiTheme="majorHAnsi" w:cstheme="majorBidi" w:eastAsia="黑体" w:eastAsiaTheme="majorEastAsia" w:hAnsi="Times New Roman" w:hAnsiTheme="majorHAnsi"/>
+      <w:rFonts w:ascii="Times New Roman" w:asciiTheme="majorHAnsi" w:cstheme="majorBidi" w:eastAsia="黑体" w:hAnsi="Times New Roman" w:hAnsiTheme="majorHAnsi"/>
       <w:b/>
       <w:bCs/>
       <w:color w:val="2E4E7E"/>
@@ -4279,7 +4646,7 @@
       <w:outlineLvl w:val="2"/>
     </w:pPr>
     <w:rPr>
-      <w:rFonts w:ascii="Times New Roman" w:asciiTheme="majorHAnsi" w:cstheme="majorBidi" w:eastAsia="黑体" w:eastAsiaTheme="majorEastAsia" w:hAnsi="Times New Roman" w:hAnsiTheme="majorHAnsi"/>
+      <w:rFonts w:ascii="Times New Roman" w:asciiTheme="majorHAnsi" w:cstheme="majorBidi" w:eastAsia="黑体" w:hAnsi="Times New Roman" w:hAnsiTheme="majorHAnsi"/>
       <w:b/>
       <w:bCs/>
       <w:color w:val="2E4E7E"/>
@@ -4303,7 +4670,7 @@
       <w:outlineLvl w:val="3"/>
     </w:pPr>
     <w:rPr>
-      <w:rFonts w:ascii="Times New Roman" w:asciiTheme="majorHAnsi" w:cstheme="majorBidi" w:eastAsia="黑体" w:eastAsiaTheme="majorEastAsia" w:hAnsi="Times New Roman" w:hAnsiTheme="majorHAnsi"/>
+      <w:rFonts w:ascii="Times New Roman" w:asciiTheme="majorHAnsi" w:cstheme="majorBidi" w:eastAsia="黑体" w:hAnsi="Times New Roman" w:hAnsiTheme="majorHAnsi"/>
       <w:b/>
       <w:bCs/>
       <w:i/>
@@ -4329,7 +4696,7 @@
       <w:outlineLvl w:val="4"/>
     </w:pPr>
     <w:rPr>
-      <w:rFonts w:ascii="Times New Roman" w:asciiTheme="majorHAnsi" w:cstheme="majorBidi" w:eastAsia="黑体" w:eastAsiaTheme="majorEastAsia" w:hAnsi="Times New Roman" w:hAnsiTheme="majorHAnsi"/>
+      <w:rFonts w:ascii="Times New Roman" w:asciiTheme="majorHAnsi" w:cstheme="majorBidi" w:eastAsia="黑体" w:hAnsi="Times New Roman" w:hAnsiTheme="majorHAnsi"/>
       <w:b/>
       <w:color w:val="333333"/>
       <w:sz w:val="22"/>
@@ -4352,7 +4719,7 @@
       <w:outlineLvl w:val="5"/>
     </w:pPr>
     <w:rPr>
-      <w:rFonts w:asciiTheme="majorHAnsi" w:cstheme="majorBidi" w:eastAsiaTheme="majorEastAsia" w:hAnsiTheme="majorHAnsi"/>
+      <w:rFonts w:asciiTheme="majorHAnsi" w:cstheme="majorBidi" w:hAnsiTheme="majorHAnsi" w:eastAsia="黑体"/>
       <w:i/>
       <w:iCs/>
       <w:color w:themeColor="accent1" w:themeShade="7F" w:val="243F60"/>
@@ -4375,7 +4742,7 @@
       <w:outlineLvl w:val="6"/>
     </w:pPr>
     <w:rPr>
-      <w:rFonts w:asciiTheme="majorHAnsi" w:cstheme="majorBidi" w:eastAsiaTheme="majorEastAsia" w:hAnsiTheme="majorHAnsi"/>
+      <w:rFonts w:asciiTheme="majorHAnsi" w:cstheme="majorBidi" w:hAnsiTheme="majorHAnsi" w:eastAsia="黑体"/>
       <w:i/>
       <w:iCs/>
       <w:color w:themeColor="text1" w:themeTint="BF" w:val="404040"/>
@@ -4398,7 +4765,7 @@
       <w:outlineLvl w:val="7"/>
     </w:pPr>
     <w:rPr>
-      <w:rFonts w:asciiTheme="majorHAnsi" w:cstheme="majorBidi" w:eastAsiaTheme="majorEastAsia" w:hAnsiTheme="majorHAnsi"/>
+      <w:rFonts w:asciiTheme="majorHAnsi" w:cstheme="majorBidi" w:hAnsiTheme="majorHAnsi" w:eastAsia="黑体"/>
       <w:color w:themeColor="accent1" w:val="4F81BD"/>
       <w:sz w:val="20"/>
       <w:szCs w:val="20"/>
@@ -4421,7 +4788,7 @@
       <w:outlineLvl w:val="8"/>
     </w:pPr>
     <w:rPr>
-      <w:rFonts w:asciiTheme="majorHAnsi" w:cstheme="majorBidi" w:eastAsiaTheme="majorEastAsia" w:hAnsiTheme="majorHAnsi"/>
+      <w:rFonts w:asciiTheme="majorHAnsi" w:cstheme="majorBidi" w:hAnsiTheme="majorHAnsi" w:eastAsia="黑体"/>
       <w:i/>
       <w:iCs/>
       <w:color w:themeColor="text1" w:themeTint="BF" w:val="404040"/>
@@ -4472,7 +4839,7 @@
     <w:uiPriority w:val="9"/>
     <w:rsid w:val="00FC693F"/>
     <w:rPr>
-      <w:rFonts w:asciiTheme="majorHAnsi" w:cstheme="majorBidi" w:eastAsiaTheme="majorEastAsia" w:hAnsiTheme="majorHAnsi"/>
+      <w:rFonts w:asciiTheme="majorHAnsi" w:cstheme="majorBidi" w:hAnsiTheme="majorHAnsi" w:eastAsia="黑体"/>
       <w:b/>
       <w:bCs/>
       <w:color w:themeColor="accent1" w:themeShade="BF" w:val="365F91"/>
@@ -4487,7 +4854,7 @@
     <w:uiPriority w:val="9"/>
     <w:rsid w:val="00FC693F"/>
     <w:rPr>
-      <w:rFonts w:asciiTheme="majorHAnsi" w:cstheme="majorBidi" w:eastAsiaTheme="majorEastAsia" w:hAnsiTheme="majorHAnsi"/>
+      <w:rFonts w:asciiTheme="majorHAnsi" w:cstheme="majorBidi" w:hAnsiTheme="majorHAnsi" w:eastAsia="黑体"/>
       <w:b/>
       <w:bCs/>
       <w:color w:themeColor="accent1" w:val="4F81BD"/>
@@ -4502,7 +4869,7 @@
     <w:uiPriority w:val="9"/>
     <w:rsid w:val="00FC693F"/>
     <w:rPr>
-      <w:rFonts w:asciiTheme="majorHAnsi" w:cstheme="majorBidi" w:eastAsiaTheme="majorEastAsia" w:hAnsiTheme="majorHAnsi"/>
+      <w:rFonts w:asciiTheme="majorHAnsi" w:cstheme="majorBidi" w:hAnsiTheme="majorHAnsi" w:eastAsia="黑体"/>
       <w:b/>
       <w:bCs/>
       <w:color w:themeColor="accent1" w:val="4F81BD"/>
@@ -4525,7 +4892,7 @@
       <w:contextualSpacing/>
     </w:pPr>
     <w:rPr>
-      <w:rFonts w:ascii="Times New Roman" w:asciiTheme="majorHAnsi" w:cstheme="majorBidi" w:eastAsia="黑体" w:eastAsiaTheme="majorEastAsia" w:hAnsi="Times New Roman" w:hAnsiTheme="majorHAnsi"/>
+      <w:rFonts w:ascii="Times New Roman" w:asciiTheme="majorHAnsi" w:cstheme="majorBidi" w:eastAsia="黑体" w:hAnsi="Times New Roman" w:hAnsiTheme="majorHAnsi"/>
       <w:b/>
       <w:color w:val="1F3864"/>
       <w:spacing w:val="5"/>
@@ -4541,7 +4908,7 @@
     <w:uiPriority w:val="10"/>
     <w:rsid w:val="00FC693F"/>
     <w:rPr>
-      <w:rFonts w:asciiTheme="majorHAnsi" w:cstheme="majorBidi" w:eastAsiaTheme="majorEastAsia" w:hAnsiTheme="majorHAnsi"/>
+      <w:rFonts w:asciiTheme="majorHAnsi" w:cstheme="majorBidi" w:hAnsiTheme="majorHAnsi" w:eastAsia="黑体"/>
       <w:color w:themeColor="text2" w:themeShade="BF" w:val="17365D"/>
       <w:spacing w:val="5"/>
       <w:kern w:val="28"/>
@@ -4563,7 +4930,7 @@
       </w:numPr>
     </w:pPr>
     <w:rPr>
-      <w:rFonts w:asciiTheme="majorHAnsi" w:cstheme="majorBidi" w:eastAsiaTheme="majorEastAsia" w:hAnsiTheme="majorHAnsi"/>
+      <w:rFonts w:asciiTheme="majorHAnsi" w:cstheme="majorBidi" w:hAnsiTheme="majorHAnsi" w:eastAsia="黑体"/>
       <w:i/>
       <w:iCs/>
       <w:color w:themeColor="accent1" w:val="4F81BD"/>
@@ -4579,7 +4946,7 @@
     <w:uiPriority w:val="11"/>
     <w:rsid w:val="00FC693F"/>
     <w:rPr>
-      <w:rFonts w:asciiTheme="majorHAnsi" w:cstheme="majorBidi" w:eastAsiaTheme="majorEastAsia" w:hAnsiTheme="majorHAnsi"/>
+      <w:rFonts w:asciiTheme="majorHAnsi" w:cstheme="majorBidi" w:hAnsiTheme="majorHAnsi" w:eastAsia="黑体"/>
       <w:i/>
       <w:iCs/>
       <w:color w:themeColor="accent1" w:val="4F81BD"/>
@@ -4646,6 +5013,7 @@
       <w:spacing w:after="120"/>
     </w:pPr>
     <w:rPr>
+      <w:rFonts w:eastAsia="黑体"/>
       <w:sz w:val="16"/>
       <w:szCs w:val="16"/>
     </w:rPr>
@@ -4657,6 +5025,7 @@
     <w:uiPriority w:val="99"/>
     <w:rsid w:val="00AA1D8D"/>
     <w:rPr>
+      <w:rFonts w:eastAsia="黑体"/>
       <w:sz w:val="16"/>
       <w:szCs w:val="16"/>
     </w:rPr>
@@ -4826,7 +5195,7 @@
       </w:tabs>
     </w:pPr>
     <w:rPr>
-      <w:rFonts w:ascii="Courier" w:hAnsi="Courier"/>
+      <w:rFonts w:ascii="Courier" w:hAnsi="Courier" w:eastAsia="黑体"/>
       <w:sz w:val="20"/>
       <w:szCs w:val="20"/>
     </w:rPr>
@@ -4838,7 +5207,7 @@
     <w:uiPriority w:val="99"/>
     <w:rsid w:val="0029639D"/>
     <w:rPr>
-      <w:rFonts w:ascii="Courier" w:hAnsi="Courier"/>
+      <w:rFonts w:ascii="Courier" w:hAnsi="Courier" w:eastAsia="黑体"/>
       <w:sz w:val="20"/>
       <w:szCs w:val="20"/>
     </w:rPr>
@@ -4874,6 +5243,7 @@
     <w:uiPriority w:val="29"/>
     <w:rsid w:val="00FC693F"/>
     <w:rPr>
+      <w:rFonts w:eastAsia="黑体"/>
       <w:i/>
       <w:iCs/>
       <w:color w:themeColor="text1" w:val="000000"/>
@@ -4887,7 +5257,7 @@
     <w:semiHidden/>
     <w:rsid w:val="00FC693F"/>
     <w:rPr>
-      <w:rFonts w:asciiTheme="majorHAnsi" w:cstheme="majorBidi" w:eastAsiaTheme="majorEastAsia" w:hAnsiTheme="majorHAnsi"/>
+      <w:rFonts w:asciiTheme="majorHAnsi" w:cstheme="majorBidi" w:hAnsiTheme="majorHAnsi" w:eastAsia="黑体"/>
       <w:b/>
       <w:bCs/>
       <w:i/>
@@ -4903,7 +5273,7 @@
     <w:semiHidden/>
     <w:rsid w:val="00FC693F"/>
     <w:rPr>
-      <w:rFonts w:asciiTheme="majorHAnsi" w:cstheme="majorBidi" w:eastAsiaTheme="majorEastAsia" w:hAnsiTheme="majorHAnsi"/>
+      <w:rFonts w:asciiTheme="majorHAnsi" w:cstheme="majorBidi" w:hAnsiTheme="majorHAnsi" w:eastAsia="黑体"/>
       <w:color w:themeColor="accent1" w:themeShade="7F" w:val="243F60"/>
     </w:rPr>
   </w:style>
@@ -4915,7 +5285,7 @@
     <w:semiHidden/>
     <w:rsid w:val="00FC693F"/>
     <w:rPr>
-      <w:rFonts w:asciiTheme="majorHAnsi" w:cstheme="majorBidi" w:eastAsiaTheme="majorEastAsia" w:hAnsiTheme="majorHAnsi"/>
+      <w:rFonts w:asciiTheme="majorHAnsi" w:cstheme="majorBidi" w:hAnsiTheme="majorHAnsi" w:eastAsia="黑体"/>
       <w:i/>
       <w:iCs/>
       <w:color w:themeColor="accent1" w:themeShade="7F" w:val="243F60"/>
@@ -4929,7 +5299,7 @@
     <w:semiHidden/>
     <w:rsid w:val="00FC693F"/>
     <w:rPr>
-      <w:rFonts w:asciiTheme="majorHAnsi" w:cstheme="majorBidi" w:eastAsiaTheme="majorEastAsia" w:hAnsiTheme="majorHAnsi"/>
+      <w:rFonts w:asciiTheme="majorHAnsi" w:cstheme="majorBidi" w:hAnsiTheme="majorHAnsi" w:eastAsia="黑体"/>
       <w:i/>
       <w:iCs/>
       <w:color w:themeColor="text1" w:themeTint="BF" w:val="404040"/>
@@ -4943,7 +5313,7 @@
     <w:semiHidden/>
     <w:rsid w:val="00FC693F"/>
     <w:rPr>
-      <w:rFonts w:asciiTheme="majorHAnsi" w:cstheme="majorBidi" w:eastAsiaTheme="majorEastAsia" w:hAnsiTheme="majorHAnsi"/>
+      <w:rFonts w:asciiTheme="majorHAnsi" w:cstheme="majorBidi" w:hAnsiTheme="majorHAnsi" w:eastAsia="黑体"/>
       <w:color w:themeColor="accent1" w:val="4F81BD"/>
       <w:sz w:val="20"/>
       <w:szCs w:val="20"/>
@@ -4957,7 +5327,7 @@
     <w:semiHidden/>
     <w:rsid w:val="00FC693F"/>
     <w:rPr>
-      <w:rFonts w:asciiTheme="majorHAnsi" w:cstheme="majorBidi" w:eastAsiaTheme="majorEastAsia" w:hAnsiTheme="majorHAnsi"/>
+      <w:rFonts w:asciiTheme="majorHAnsi" w:cstheme="majorBidi" w:hAnsiTheme="majorHAnsi" w:eastAsia="黑体"/>
       <w:i/>
       <w:iCs/>
       <w:color w:themeColor="text1" w:themeTint="BF" w:val="404040"/>
@@ -4978,6 +5348,7 @@
       <w:spacing w:line="240" w:lineRule="auto"/>
     </w:pPr>
     <w:rPr>
+      <w:rFonts w:eastAsia="黑体"/>
       <w:b/>
       <w:bCs/>
       <w:color w:themeColor="accent1" w:val="4F81BD"/>
@@ -4992,6 +5363,7 @@
     <w:qFormat/>
     <w:rsid w:val="00FC693F"/>
     <w:rPr>
+      <w:rFonts w:eastAsia="黑体"/>
       <w:b/>
       <w:bCs/>
     </w:rPr>
@@ -5003,6 +5375,7 @@
     <w:qFormat/>
     <w:rsid w:val="00FC693F"/>
     <w:rPr>
+      <w:rFonts w:eastAsia="黑体"/>
       <w:i/>
       <w:iCs/>
     </w:rPr>
@@ -5023,6 +5396,7 @@
       <w:ind w:left="936" w:right="936"/>
     </w:pPr>
     <w:rPr>
+      <w:rFonts w:eastAsia="黑体"/>
       <w:b/>
       <w:bCs/>
       <w:i/>
@@ -5037,6 +5411,7 @@
     <w:uiPriority w:val="30"/>
     <w:rsid w:val="00FC693F"/>
     <w:rPr>
+      <w:rFonts w:eastAsia="黑体"/>
       <w:b/>
       <w:bCs/>
       <w:i/>
@@ -5051,6 +5426,7 @@
     <w:qFormat/>
     <w:rsid w:val="00FC693F"/>
     <w:rPr>
+      <w:rFonts w:eastAsia="黑体"/>
       <w:i/>
       <w:iCs/>
       <w:color w:themeColor="text1" w:themeTint="7F" w:val="808080"/>
@@ -5063,6 +5439,7 @@
     <w:qFormat/>
     <w:rsid w:val="00FC693F"/>
     <w:rPr>
+      <w:rFonts w:eastAsia="黑体"/>
       <w:b/>
       <w:bCs/>
       <w:i/>
@@ -5077,6 +5454,7 @@
     <w:qFormat/>
     <w:rsid w:val="00FC693F"/>
     <w:rPr>
+      <w:rFonts w:eastAsia="黑体"/>
       <w:smallCaps/>
       <w:color w:themeColor="accent2" w:val="C0504D"/>
       <w:u w:val="single"/>
@@ -5089,6 +5467,7 @@
     <w:qFormat/>
     <w:rsid w:val="00FC693F"/>
     <w:rPr>
+      <w:rFonts w:eastAsia="黑体"/>
       <w:b/>
       <w:bCs/>
       <w:smallCaps/>
@@ -5104,6 +5483,7 @@
     <w:qFormat/>
     <w:rsid w:val="00FC693F"/>
     <w:rPr>
+      <w:rFonts w:eastAsia="黑体"/>
       <w:b/>
       <w:bCs/>
       <w:smallCaps/>
@@ -5158,6 +5538,7 @@
       <w:spacing w:after="0" w:line="240" w:lineRule="auto"/>
     </w:pPr>
     <w:rPr>
+      <w:rFonts w:eastAsia="黑体"/>
       <w:color w:themeColor="text1" w:themeShade="BF" w:val="000000"/>
     </w:rPr>
     <w:tblPr>
@@ -5180,6 +5561,7 @@
         <w:spacing w:after="0" w:before="0" w:line="240" w:lineRule="auto"/>
       </w:pPr>
       <w:rPr>
+        <w:rFonts w:eastAsia="黑体"/>
         <w:b/>
         <w:bCs/>
       </w:rPr>
@@ -5200,6 +5582,7 @@
         <w:spacing w:after="0" w:before="0" w:line="240" w:lineRule="auto"/>
       </w:pPr>
       <w:rPr>
+        <w:rFonts w:eastAsia="黑体"/>
         <w:b/>
         <w:bCs/>
       </w:rPr>
@@ -5217,12 +5600,14 @@
     </w:tblStylePr>
     <w:tblStylePr w:type="firstCol">
       <w:rPr>
+        <w:rFonts w:eastAsia="黑体"/>
         <w:b/>
         <w:bCs/>
       </w:rPr>
     </w:tblStylePr>
     <w:tblStylePr w:type="lastCol">
       <w:rPr>
+        <w:rFonts w:eastAsia="黑体"/>
         <w:b/>
         <w:bCs/>
       </w:rPr>
@@ -5261,6 +5646,7 @@
       <w:spacing w:after="0" w:line="240" w:lineRule="auto"/>
     </w:pPr>
     <w:rPr>
+      <w:rFonts w:eastAsia="黑体"/>
       <w:color w:themeColor="accent1" w:themeShade="BF" w:val="365F91"/>
     </w:rPr>
     <w:tblPr>
@@ -5283,6 +5669,7 @@
         <w:spacing w:after="0" w:before="0" w:line="240" w:lineRule="auto"/>
       </w:pPr>
       <w:rPr>
+        <w:rFonts w:eastAsia="黑体"/>
         <w:b/>
         <w:bCs/>
       </w:rPr>
@@ -5303,6 +5690,7 @@
         <w:spacing w:after="0" w:before="0" w:line="240" w:lineRule="auto"/>
       </w:pPr>
       <w:rPr>
+        <w:rFonts w:eastAsia="黑体"/>
         <w:b/>
         <w:bCs/>
       </w:rPr>
@@ -5320,12 +5708,14 @@
     </w:tblStylePr>
     <w:tblStylePr w:type="firstCol">
       <w:rPr>
+        <w:rFonts w:eastAsia="黑体"/>
         <w:b/>
         <w:bCs/>
       </w:rPr>
     </w:tblStylePr>
     <w:tblStylePr w:type="lastCol">
       <w:rPr>
+        <w:rFonts w:eastAsia="黑体"/>
         <w:b/>
         <w:bCs/>
       </w:rPr>
@@ -5364,6 +5754,7 @@
       <w:spacing w:after="0" w:line="240" w:lineRule="auto"/>
     </w:pPr>
     <w:rPr>
+      <w:rFonts w:eastAsia="黑体"/>
       <w:color w:themeColor="accent2" w:themeShade="BF" w:val="943634"/>
     </w:rPr>
     <w:tblPr>
@@ -5386,6 +5777,7 @@
         <w:spacing w:after="0" w:before="0" w:line="240" w:lineRule="auto"/>
       </w:pPr>
       <w:rPr>
+        <w:rFonts w:eastAsia="黑体"/>
         <w:b/>
         <w:bCs/>
       </w:rPr>
@@ -5406,6 +5798,7 @@
         <w:spacing w:after="0" w:before="0" w:line="240" w:lineRule="auto"/>
       </w:pPr>
       <w:rPr>
+        <w:rFonts w:eastAsia="黑体"/>
         <w:b/>
         <w:bCs/>
       </w:rPr>
@@ -5423,12 +5816,14 @@
     </w:tblStylePr>
     <w:tblStylePr w:type="firstCol">
       <w:rPr>
+        <w:rFonts w:eastAsia="黑体"/>
         <w:b/>
         <w:bCs/>
       </w:rPr>
     </w:tblStylePr>
     <w:tblStylePr w:type="lastCol">
       <w:rPr>
+        <w:rFonts w:eastAsia="黑体"/>
         <w:b/>
         <w:bCs/>
       </w:rPr>
@@ -5467,6 +5862,7 @@
       <w:spacing w:after="0" w:line="240" w:lineRule="auto"/>
     </w:pPr>
     <w:rPr>
+      <w:rFonts w:eastAsia="黑体"/>
       <w:color w:themeColor="accent3" w:themeShade="BF" w:val="76923C"/>
     </w:rPr>
     <w:tblPr>
@@ -5489,6 +5885,7 @@
         <w:spacing w:after="0" w:before="0" w:line="240" w:lineRule="auto"/>
       </w:pPr>
       <w:rPr>
+        <w:rFonts w:eastAsia="黑体"/>
         <w:b/>
         <w:bCs/>
       </w:rPr>
@@ -5509,6 +5906,7 @@
         <w:spacing w:after="0" w:before="0" w:line="240" w:lineRule="auto"/>
       </w:pPr>
       <w:rPr>
+        <w:rFonts w:eastAsia="黑体"/>
         <w:b/>
         <w:bCs/>
       </w:rPr>
@@ -5526,12 +5924,14 @@
     </w:tblStylePr>
     <w:tblStylePr w:type="firstCol">
       <w:rPr>
+        <w:rFonts w:eastAsia="黑体"/>
         <w:b/>
         <w:bCs/>
       </w:rPr>
     </w:tblStylePr>
     <w:tblStylePr w:type="lastCol">
       <w:rPr>
+        <w:rFonts w:eastAsia="黑体"/>
         <w:b/>
         <w:bCs/>
       </w:rPr>
@@ -5570,6 +5970,7 @@
       <w:spacing w:after="0" w:line="240" w:lineRule="auto"/>
     </w:pPr>
     <w:rPr>
+      <w:rFonts w:eastAsia="黑体"/>
       <w:color w:themeColor="accent4" w:themeShade="BF" w:val="5F497A"/>
     </w:rPr>
     <w:tblPr>
@@ -5592,6 +5993,7 @@
         <w:spacing w:after="0" w:before="0" w:line="240" w:lineRule="auto"/>
       </w:pPr>
       <w:rPr>
+        <w:rFonts w:eastAsia="黑体"/>
         <w:b/>
         <w:bCs/>
       </w:rPr>
@@ -5612,6 +6014,7 @@
         <w:spacing w:after="0" w:before="0" w:line="240" w:lineRule="auto"/>
       </w:pPr>
       <w:rPr>
+        <w:rFonts w:eastAsia="黑体"/>
         <w:b/>
         <w:bCs/>
       </w:rPr>
@@ -5629,12 +6032,14 @@
     </w:tblStylePr>
     <w:tblStylePr w:type="firstCol">
       <w:rPr>
+        <w:rFonts w:eastAsia="黑体"/>
         <w:b/>
         <w:bCs/>
       </w:rPr>
     </w:tblStylePr>
     <w:tblStylePr w:type="lastCol">
       <w:rPr>
+        <w:rFonts w:eastAsia="黑体"/>
         <w:b/>
         <w:bCs/>
       </w:rPr>
@@ -5673,6 +6078,7 @@
       <w:spacing w:after="0" w:line="240" w:lineRule="auto"/>
     </w:pPr>
     <w:rPr>
+      <w:rFonts w:eastAsia="黑体"/>
       <w:color w:themeColor="accent5" w:themeShade="BF" w:val="31849B"/>
     </w:rPr>
     <w:tblPr>
@@ -5695,6 +6101,7 @@
         <w:spacing w:after="0" w:before="0" w:line="240" w:lineRule="auto"/>
       </w:pPr>
       <w:rPr>
+        <w:rFonts w:eastAsia="黑体"/>
         <w:b/>
         <w:bCs/>
       </w:rPr>
@@ -5715,6 +6122,7 @@
         <w:spacing w:after="0" w:before="0" w:line="240" w:lineRule="auto"/>
       </w:pPr>
       <w:rPr>
+        <w:rFonts w:eastAsia="黑体"/>
         <w:b/>
         <w:bCs/>
       </w:rPr>
@@ -5732,12 +6140,14 @@
     </w:tblStylePr>
     <w:tblStylePr w:type="firstCol">
       <w:rPr>
+        <w:rFonts w:eastAsia="黑体"/>
         <w:b/>
         <w:bCs/>
       </w:rPr>
     </w:tblStylePr>
     <w:tblStylePr w:type="lastCol">
       <w:rPr>
+        <w:rFonts w:eastAsia="黑体"/>
         <w:b/>
         <w:bCs/>
       </w:rPr>
@@ -5776,6 +6186,7 @@
       <w:spacing w:after="0" w:line="240" w:lineRule="auto"/>
     </w:pPr>
     <w:rPr>
+      <w:rFonts w:eastAsia="黑体"/>
       <w:color w:themeColor="accent6" w:themeShade="BF" w:val="E36C0A"/>
     </w:rPr>
     <w:tblPr>
@@ -5798,6 +6209,7 @@
         <w:spacing w:after="0" w:before="0" w:line="240" w:lineRule="auto"/>
       </w:pPr>
       <w:rPr>
+        <w:rFonts w:eastAsia="黑体"/>
         <w:b/>
         <w:bCs/>
       </w:rPr>
@@ -5818,6 +6230,7 @@
         <w:spacing w:after="0" w:before="0" w:line="240" w:lineRule="auto"/>
       </w:pPr>
       <w:rPr>
+        <w:rFonts w:eastAsia="黑体"/>
         <w:b/>
         <w:bCs/>
       </w:rPr>
@@ -5835,12 +6248,14 @@
     </w:tblStylePr>
     <w:tblStylePr w:type="firstCol">
       <w:rPr>
+        <w:rFonts w:eastAsia="黑体"/>
         <w:b/>
         <w:bCs/>
       </w:rPr>
     </w:tblStylePr>
     <w:tblStylePr w:type="lastCol">
       <w:rPr>
+        <w:rFonts w:eastAsia="黑体"/>
         <w:b/>
         <w:bCs/>
       </w:rPr>
@@ -5900,6 +6315,7 @@
         <w:spacing w:after="0" w:before="0" w:line="240" w:lineRule="auto"/>
       </w:pPr>
       <w:rPr>
+        <w:rFonts w:eastAsia="黑体"/>
         <w:b/>
         <w:bCs/>
         <w:color w:themeColor="background1" w:val="FFFFFF"/>
@@ -5914,6 +6330,7 @@
         <w:spacing w:after="0" w:before="0" w:line="240" w:lineRule="auto"/>
       </w:pPr>
       <w:rPr>
+        <w:rFonts w:eastAsia="黑体"/>
         <w:b/>
         <w:bCs/>
       </w:rPr>
@@ -5929,12 +6346,14 @@
     </w:tblStylePr>
     <w:tblStylePr w:type="firstCol">
       <w:rPr>
+        <w:rFonts w:eastAsia="黑体"/>
         <w:b/>
         <w:bCs/>
       </w:rPr>
     </w:tblStylePr>
     <w:tblStylePr w:type="lastCol">
       <w:rPr>
+        <w:rFonts w:eastAsia="黑体"/>
         <w:b/>
         <w:bCs/>
       </w:rPr>
@@ -5992,6 +6411,7 @@
         <w:spacing w:after="0" w:before="0" w:line="240" w:lineRule="auto"/>
       </w:pPr>
       <w:rPr>
+        <w:rFonts w:eastAsia="黑体"/>
         <w:b/>
         <w:bCs/>
         <w:color w:themeColor="background1" w:val="FFFFFF"/>
@@ -6006,6 +6426,7 @@
         <w:spacing w:after="0" w:before="0" w:line="240" w:lineRule="auto"/>
       </w:pPr>
       <w:rPr>
+        <w:rFonts w:eastAsia="黑体"/>
         <w:b/>
         <w:bCs/>
       </w:rPr>
@@ -6021,12 +6442,14 @@
     </w:tblStylePr>
     <w:tblStylePr w:type="firstCol">
       <w:rPr>
+        <w:rFonts w:eastAsia="黑体"/>
         <w:b/>
         <w:bCs/>
       </w:rPr>
     </w:tblStylePr>
     <w:tblStylePr w:type="lastCol">
       <w:rPr>
+        <w:rFonts w:eastAsia="黑体"/>
         <w:b/>
         <w:bCs/>
       </w:rPr>
@@ -6084,6 +6507,7 @@
         <w:spacing w:after="0" w:before="0" w:line="240" w:lineRule="auto"/>
       </w:pPr>
       <w:rPr>
+        <w:rFonts w:eastAsia="黑体"/>
         <w:b/>
         <w:bCs/>
         <w:color w:themeColor="background1" w:val="FFFFFF"/>
@@ -6098,6 +6522,7 @@
         <w:spacing w:after="0" w:before="0" w:line="240" w:lineRule="auto"/>
       </w:pPr>
       <w:rPr>
+        <w:rFonts w:eastAsia="黑体"/>
         <w:b/>
         <w:bCs/>
       </w:rPr>
@@ -6113,12 +6538,14 @@
     </w:tblStylePr>
     <w:tblStylePr w:type="firstCol">
       <w:rPr>
+        <w:rFonts w:eastAsia="黑体"/>
         <w:b/>
         <w:bCs/>
       </w:rPr>
     </w:tblStylePr>
     <w:tblStylePr w:type="lastCol">
       <w:rPr>
+        <w:rFonts w:eastAsia="黑体"/>
         <w:b/>
         <w:bCs/>
       </w:rPr>
@@ -6176,6 +6603,7 @@
         <w:spacing w:after="0" w:before="0" w:line="240" w:lineRule="auto"/>
       </w:pPr>
       <w:rPr>
+        <w:rFonts w:eastAsia="黑体"/>
         <w:b/>
         <w:bCs/>
         <w:color w:themeColor="background1" w:val="FFFFFF"/>
@@ -6190,6 +6618,7 @@
         <w:spacing w:after="0" w:before="0" w:line="240" w:lineRule="auto"/>
       </w:pPr>
       <w:rPr>
+        <w:rFonts w:eastAsia="黑体"/>
         <w:b/>
         <w:bCs/>
       </w:rPr>
@@ -6205,12 +6634,14 @@
     </w:tblStylePr>
     <w:tblStylePr w:type="firstCol">
       <w:rPr>
+        <w:rFonts w:eastAsia="黑体"/>
         <w:b/>
         <w:bCs/>
       </w:rPr>
     </w:tblStylePr>
     <w:tblStylePr w:type="lastCol">
       <w:rPr>
+        <w:rFonts w:eastAsia="黑体"/>
         <w:b/>
         <w:bCs/>
       </w:rPr>
@@ -6268,6 +6699,7 @@
         <w:spacing w:after="0" w:before="0" w:line="240" w:lineRule="auto"/>
       </w:pPr>
       <w:rPr>
+        <w:rFonts w:eastAsia="黑体"/>
         <w:b/>
         <w:bCs/>
         <w:color w:themeColor="background1" w:val="FFFFFF"/>
@@ -6282,6 +6714,7 @@
         <w:spacing w:after="0" w:before="0" w:line="240" w:lineRule="auto"/>
       </w:pPr>
       <w:rPr>
+        <w:rFonts w:eastAsia="黑体"/>
         <w:b/>
         <w:bCs/>
       </w:rPr>
@@ -6297,12 +6730,14 @@
     </w:tblStylePr>
     <w:tblStylePr w:type="firstCol">
       <w:rPr>
+        <w:rFonts w:eastAsia="黑体"/>
         <w:b/>
         <w:bCs/>
       </w:rPr>
     </w:tblStylePr>
     <w:tblStylePr w:type="lastCol">
       <w:rPr>
+        <w:rFonts w:eastAsia="黑体"/>
         <w:b/>
         <w:bCs/>
       </w:rPr>
@@ -6360,6 +6795,7 @@
         <w:spacing w:after="0" w:before="0" w:line="240" w:lineRule="auto"/>
       </w:pPr>
       <w:rPr>
+        <w:rFonts w:eastAsia="黑体"/>
         <w:b/>
         <w:bCs/>
         <w:color w:themeColor="background1" w:val="FFFFFF"/>
@@ -6374,6 +6810,7 @@
         <w:spacing w:after="0" w:before="0" w:line="240" w:lineRule="auto"/>
       </w:pPr>
       <w:rPr>
+        <w:rFonts w:eastAsia="黑体"/>
         <w:b/>
         <w:bCs/>
       </w:rPr>
@@ -6389,12 +6826,14 @@
     </w:tblStylePr>
     <w:tblStylePr w:type="firstCol">
       <w:rPr>
+        <w:rFonts w:eastAsia="黑体"/>
         <w:b/>
         <w:bCs/>
       </w:rPr>
     </w:tblStylePr>
     <w:tblStylePr w:type="lastCol">
       <w:rPr>
+        <w:rFonts w:eastAsia="黑体"/>
         <w:b/>
         <w:bCs/>
       </w:rPr>
@@ -6452,6 +6891,7 @@
         <w:spacing w:after="0" w:before="0" w:line="240" w:lineRule="auto"/>
       </w:pPr>
       <w:rPr>
+        <w:rFonts w:eastAsia="黑体"/>
         <w:b/>
         <w:bCs/>
         <w:color w:themeColor="background1" w:val="FFFFFF"/>
@@ -6466,6 +6906,7 @@
         <w:spacing w:after="0" w:before="0" w:line="240" w:lineRule="auto"/>
       </w:pPr>
       <w:rPr>
+        <w:rFonts w:eastAsia="黑体"/>
         <w:b/>
         <w:bCs/>
       </w:rPr>
@@ -6481,12 +6922,14 @@
     </w:tblStylePr>
     <w:tblStylePr w:type="firstCol">
       <w:rPr>
+        <w:rFonts w:eastAsia="黑体"/>
         <w:b/>
         <w:bCs/>
       </w:rPr>
     </w:tblStylePr>
     <w:tblStylePr w:type="lastCol">
       <w:rPr>
+        <w:rFonts w:eastAsia="黑体"/>
         <w:b/>
         <w:bCs/>
       </w:rPr>
@@ -6546,7 +6989,7 @@
         <w:spacing w:after="0" w:before="0" w:line="240" w:lineRule="auto"/>
       </w:pPr>
       <w:rPr>
-        <w:rFonts w:asciiTheme="majorHAnsi" w:cstheme="majorBidi" w:eastAsiaTheme="majorEastAsia" w:hAnsiTheme="majorHAnsi"/>
+        <w:rFonts w:asciiTheme="majorHAnsi" w:cstheme="majorBidi" w:hAnsiTheme="majorHAnsi" w:eastAsia="黑体"/>
         <w:b/>
         <w:bCs/>
       </w:rPr>
@@ -6567,7 +7010,7 @@
         <w:spacing w:after="0" w:before="0" w:line="240" w:lineRule="auto"/>
       </w:pPr>
       <w:rPr>
-        <w:rFonts w:asciiTheme="majorHAnsi" w:cstheme="majorBidi" w:eastAsiaTheme="majorEastAsia" w:hAnsiTheme="majorHAnsi"/>
+        <w:rFonts w:asciiTheme="majorHAnsi" w:cstheme="majorBidi" w:hAnsiTheme="majorHAnsi" w:eastAsia="黑体"/>
         <w:b/>
         <w:bCs/>
       </w:rPr>
@@ -6585,14 +7028,14 @@
     </w:tblStylePr>
     <w:tblStylePr w:type="firstCol">
       <w:rPr>
-        <w:rFonts w:asciiTheme="majorHAnsi" w:cstheme="majorBidi" w:eastAsiaTheme="majorEastAsia" w:hAnsiTheme="majorHAnsi"/>
+        <w:rFonts w:asciiTheme="majorHAnsi" w:cstheme="majorBidi" w:hAnsiTheme="majorHAnsi" w:eastAsia="黑体"/>
         <w:b/>
         <w:bCs/>
       </w:rPr>
     </w:tblStylePr>
     <w:tblStylePr w:type="lastCol">
       <w:rPr>
-        <w:rFonts w:asciiTheme="majorHAnsi" w:cstheme="majorBidi" w:eastAsiaTheme="majorEastAsia" w:hAnsiTheme="majorHAnsi"/>
+        <w:rFonts w:asciiTheme="majorHAnsi" w:cstheme="majorBidi" w:hAnsiTheme="majorHAnsi" w:eastAsia="黑体"/>
         <w:b/>
         <w:bCs/>
       </w:rPr>
@@ -6676,7 +7119,7 @@
         <w:spacing w:after="0" w:before="0" w:line="240" w:lineRule="auto"/>
       </w:pPr>
       <w:rPr>
-        <w:rFonts w:asciiTheme="majorHAnsi" w:cstheme="majorBidi" w:eastAsiaTheme="majorEastAsia" w:hAnsiTheme="majorHAnsi"/>
+        <w:rFonts w:asciiTheme="majorHAnsi" w:cstheme="majorBidi" w:hAnsiTheme="majorHAnsi" w:eastAsia="黑体"/>
         <w:b/>
         <w:bCs/>
       </w:rPr>
@@ -6697,7 +7140,7 @@
         <w:spacing w:after="0" w:before="0" w:line="240" w:lineRule="auto"/>
       </w:pPr>
       <w:rPr>
-        <w:rFonts w:asciiTheme="majorHAnsi" w:cstheme="majorBidi" w:eastAsiaTheme="majorEastAsia" w:hAnsiTheme="majorHAnsi"/>
+        <w:rFonts w:asciiTheme="majorHAnsi" w:cstheme="majorBidi" w:hAnsiTheme="majorHAnsi" w:eastAsia="黑体"/>
         <w:b/>
         <w:bCs/>
       </w:rPr>
@@ -6715,14 +7158,14 @@
     </w:tblStylePr>
     <w:tblStylePr w:type="firstCol">
       <w:rPr>
-        <w:rFonts w:asciiTheme="majorHAnsi" w:cstheme="majorBidi" w:eastAsiaTheme="majorEastAsia" w:hAnsiTheme="majorHAnsi"/>
+        <w:rFonts w:asciiTheme="majorHAnsi" w:cstheme="majorBidi" w:hAnsiTheme="majorHAnsi" w:eastAsia="黑体"/>
         <w:b/>
         <w:bCs/>
       </w:rPr>
     </w:tblStylePr>
     <w:tblStylePr w:type="lastCol">
       <w:rPr>
-        <w:rFonts w:asciiTheme="majorHAnsi" w:cstheme="majorBidi" w:eastAsiaTheme="majorEastAsia" w:hAnsiTheme="majorHAnsi"/>
+        <w:rFonts w:asciiTheme="majorHAnsi" w:cstheme="majorBidi" w:hAnsiTheme="majorHAnsi" w:eastAsia="黑体"/>
         <w:b/>
         <w:bCs/>
       </w:rPr>
@@ -6806,7 +7249,7 @@
         <w:spacing w:after="0" w:before="0" w:line="240" w:lineRule="auto"/>
       </w:pPr>
       <w:rPr>
-        <w:rFonts w:asciiTheme="majorHAnsi" w:cstheme="majorBidi" w:eastAsiaTheme="majorEastAsia" w:hAnsiTheme="majorHAnsi"/>
+        <w:rFonts w:asciiTheme="majorHAnsi" w:cstheme="majorBidi" w:hAnsiTheme="majorHAnsi" w:eastAsia="黑体"/>
         <w:b/>
         <w:bCs/>
       </w:rPr>
@@ -6827,7 +7270,7 @@
         <w:spacing w:after="0" w:before="0" w:line="240" w:lineRule="auto"/>
       </w:pPr>
       <w:rPr>
-        <w:rFonts w:asciiTheme="majorHAnsi" w:cstheme="majorBidi" w:eastAsiaTheme="majorEastAsia" w:hAnsiTheme="majorHAnsi"/>
+        <w:rFonts w:asciiTheme="majorHAnsi" w:cstheme="majorBidi" w:hAnsiTheme="majorHAnsi" w:eastAsia="黑体"/>
         <w:b/>
         <w:bCs/>
       </w:rPr>
@@ -6845,14 +7288,14 @@
     </w:tblStylePr>
     <w:tblStylePr w:type="firstCol">
       <w:rPr>
-        <w:rFonts w:asciiTheme="majorHAnsi" w:cstheme="majorBidi" w:eastAsiaTheme="majorEastAsia" w:hAnsiTheme="majorHAnsi"/>
+        <w:rFonts w:asciiTheme="majorHAnsi" w:cstheme="majorBidi" w:hAnsiTheme="majorHAnsi" w:eastAsia="黑体"/>
         <w:b/>
         <w:bCs/>
       </w:rPr>
     </w:tblStylePr>
     <w:tblStylePr w:type="lastCol">
       <w:rPr>
-        <w:rFonts w:asciiTheme="majorHAnsi" w:cstheme="majorBidi" w:eastAsiaTheme="majorEastAsia" w:hAnsiTheme="majorHAnsi"/>
+        <w:rFonts w:asciiTheme="majorHAnsi" w:cstheme="majorBidi" w:hAnsiTheme="majorHAnsi" w:eastAsia="黑体"/>
         <w:b/>
         <w:bCs/>
       </w:rPr>
@@ -6936,7 +7379,7 @@
         <w:spacing w:after="0" w:before="0" w:line="240" w:lineRule="auto"/>
       </w:pPr>
       <w:rPr>
-        <w:rFonts w:asciiTheme="majorHAnsi" w:cstheme="majorBidi" w:eastAsiaTheme="majorEastAsia" w:hAnsiTheme="majorHAnsi"/>
+        <w:rFonts w:asciiTheme="majorHAnsi" w:cstheme="majorBidi" w:hAnsiTheme="majorHAnsi" w:eastAsia="黑体"/>
         <w:b/>
         <w:bCs/>
       </w:rPr>
@@ -6957,7 +7400,7 @@
         <w:spacing w:after="0" w:before="0" w:line="240" w:lineRule="auto"/>
       </w:pPr>
       <w:rPr>
-        <w:rFonts w:asciiTheme="majorHAnsi" w:cstheme="majorBidi" w:eastAsiaTheme="majorEastAsia" w:hAnsiTheme="majorHAnsi"/>
+        <w:rFonts w:asciiTheme="majorHAnsi" w:cstheme="majorBidi" w:hAnsiTheme="majorHAnsi" w:eastAsia="黑体"/>
         <w:b/>
         <w:bCs/>
       </w:rPr>
@@ -6975,14 +7418,14 @@
     </w:tblStylePr>
     <w:tblStylePr w:type="firstCol">
       <w:rPr>
-        <w:rFonts w:asciiTheme="majorHAnsi" w:cstheme="majorBidi" w:eastAsiaTheme="majorEastAsia" w:hAnsiTheme="majorHAnsi"/>
+        <w:rFonts w:asciiTheme="majorHAnsi" w:cstheme="majorBidi" w:hAnsiTheme="majorHAnsi" w:eastAsia="黑体"/>
         <w:b/>
         <w:bCs/>
       </w:rPr>
     </w:tblStylePr>
     <w:tblStylePr w:type="lastCol">
       <w:rPr>
-        <w:rFonts w:asciiTheme="majorHAnsi" w:cstheme="majorBidi" w:eastAsiaTheme="majorEastAsia" w:hAnsiTheme="majorHAnsi"/>
+        <w:rFonts w:asciiTheme="majorHAnsi" w:cstheme="majorBidi" w:hAnsiTheme="majorHAnsi" w:eastAsia="黑体"/>
         <w:b/>
         <w:bCs/>
       </w:rPr>
@@ -7066,7 +7509,7 @@
         <w:spacing w:after="0" w:before="0" w:line="240" w:lineRule="auto"/>
       </w:pPr>
       <w:rPr>
-        <w:rFonts w:asciiTheme="majorHAnsi" w:cstheme="majorBidi" w:eastAsiaTheme="majorEastAsia" w:hAnsiTheme="majorHAnsi"/>
+        <w:rFonts w:asciiTheme="majorHAnsi" w:cstheme="majorBidi" w:hAnsiTheme="majorHAnsi" w:eastAsia="黑体"/>
         <w:b/>
         <w:bCs/>
       </w:rPr>
@@ -7087,7 +7530,7 @@
         <w:spacing w:after="0" w:before="0" w:line="240" w:lineRule="auto"/>
       </w:pPr>
       <w:rPr>
-        <w:rFonts w:asciiTheme="majorHAnsi" w:cstheme="majorBidi" w:eastAsiaTheme="majorEastAsia" w:hAnsiTheme="majorHAnsi"/>
+        <w:rFonts w:asciiTheme="majorHAnsi" w:cstheme="majorBidi" w:hAnsiTheme="majorHAnsi" w:eastAsia="黑体"/>
         <w:b/>
         <w:bCs/>
       </w:rPr>
@@ -7105,14 +7548,14 @@
     </w:tblStylePr>
     <w:tblStylePr w:type="firstCol">
       <w:rPr>
-        <w:rFonts w:asciiTheme="majorHAnsi" w:cstheme="majorBidi" w:eastAsiaTheme="majorEastAsia" w:hAnsiTheme="majorHAnsi"/>
+        <w:rFonts w:asciiTheme="majorHAnsi" w:cstheme="majorBidi" w:hAnsiTheme="majorHAnsi" w:eastAsia="黑体"/>
         <w:b/>
         <w:bCs/>
       </w:rPr>
     </w:tblStylePr>
     <w:tblStylePr w:type="lastCol">
       <w:rPr>
-        <w:rFonts w:asciiTheme="majorHAnsi" w:cstheme="majorBidi" w:eastAsiaTheme="majorEastAsia" w:hAnsiTheme="majorHAnsi"/>
+        <w:rFonts w:asciiTheme="majorHAnsi" w:cstheme="majorBidi" w:hAnsiTheme="majorHAnsi" w:eastAsia="黑体"/>
         <w:b/>
         <w:bCs/>
       </w:rPr>
@@ -7196,7 +7639,7 @@
         <w:spacing w:after="0" w:before="0" w:line="240" w:lineRule="auto"/>
       </w:pPr>
       <w:rPr>
-        <w:rFonts w:asciiTheme="majorHAnsi" w:cstheme="majorBidi" w:eastAsiaTheme="majorEastAsia" w:hAnsiTheme="majorHAnsi"/>
+        <w:rFonts w:asciiTheme="majorHAnsi" w:cstheme="majorBidi" w:hAnsiTheme="majorHAnsi" w:eastAsia="黑体"/>
         <w:b/>
         <w:bCs/>
       </w:rPr>
@@ -7217,7 +7660,7 @@
         <w:spacing w:after="0" w:before="0" w:line="240" w:lineRule="auto"/>
       </w:pPr>
       <w:rPr>
-        <w:rFonts w:asciiTheme="majorHAnsi" w:cstheme="majorBidi" w:eastAsiaTheme="majorEastAsia" w:hAnsiTheme="majorHAnsi"/>
+        <w:rFonts w:asciiTheme="majorHAnsi" w:cstheme="majorBidi" w:hAnsiTheme="majorHAnsi" w:eastAsia="黑体"/>
         <w:b/>
         <w:bCs/>
       </w:rPr>
@@ -7235,14 +7678,14 @@
     </w:tblStylePr>
     <w:tblStylePr w:type="firstCol">
       <w:rPr>
-        <w:rFonts w:asciiTheme="majorHAnsi" w:cstheme="majorBidi" w:eastAsiaTheme="majorEastAsia" w:hAnsiTheme="majorHAnsi"/>
+        <w:rFonts w:asciiTheme="majorHAnsi" w:cstheme="majorBidi" w:hAnsiTheme="majorHAnsi" w:eastAsia="黑体"/>
         <w:b/>
         <w:bCs/>
       </w:rPr>
     </w:tblStylePr>
     <w:tblStylePr w:type="lastCol">
       <w:rPr>
-        <w:rFonts w:asciiTheme="majorHAnsi" w:cstheme="majorBidi" w:eastAsiaTheme="majorEastAsia" w:hAnsiTheme="majorHAnsi"/>
+        <w:rFonts w:asciiTheme="majorHAnsi" w:cstheme="majorBidi" w:hAnsiTheme="majorHAnsi" w:eastAsia="黑体"/>
         <w:b/>
         <w:bCs/>
       </w:rPr>
@@ -7326,7 +7769,7 @@
         <w:spacing w:after="0" w:before="0" w:line="240" w:lineRule="auto"/>
       </w:pPr>
       <w:rPr>
-        <w:rFonts w:asciiTheme="majorHAnsi" w:cstheme="majorBidi" w:eastAsiaTheme="majorEastAsia" w:hAnsiTheme="majorHAnsi"/>
+        <w:rFonts w:asciiTheme="majorHAnsi" w:cstheme="majorBidi" w:hAnsiTheme="majorHAnsi" w:eastAsia="黑体"/>
         <w:b/>
         <w:bCs/>
       </w:rPr>
@@ -7347,7 +7790,7 @@
         <w:spacing w:after="0" w:before="0" w:line="240" w:lineRule="auto"/>
       </w:pPr>
       <w:rPr>
-        <w:rFonts w:asciiTheme="majorHAnsi" w:cstheme="majorBidi" w:eastAsiaTheme="majorEastAsia" w:hAnsiTheme="majorHAnsi"/>
+        <w:rFonts w:asciiTheme="majorHAnsi" w:cstheme="majorBidi" w:hAnsiTheme="majorHAnsi" w:eastAsia="黑体"/>
         <w:b/>
         <w:bCs/>
       </w:rPr>
@@ -7365,14 +7808,14 @@
     </w:tblStylePr>
     <w:tblStylePr w:type="firstCol">
       <w:rPr>
-        <w:rFonts w:asciiTheme="majorHAnsi" w:cstheme="majorBidi" w:eastAsiaTheme="majorEastAsia" w:hAnsiTheme="majorHAnsi"/>
+        <w:rFonts w:asciiTheme="majorHAnsi" w:cstheme="majorBidi" w:hAnsiTheme="majorHAnsi" w:eastAsia="黑体"/>
         <w:b/>
         <w:bCs/>
       </w:rPr>
     </w:tblStylePr>
     <w:tblStylePr w:type="lastCol">
       <w:rPr>
-        <w:rFonts w:asciiTheme="majorHAnsi" w:cstheme="majorBidi" w:eastAsiaTheme="majorEastAsia" w:hAnsiTheme="majorHAnsi"/>
+        <w:rFonts w:asciiTheme="majorHAnsi" w:cstheme="majorBidi" w:hAnsiTheme="majorHAnsi" w:eastAsia="黑体"/>
         <w:b/>
         <w:bCs/>
       </w:rPr>
@@ -7455,6 +7898,7 @@
         <w:spacing w:after="0" w:before="0" w:line="240" w:lineRule="auto"/>
       </w:pPr>
       <w:rPr>
+        <w:rFonts w:eastAsia="黑体"/>
         <w:b/>
         <w:bCs/>
         <w:color w:themeColor="background1" w:val="FFFFFF"/>
@@ -7477,6 +7921,7 @@
         <w:spacing w:after="0" w:before="0" w:line="240" w:lineRule="auto"/>
       </w:pPr>
       <w:rPr>
+        <w:rFonts w:eastAsia="黑体"/>
         <w:b/>
         <w:bCs/>
       </w:rPr>
@@ -7494,12 +7939,14 @@
     </w:tblStylePr>
     <w:tblStylePr w:type="firstCol">
       <w:rPr>
+        <w:rFonts w:eastAsia="黑体"/>
         <w:b/>
         <w:bCs/>
       </w:rPr>
     </w:tblStylePr>
     <w:tblStylePr w:type="lastCol">
       <w:rPr>
+        <w:rFonts w:eastAsia="黑体"/>
         <w:b/>
         <w:bCs/>
       </w:rPr>
@@ -7561,6 +8008,7 @@
         <w:spacing w:after="0" w:before="0" w:line="240" w:lineRule="auto"/>
       </w:pPr>
       <w:rPr>
+        <w:rFonts w:eastAsia="黑体"/>
         <w:b/>
         <w:bCs/>
         <w:color w:themeColor="background1" w:val="FFFFFF"/>
@@ -7583,6 +8031,7 @@
         <w:spacing w:after="0" w:before="0" w:line="240" w:lineRule="auto"/>
       </w:pPr>
       <w:rPr>
+        <w:rFonts w:eastAsia="黑体"/>
         <w:b/>
         <w:bCs/>
       </w:rPr>
@@ -7600,12 +8049,14 @@
     </w:tblStylePr>
     <w:tblStylePr w:type="firstCol">
       <w:rPr>
+        <w:rFonts w:eastAsia="黑体"/>
         <w:b/>
         <w:bCs/>
       </w:rPr>
     </w:tblStylePr>
     <w:tblStylePr w:type="lastCol">
       <w:rPr>
+        <w:rFonts w:eastAsia="黑体"/>
         <w:b/>
         <w:bCs/>
       </w:rPr>
@@ -7667,6 +8118,7 @@
         <w:spacing w:after="0" w:before="0" w:line="240" w:lineRule="auto"/>
       </w:pPr>
       <w:rPr>
+        <w:rFonts w:eastAsia="黑体"/>
         <w:b/>
         <w:bCs/>
         <w:color w:themeColor="background1" w:val="FFFFFF"/>
@@ -7689,6 +8141,7 @@
         <w:spacing w:after="0" w:before="0" w:line="240" w:lineRule="auto"/>
       </w:pPr>
       <w:rPr>
+        <w:rFonts w:eastAsia="黑体"/>
         <w:b/>
         <w:bCs/>
       </w:rPr>
@@ -7706,12 +8159,14 @@
     </w:tblStylePr>
     <w:tblStylePr w:type="firstCol">
       <w:rPr>
+        <w:rFonts w:eastAsia="黑体"/>
         <w:b/>
         <w:bCs/>
       </w:rPr>
     </w:tblStylePr>
     <w:tblStylePr w:type="lastCol">
       <w:rPr>
+        <w:rFonts w:eastAsia="黑体"/>
         <w:b/>
         <w:bCs/>
       </w:rPr>
@@ -7773,6 +8228,7 @@
         <w:spacing w:after="0" w:before="0" w:line="240" w:lineRule="auto"/>
       </w:pPr>
       <w:rPr>
+        <w:rFonts w:eastAsia="黑体"/>
         <w:b/>
         <w:bCs/>
         <w:color w:themeColor="background1" w:val="FFFFFF"/>
@@ -7795,6 +8251,7 @@
         <w:spacing w:after="0" w:before="0" w:line="240" w:lineRule="auto"/>
       </w:pPr>
       <w:rPr>
+        <w:rFonts w:eastAsia="黑体"/>
         <w:b/>
         <w:bCs/>
       </w:rPr>
@@ -7812,12 +8269,14 @@
     </w:tblStylePr>
     <w:tblStylePr w:type="firstCol">
       <w:rPr>
+        <w:rFonts w:eastAsia="黑体"/>
         <w:b/>
         <w:bCs/>
       </w:rPr>
     </w:tblStylePr>
     <w:tblStylePr w:type="lastCol">
       <w:rPr>
+        <w:rFonts w:eastAsia="黑体"/>
         <w:b/>
         <w:bCs/>
       </w:rPr>
@@ -7879,6 +8338,7 @@
         <w:spacing w:after="0" w:before="0" w:line="240" w:lineRule="auto"/>
       </w:pPr>
       <w:rPr>
+        <w:rFonts w:eastAsia="黑体"/>
         <w:b/>
         <w:bCs/>
         <w:color w:themeColor="background1" w:val="FFFFFF"/>
@@ -7901,6 +8361,7 @@
         <w:spacing w:after="0" w:before="0" w:line="240" w:lineRule="auto"/>
       </w:pPr>
       <w:rPr>
+        <w:rFonts w:eastAsia="黑体"/>
         <w:b/>
         <w:bCs/>
       </w:rPr>
@@ -7918,12 +8379,14 @@
     </w:tblStylePr>
     <w:tblStylePr w:type="firstCol">
       <w:rPr>
+        <w:rFonts w:eastAsia="黑体"/>
         <w:b/>
         <w:bCs/>
       </w:rPr>
     </w:tblStylePr>
     <w:tblStylePr w:type="lastCol">
       <w:rPr>
+        <w:rFonts w:eastAsia="黑体"/>
         <w:b/>
         <w:bCs/>
       </w:rPr>
@@ -7985,6 +8448,7 @@
         <w:spacing w:after="0" w:before="0" w:line="240" w:lineRule="auto"/>
       </w:pPr>
       <w:rPr>
+        <w:rFonts w:eastAsia="黑体"/>
         <w:b/>
         <w:bCs/>
         <w:color w:themeColor="background1" w:val="FFFFFF"/>
@@ -8007,6 +8471,7 @@
         <w:spacing w:after="0" w:before="0" w:line="240" w:lineRule="auto"/>
       </w:pPr>
       <w:rPr>
+        <w:rFonts w:eastAsia="黑体"/>
         <w:b/>
         <w:bCs/>
       </w:rPr>
@@ -8024,12 +8489,14 @@
     </w:tblStylePr>
     <w:tblStylePr w:type="firstCol">
       <w:rPr>
+        <w:rFonts w:eastAsia="黑体"/>
         <w:b/>
         <w:bCs/>
       </w:rPr>
     </w:tblStylePr>
     <w:tblStylePr w:type="lastCol">
       <w:rPr>
+        <w:rFonts w:eastAsia="黑体"/>
         <w:b/>
         <w:bCs/>
       </w:rPr>
@@ -8091,6 +8558,7 @@
         <w:spacing w:after="0" w:before="0" w:line="240" w:lineRule="auto"/>
       </w:pPr>
       <w:rPr>
+        <w:rFonts w:eastAsia="黑体"/>
         <w:b/>
         <w:bCs/>
         <w:color w:themeColor="background1" w:val="FFFFFF"/>
@@ -8113,6 +8581,7 @@
         <w:spacing w:after="0" w:before="0" w:line="240" w:lineRule="auto"/>
       </w:pPr>
       <w:rPr>
+        <w:rFonts w:eastAsia="黑体"/>
         <w:b/>
         <w:bCs/>
       </w:rPr>
@@ -8130,12 +8599,14 @@
     </w:tblStylePr>
     <w:tblStylePr w:type="firstCol">
       <w:rPr>
+        <w:rFonts w:eastAsia="黑体"/>
         <w:b/>
         <w:bCs/>
       </w:rPr>
     </w:tblStylePr>
     <w:tblStylePr w:type="lastCol">
       <w:rPr>
+        <w:rFonts w:eastAsia="黑体"/>
         <w:b/>
         <w:bCs/>
       </w:rPr>
@@ -8194,6 +8665,7 @@
         <w:spacing w:after="0" w:before="0" w:line="240" w:lineRule="auto"/>
       </w:pPr>
       <w:rPr>
+        <w:rFonts w:eastAsia="黑体"/>
         <w:b/>
         <w:bCs/>
         <w:color w:themeColor="background1" w:val="FFFFFF"/>
@@ -8216,6 +8688,7 @@
         <w:spacing w:after="0" w:before="0" w:line="240" w:lineRule="auto"/>
       </w:pPr>
       <w:rPr>
+        <w:rFonts w:eastAsia="黑体"/>
         <w:color w:val="auto"/>
       </w:rPr>
       <w:tblPr/>
@@ -8233,6 +8706,7 @@
     </w:tblStylePr>
     <w:tblStylePr w:type="firstCol">
       <w:rPr>
+        <w:rFonts w:eastAsia="黑体"/>
         <w:b/>
         <w:bCs/>
         <w:color w:themeColor="background1" w:val="FFFFFF"/>
@@ -8252,6 +8726,7 @@
     </w:tblStylePr>
     <w:tblStylePr w:type="lastCol">
       <w:rPr>
+        <w:rFonts w:eastAsia="黑体"/>
         <w:b/>
         <w:bCs/>
         <w:color w:themeColor="background1" w:val="FFFFFF"/>
@@ -8300,6 +8775,7 @@
     </w:tblStylePr>
     <w:tblStylePr w:type="nwCell">
       <w:rPr>
+        <w:rFonts w:eastAsia="黑体"/>
         <w:color w:themeColor="background1" w:val="FFFFFF"/>
       </w:rPr>
       <w:tblPr/>
@@ -8343,6 +8819,7 @@
         <w:spacing w:after="0" w:before="0" w:line="240" w:lineRule="auto"/>
       </w:pPr>
       <w:rPr>
+        <w:rFonts w:eastAsia="黑体"/>
         <w:b/>
         <w:bCs/>
         <w:color w:themeColor="background1" w:val="FFFFFF"/>
@@ -8365,6 +8842,7 @@
         <w:spacing w:after="0" w:before="0" w:line="240" w:lineRule="auto"/>
       </w:pPr>
       <w:rPr>
+        <w:rFonts w:eastAsia="黑体"/>
         <w:color w:val="auto"/>
       </w:rPr>
       <w:tblPr/>
@@ -8382,6 +8860,7 @@
     </w:tblStylePr>
     <w:tblStylePr w:type="firstCol">
       <w:rPr>
+        <w:rFonts w:eastAsia="黑体"/>
         <w:b/>
         <w:bCs/>
         <w:color w:themeColor="background1" w:val="FFFFFF"/>
@@ -8401,6 +8880,7 @@
     </w:tblStylePr>
     <w:tblStylePr w:type="lastCol">
       <w:rPr>
+        <w:rFonts w:eastAsia="黑体"/>
         <w:b/>
         <w:bCs/>
         <w:color w:themeColor="background1" w:val="FFFFFF"/>
@@ -8449,6 +8929,7 @@
     </w:tblStylePr>
     <w:tblStylePr w:type="nwCell">
       <w:rPr>
+        <w:rFonts w:eastAsia="黑体"/>
         <w:color w:themeColor="background1" w:val="FFFFFF"/>
       </w:rPr>
       <w:tblPr/>
@@ -8492,6 +8973,7 @@
         <w:spacing w:after="0" w:before="0" w:line="240" w:lineRule="auto"/>
       </w:pPr>
       <w:rPr>
+        <w:rFonts w:eastAsia="黑体"/>
         <w:b/>
         <w:bCs/>
         <w:color w:themeColor="background1" w:val="FFFFFF"/>
@@ -8514,6 +8996,7 @@
         <w:spacing w:after="0" w:before="0" w:line="240" w:lineRule="auto"/>
       </w:pPr>
       <w:rPr>
+        <w:rFonts w:eastAsia="黑体"/>
         <w:color w:val="auto"/>
       </w:rPr>
       <w:tblPr/>
@@ -8531,6 +9014,7 @@
     </w:tblStylePr>
     <w:tblStylePr w:type="firstCol">
       <w:rPr>
+        <w:rFonts w:eastAsia="黑体"/>
         <w:b/>
         <w:bCs/>
         <w:color w:themeColor="background1" w:val="FFFFFF"/>
@@ -8550,6 +9034,7 @@
     </w:tblStylePr>
     <w:tblStylePr w:type="lastCol">
       <w:rPr>
+        <w:rFonts w:eastAsia="黑体"/>
         <w:b/>
         <w:bCs/>
         <w:color w:themeColor="background1" w:val="FFFFFF"/>
@@ -8598,6 +9083,7 @@
     </w:tblStylePr>
     <w:tblStylePr w:type="nwCell">
       <w:rPr>
+        <w:rFonts w:eastAsia="黑体"/>
         <w:color w:themeColor="background1" w:val="FFFFFF"/>
       </w:rPr>
       <w:tblPr/>
@@ -8641,6 +9127,7 @@
         <w:spacing w:after="0" w:before="0" w:line="240" w:lineRule="auto"/>
       </w:pPr>
       <w:rPr>
+        <w:rFonts w:eastAsia="黑体"/>
         <w:b/>
         <w:bCs/>
         <w:color w:themeColor="background1" w:val="FFFFFF"/>
@@ -8663,6 +9150,7 @@
         <w:spacing w:after="0" w:before="0" w:line="240" w:lineRule="auto"/>
       </w:pPr>
       <w:rPr>
+        <w:rFonts w:eastAsia="黑体"/>
         <w:color w:val="auto"/>
       </w:rPr>
       <w:tblPr/>
@@ -8680,6 +9168,7 @@
     </w:tblStylePr>
     <w:tblStylePr w:type="firstCol">
       <w:rPr>
+        <w:rFonts w:eastAsia="黑体"/>
         <w:b/>
         <w:bCs/>
         <w:color w:themeColor="background1" w:val="FFFFFF"/>
@@ -8699,6 +9188,7 @@
     </w:tblStylePr>
     <w:tblStylePr w:type="lastCol">
       <w:rPr>
+        <w:rFonts w:eastAsia="黑体"/>
         <w:b/>
         <w:bCs/>
         <w:color w:themeColor="background1" w:val="FFFFFF"/>
@@ -8747,6 +9237,7 @@
     </w:tblStylePr>
     <w:tblStylePr w:type="nwCell">
       <w:rPr>
+        <w:rFonts w:eastAsia="黑体"/>
         <w:color w:themeColor="background1" w:val="FFFFFF"/>
       </w:rPr>
       <w:tblPr/>
@@ -8790,6 +9281,7 @@
         <w:spacing w:after="0" w:before="0" w:line="240" w:lineRule="auto"/>
       </w:pPr>
       <w:rPr>
+        <w:rFonts w:eastAsia="黑体"/>
         <w:b/>
         <w:bCs/>
         <w:color w:themeColor="background1" w:val="FFFFFF"/>
@@ -8812,6 +9304,7 @@
         <w:spacing w:after="0" w:before="0" w:line="240" w:lineRule="auto"/>
       </w:pPr>
       <w:rPr>
+        <w:rFonts w:eastAsia="黑体"/>
         <w:color w:val="auto"/>
       </w:rPr>
       <w:tblPr/>
@@ -8829,6 +9322,7 @@
     </w:tblStylePr>
     <w:tblStylePr w:type="firstCol">
       <w:rPr>
+        <w:rFonts w:eastAsia="黑体"/>
         <w:b/>
         <w:bCs/>
         <w:color w:themeColor="background1" w:val="FFFFFF"/>
@@ -8848,6 +9342,7 @@
     </w:tblStylePr>
     <w:tblStylePr w:type="lastCol">
       <w:rPr>
+        <w:rFonts w:eastAsia="黑体"/>
         <w:b/>
         <w:bCs/>
         <w:color w:themeColor="background1" w:val="FFFFFF"/>
@@ -8896,6 +9391,7 @@
     </w:tblStylePr>
     <w:tblStylePr w:type="nwCell">
       <w:rPr>
+        <w:rFonts w:eastAsia="黑体"/>
         <w:color w:themeColor="background1" w:val="FFFFFF"/>
       </w:rPr>
       <w:tblPr/>
@@ -8939,6 +9435,7 @@
         <w:spacing w:after="0" w:before="0" w:line="240" w:lineRule="auto"/>
       </w:pPr>
       <w:rPr>
+        <w:rFonts w:eastAsia="黑体"/>
         <w:b/>
         <w:bCs/>
         <w:color w:themeColor="background1" w:val="FFFFFF"/>
@@ -8961,6 +9458,7 @@
         <w:spacing w:after="0" w:before="0" w:line="240" w:lineRule="auto"/>
       </w:pPr>
       <w:rPr>
+        <w:rFonts w:eastAsia="黑体"/>
         <w:color w:val="auto"/>
       </w:rPr>
       <w:tblPr/>
@@ -8978,6 +9476,7 @@
     </w:tblStylePr>
     <w:tblStylePr w:type="firstCol">
       <w:rPr>
+        <w:rFonts w:eastAsia="黑体"/>
         <w:b/>
         <w:bCs/>
         <w:color w:themeColor="background1" w:val="FFFFFF"/>
@@ -8997,6 +9496,7 @@
     </w:tblStylePr>
     <w:tblStylePr w:type="lastCol">
       <w:rPr>
+        <w:rFonts w:eastAsia="黑体"/>
         <w:b/>
         <w:bCs/>
         <w:color w:themeColor="background1" w:val="FFFFFF"/>
@@ -9045,6 +9545,7 @@
     </w:tblStylePr>
     <w:tblStylePr w:type="nwCell">
       <w:rPr>
+        <w:rFonts w:eastAsia="黑体"/>
         <w:color w:themeColor="background1" w:val="FFFFFF"/>
       </w:rPr>
       <w:tblPr/>
@@ -9088,6 +9589,7 @@
         <w:spacing w:after="0" w:before="0" w:line="240" w:lineRule="auto"/>
       </w:pPr>
       <w:rPr>
+        <w:rFonts w:eastAsia="黑体"/>
         <w:b/>
         <w:bCs/>
         <w:color w:themeColor="background1" w:val="FFFFFF"/>
@@ -9110,6 +9612,7 @@
         <w:spacing w:after="0" w:before="0" w:line="240" w:lineRule="auto"/>
       </w:pPr>
       <w:rPr>
+        <w:rFonts w:eastAsia="黑体"/>
         <w:color w:val="auto"/>
       </w:rPr>
       <w:tblPr/>
@@ -9127,6 +9630,7 @@
     </w:tblStylePr>
     <w:tblStylePr w:type="firstCol">
       <w:rPr>
+        <w:rFonts w:eastAsia="黑体"/>
         <w:b/>
         <w:bCs/>
         <w:color w:themeColor="background1" w:val="FFFFFF"/>
@@ -9146,6 +9650,7 @@
     </w:tblStylePr>
     <w:tblStylePr w:type="lastCol">
       <w:rPr>
+        <w:rFonts w:eastAsia="黑体"/>
         <w:b/>
         <w:bCs/>
         <w:color w:themeColor="background1" w:val="FFFFFF"/>
@@ -9194,6 +9699,7 @@
     </w:tblStylePr>
     <w:tblStylePr w:type="nwCell">
       <w:rPr>
+        <w:rFonts w:eastAsia="黑体"/>
         <w:color w:themeColor="background1" w:val="FFFFFF"/>
       </w:rPr>
       <w:tblPr/>
@@ -9218,6 +9724,7 @@
       <w:spacing w:after="0" w:line="240" w:lineRule="auto"/>
     </w:pPr>
     <w:rPr>
+      <w:rFonts w:eastAsia="黑体"/>
       <w:color w:themeColor="text1" w:val="000000"/>
     </w:rPr>
     <w:tblPr>
@@ -9237,7 +9744,7 @@
     </w:tblPr>
     <w:tblStylePr w:type="firstRow">
       <w:rPr>
-        <w:rFonts w:asciiTheme="majorHAnsi" w:cstheme="majorBidi" w:eastAsiaTheme="majorEastAsia" w:hAnsiTheme="majorHAnsi"/>
+        <w:rFonts w:asciiTheme="majorHAnsi" w:cstheme="majorBidi" w:hAnsiTheme="majorHAnsi" w:eastAsia="黑体"/>
       </w:rPr>
       <w:tblPr/>
       <w:tcPr>
@@ -9249,6 +9756,7 @@
     </w:tblStylePr>
     <w:tblStylePr w:type="lastRow">
       <w:rPr>
+        <w:rFonts w:eastAsia="黑体"/>
         <w:b/>
         <w:bCs/>
         <w:color w:themeColor="text2" w:val="1F497D"/>
@@ -9263,12 +9771,14 @@
     </w:tblStylePr>
     <w:tblStylePr w:type="firstCol">
       <w:rPr>
+        <w:rFonts w:eastAsia="黑体"/>
         <w:b/>
         <w:bCs/>
       </w:rPr>
     </w:tblStylePr>
     <w:tblStylePr w:type="lastCol">
       <w:rPr>
+        <w:rFonts w:eastAsia="黑体"/>
         <w:b/>
         <w:bCs/>
       </w:rPr>
@@ -9302,6 +9812,7 @@
       <w:spacing w:after="0" w:line="240" w:lineRule="auto"/>
     </w:pPr>
     <w:rPr>
+      <w:rFonts w:eastAsia="黑体"/>
       <w:color w:themeColor="text1" w:val="000000"/>
     </w:rPr>
     <w:tblPr>
@@ -9321,7 +9832,7 @@
     </w:tblPr>
     <w:tblStylePr w:type="firstRow">
       <w:rPr>
-        <w:rFonts w:asciiTheme="majorHAnsi" w:cstheme="majorBidi" w:eastAsiaTheme="majorEastAsia" w:hAnsiTheme="majorHAnsi"/>
+        <w:rFonts w:asciiTheme="majorHAnsi" w:cstheme="majorBidi" w:hAnsiTheme="majorHAnsi" w:eastAsia="黑体"/>
       </w:rPr>
       <w:tblPr/>
       <w:tcPr>
@@ -9333,6 +9844,7 @@
     </w:tblStylePr>
     <w:tblStylePr w:type="lastRow">
       <w:rPr>
+        <w:rFonts w:eastAsia="黑体"/>
         <w:b/>
         <w:bCs/>
         <w:color w:themeColor="text2" w:val="1F497D"/>
@@ -9347,12 +9859,14 @@
     </w:tblStylePr>
     <w:tblStylePr w:type="firstCol">
       <w:rPr>
+        <w:rFonts w:eastAsia="黑体"/>
         <w:b/>
         <w:bCs/>
       </w:rPr>
     </w:tblStylePr>
     <w:tblStylePr w:type="lastCol">
       <w:rPr>
+        <w:rFonts w:eastAsia="黑体"/>
         <w:b/>
         <w:bCs/>
       </w:rPr>
@@ -9386,6 +9900,7 @@
       <w:spacing w:after="0" w:line="240" w:lineRule="auto"/>
     </w:pPr>
     <w:rPr>
+      <w:rFonts w:eastAsia="黑体"/>
       <w:color w:themeColor="text1" w:val="000000"/>
     </w:rPr>
     <w:tblPr>
@@ -9405,7 +9920,7 @@
     </w:tblPr>
     <w:tblStylePr w:type="firstRow">
       <w:rPr>
-        <w:rFonts w:asciiTheme="majorHAnsi" w:cstheme="majorBidi" w:eastAsiaTheme="majorEastAsia" w:hAnsiTheme="majorHAnsi"/>
+        <w:rFonts w:asciiTheme="majorHAnsi" w:cstheme="majorBidi" w:hAnsiTheme="majorHAnsi" w:eastAsia="黑体"/>
       </w:rPr>
       <w:tblPr/>
       <w:tcPr>
@@ -9417,6 +9932,7 @@
     </w:tblStylePr>
     <w:tblStylePr w:type="lastRow">
       <w:rPr>
+        <w:rFonts w:eastAsia="黑体"/>
         <w:b/>
         <w:bCs/>
         <w:color w:themeColor="text2" w:val="1F497D"/>
@@ -9431,12 +9947,14 @@
     </w:tblStylePr>
     <w:tblStylePr w:type="firstCol">
       <w:rPr>
+        <w:rFonts w:eastAsia="黑体"/>
         <w:b/>
         <w:bCs/>
       </w:rPr>
     </w:tblStylePr>
     <w:tblStylePr w:type="lastCol">
       <w:rPr>
+        <w:rFonts w:eastAsia="黑体"/>
         <w:b/>
         <w:bCs/>
       </w:rPr>
@@ -9470,6 +9988,7 @@
       <w:spacing w:after="0" w:line="240" w:lineRule="auto"/>
     </w:pPr>
     <w:rPr>
+      <w:rFonts w:eastAsia="黑体"/>
       <w:color w:themeColor="text1" w:val="000000"/>
     </w:rPr>
     <w:tblPr>
@@ -9489,7 +10008,7 @@
     </w:tblPr>
     <w:tblStylePr w:type="firstRow">
       <w:rPr>
-        <w:rFonts w:asciiTheme="majorHAnsi" w:cstheme="majorBidi" w:eastAsiaTheme="majorEastAsia" w:hAnsiTheme="majorHAnsi"/>
+        <w:rFonts w:asciiTheme="majorHAnsi" w:cstheme="majorBidi" w:hAnsiTheme="majorHAnsi" w:eastAsia="黑体"/>
       </w:rPr>
       <w:tblPr/>
       <w:tcPr>
@@ -9501,6 +10020,7 @@
     </w:tblStylePr>
     <w:tblStylePr w:type="lastRow">
       <w:rPr>
+        <w:rFonts w:eastAsia="黑体"/>
         <w:b/>
         <w:bCs/>
         <w:color w:themeColor="text2" w:val="1F497D"/>
@@ -9515,12 +10035,14 @@
     </w:tblStylePr>
     <w:tblStylePr w:type="firstCol">
       <w:rPr>
+        <w:rFonts w:eastAsia="黑体"/>
         <w:b/>
         <w:bCs/>
       </w:rPr>
     </w:tblStylePr>
     <w:tblStylePr w:type="lastCol">
       <w:rPr>
+        <w:rFonts w:eastAsia="黑体"/>
         <w:b/>
         <w:bCs/>
       </w:rPr>
@@ -9554,6 +10076,7 @@
       <w:spacing w:after="0" w:line="240" w:lineRule="auto"/>
     </w:pPr>
     <w:rPr>
+      <w:rFonts w:eastAsia="黑体"/>
       <w:color w:themeColor="text1" w:val="000000"/>
     </w:rPr>
     <w:tblPr>
@@ -9573,7 +10096,7 @@
     </w:tblPr>
     <w:tblStylePr w:type="firstRow">
       <w:rPr>
-        <w:rFonts w:asciiTheme="majorHAnsi" w:cstheme="majorBidi" w:eastAsiaTheme="majorEastAsia" w:hAnsiTheme="majorHAnsi"/>
+        <w:rFonts w:asciiTheme="majorHAnsi" w:cstheme="majorBidi" w:hAnsiTheme="majorHAnsi" w:eastAsia="黑体"/>
       </w:rPr>
       <w:tblPr/>
       <w:tcPr>
@@ -9585,6 +10108,7 @@
     </w:tblStylePr>
     <w:tblStylePr w:type="lastRow">
       <w:rPr>
+        <w:rFonts w:eastAsia="黑体"/>
         <w:b/>
         <w:bCs/>
         <w:color w:themeColor="text2" w:val="1F497D"/>
@@ -9599,12 +10123,14 @@
     </w:tblStylePr>
     <w:tblStylePr w:type="firstCol">
       <w:rPr>
+        <w:rFonts w:eastAsia="黑体"/>
         <w:b/>
         <w:bCs/>
       </w:rPr>
     </w:tblStylePr>
     <w:tblStylePr w:type="lastCol">
       <w:rPr>
+        <w:rFonts w:eastAsia="黑体"/>
         <w:b/>
         <w:bCs/>
       </w:rPr>
@@ -9638,6 +10164,7 @@
       <w:spacing w:after="0" w:line="240" w:lineRule="auto"/>
     </w:pPr>
     <w:rPr>
+      <w:rFonts w:eastAsia="黑体"/>
       <w:color w:themeColor="text1" w:val="000000"/>
     </w:rPr>
     <w:tblPr>
@@ -9657,7 +10184,7 @@
     </w:tblPr>
     <w:tblStylePr w:type="firstRow">
       <w:rPr>
-        <w:rFonts w:asciiTheme="majorHAnsi" w:cstheme="majorBidi" w:eastAsiaTheme="majorEastAsia" w:hAnsiTheme="majorHAnsi"/>
+        <w:rFonts w:asciiTheme="majorHAnsi" w:cstheme="majorBidi" w:hAnsiTheme="majorHAnsi" w:eastAsia="黑体"/>
       </w:rPr>
       <w:tblPr/>
       <w:tcPr>
@@ -9669,6 +10196,7 @@
     </w:tblStylePr>
     <w:tblStylePr w:type="lastRow">
       <w:rPr>
+        <w:rFonts w:eastAsia="黑体"/>
         <w:b/>
         <w:bCs/>
         <w:color w:themeColor="text2" w:val="1F497D"/>
@@ -9683,12 +10211,14 @@
     </w:tblStylePr>
     <w:tblStylePr w:type="firstCol">
       <w:rPr>
+        <w:rFonts w:eastAsia="黑体"/>
         <w:b/>
         <w:bCs/>
       </w:rPr>
     </w:tblStylePr>
     <w:tblStylePr w:type="lastCol">
       <w:rPr>
+        <w:rFonts w:eastAsia="黑体"/>
         <w:b/>
         <w:bCs/>
       </w:rPr>
@@ -9722,6 +10252,7 @@
       <w:spacing w:after="0" w:line="240" w:lineRule="auto"/>
     </w:pPr>
     <w:rPr>
+      <w:rFonts w:eastAsia="黑体"/>
       <w:color w:themeColor="text1" w:val="000000"/>
     </w:rPr>
     <w:tblPr>
@@ -9741,7 +10272,7 @@
     </w:tblPr>
     <w:tblStylePr w:type="firstRow">
       <w:rPr>
-        <w:rFonts w:asciiTheme="majorHAnsi" w:cstheme="majorBidi" w:eastAsiaTheme="majorEastAsia" w:hAnsiTheme="majorHAnsi"/>
+        <w:rFonts w:asciiTheme="majorHAnsi" w:cstheme="majorBidi" w:hAnsiTheme="majorHAnsi" w:eastAsia="黑体"/>
       </w:rPr>
       <w:tblPr/>
       <w:tcPr>
@@ -9753,6 +10284,7 @@
     </w:tblStylePr>
     <w:tblStylePr w:type="lastRow">
       <w:rPr>
+        <w:rFonts w:eastAsia="黑体"/>
         <w:b/>
         <w:bCs/>
         <w:color w:themeColor="text2" w:val="1F497D"/>
@@ -9767,12 +10299,14 @@
     </w:tblStylePr>
     <w:tblStylePr w:type="firstCol">
       <w:rPr>
+        <w:rFonts w:eastAsia="黑体"/>
         <w:b/>
         <w:bCs/>
       </w:rPr>
     </w:tblStylePr>
     <w:tblStylePr w:type="lastCol">
       <w:rPr>
+        <w:rFonts w:eastAsia="黑体"/>
         <w:b/>
         <w:bCs/>
       </w:rPr>
@@ -9806,7 +10340,7 @@
       <w:spacing w:after="0" w:line="240" w:lineRule="auto"/>
     </w:pPr>
     <w:rPr>
-      <w:rFonts w:asciiTheme="majorHAnsi" w:cstheme="majorBidi" w:eastAsiaTheme="majorEastAsia" w:hAnsiTheme="majorHAnsi"/>
+      <w:rFonts w:asciiTheme="majorHAnsi" w:cstheme="majorBidi" w:hAnsiTheme="majorHAnsi" w:eastAsia="黑体"/>
       <w:color w:themeColor="text1" w:val="000000"/>
     </w:rPr>
     <w:tblPr>
@@ -9828,6 +10362,7 @@
     </w:tblPr>
     <w:tblStylePr w:type="firstRow">
       <w:rPr>
+        <w:rFonts w:eastAsia="黑体"/>
         <w:sz w:val="24"/>
         <w:szCs w:val="24"/>
       </w:rPr>
@@ -9934,7 +10469,7 @@
       <w:spacing w:after="0" w:line="240" w:lineRule="auto"/>
     </w:pPr>
     <w:rPr>
-      <w:rFonts w:asciiTheme="majorHAnsi" w:cstheme="majorBidi" w:eastAsiaTheme="majorEastAsia" w:hAnsiTheme="majorHAnsi"/>
+      <w:rFonts w:asciiTheme="majorHAnsi" w:cstheme="majorBidi" w:hAnsiTheme="majorHAnsi" w:eastAsia="黑体"/>
       <w:color w:themeColor="text1" w:val="000000"/>
     </w:rPr>
     <w:tblPr>
@@ -9956,6 +10491,7 @@
     </w:tblPr>
     <w:tblStylePr w:type="firstRow">
       <w:rPr>
+        <w:rFonts w:eastAsia="黑体"/>
         <w:sz w:val="24"/>
         <w:szCs w:val="24"/>
       </w:rPr>
@@ -10062,7 +10598,7 @@
       <w:spacing w:after="0" w:line="240" w:lineRule="auto"/>
     </w:pPr>
     <w:rPr>
-      <w:rFonts w:asciiTheme="majorHAnsi" w:cstheme="majorBidi" w:eastAsiaTheme="majorEastAsia" w:hAnsiTheme="majorHAnsi"/>
+      <w:rFonts w:asciiTheme="majorHAnsi" w:cstheme="majorBidi" w:hAnsiTheme="majorHAnsi" w:eastAsia="黑体"/>
       <w:color w:themeColor="text1" w:val="000000"/>
     </w:rPr>
     <w:tblPr>
@@ -10084,6 +10620,7 @@
     </w:tblPr>
     <w:tblStylePr w:type="firstRow">
       <w:rPr>
+        <w:rFonts w:eastAsia="黑体"/>
         <w:sz w:val="24"/>
         <w:szCs w:val="24"/>
       </w:rPr>
@@ -10190,7 +10727,7 @@
       <w:spacing w:after="0" w:line="240" w:lineRule="auto"/>
     </w:pPr>
     <w:rPr>
-      <w:rFonts w:asciiTheme="majorHAnsi" w:cstheme="majorBidi" w:eastAsiaTheme="majorEastAsia" w:hAnsiTheme="majorHAnsi"/>
+      <w:rFonts w:asciiTheme="majorHAnsi" w:cstheme="majorBidi" w:hAnsiTheme="majorHAnsi" w:eastAsia="黑体"/>
       <w:color w:themeColor="text1" w:val="000000"/>
     </w:rPr>
     <w:tblPr>
@@ -10212,6 +10749,7 @@
     </w:tblPr>
     <w:tblStylePr w:type="firstRow">
       <w:rPr>
+        <w:rFonts w:eastAsia="黑体"/>
         <w:sz w:val="24"/>
         <w:szCs w:val="24"/>
       </w:rPr>
@@ -10318,7 +10856,7 @@
       <w:spacing w:after="0" w:line="240" w:lineRule="auto"/>
     </w:pPr>
     <w:rPr>
-      <w:rFonts w:asciiTheme="majorHAnsi" w:cstheme="majorBidi" w:eastAsiaTheme="majorEastAsia" w:hAnsiTheme="majorHAnsi"/>
+      <w:rFonts w:asciiTheme="majorHAnsi" w:cstheme="majorBidi" w:hAnsiTheme="majorHAnsi" w:eastAsia="黑体"/>
       <w:color w:themeColor="text1" w:val="000000"/>
     </w:rPr>
     <w:tblPr>
@@ -10340,6 +10878,7 @@
     </w:tblPr>
     <w:tblStylePr w:type="firstRow">
       <w:rPr>
+        <w:rFonts w:eastAsia="黑体"/>
         <w:sz w:val="24"/>
         <w:szCs w:val="24"/>
       </w:rPr>
@@ -10446,7 +10985,7 @@
       <w:spacing w:after="0" w:line="240" w:lineRule="auto"/>
     </w:pPr>
     <w:rPr>
-      <w:rFonts w:asciiTheme="majorHAnsi" w:cstheme="majorBidi" w:eastAsiaTheme="majorEastAsia" w:hAnsiTheme="majorHAnsi"/>
+      <w:rFonts w:asciiTheme="majorHAnsi" w:cstheme="majorBidi" w:hAnsiTheme="majorHAnsi" w:eastAsia="黑体"/>
       <w:color w:themeColor="text1" w:val="000000"/>
     </w:rPr>
     <w:tblPr>
@@ -10468,6 +11007,7 @@
     </w:tblPr>
     <w:tblStylePr w:type="firstRow">
       <w:rPr>
+        <w:rFonts w:eastAsia="黑体"/>
         <w:sz w:val="24"/>
         <w:szCs w:val="24"/>
       </w:rPr>
@@ -10574,7 +11114,7 @@
       <w:spacing w:after="0" w:line="240" w:lineRule="auto"/>
     </w:pPr>
     <w:rPr>
-      <w:rFonts w:asciiTheme="majorHAnsi" w:cstheme="majorBidi" w:eastAsiaTheme="majorEastAsia" w:hAnsiTheme="majorHAnsi"/>
+      <w:rFonts w:asciiTheme="majorHAnsi" w:cstheme="majorBidi" w:hAnsiTheme="majorHAnsi" w:eastAsia="黑体"/>
       <w:color w:themeColor="text1" w:val="000000"/>
     </w:rPr>
     <w:tblPr>
@@ -10596,6 +11136,7 @@
     </w:tblPr>
     <w:tblStylePr w:type="firstRow">
       <w:rPr>
+        <w:rFonts w:eastAsia="黑体"/>
         <w:sz w:val="24"/>
         <w:szCs w:val="24"/>
       </w:rPr>
@@ -10725,12 +11266,14 @@
     </w:tcPr>
     <w:tblStylePr w:type="firstRow">
       <w:rPr>
+        <w:rFonts w:eastAsia="黑体"/>
         <w:b/>
         <w:bCs/>
       </w:rPr>
     </w:tblStylePr>
     <w:tblStylePr w:type="lastRow">
       <w:rPr>
+        <w:rFonts w:eastAsia="黑体"/>
         <w:b/>
         <w:bCs/>
       </w:rPr>
@@ -10743,12 +11286,14 @@
     </w:tblStylePr>
     <w:tblStylePr w:type="firstCol">
       <w:rPr>
+        <w:rFonts w:eastAsia="黑体"/>
         <w:b/>
         <w:bCs/>
       </w:rPr>
     </w:tblStylePr>
     <w:tblStylePr w:type="lastCol">
       <w:rPr>
+        <w:rFonts w:eastAsia="黑体"/>
         <w:b/>
         <w:bCs/>
       </w:rPr>
@@ -10798,12 +11343,14 @@
     </w:tcPr>
     <w:tblStylePr w:type="firstRow">
       <w:rPr>
+        <w:rFonts w:eastAsia="黑体"/>
         <w:b/>
         <w:bCs/>
       </w:rPr>
     </w:tblStylePr>
     <w:tblStylePr w:type="lastRow">
       <w:rPr>
+        <w:rFonts w:eastAsia="黑体"/>
         <w:b/>
         <w:bCs/>
       </w:rPr>
@@ -10816,12 +11363,14 @@
     </w:tblStylePr>
     <w:tblStylePr w:type="firstCol">
       <w:rPr>
+        <w:rFonts w:eastAsia="黑体"/>
         <w:b/>
         <w:bCs/>
       </w:rPr>
     </w:tblStylePr>
     <w:tblStylePr w:type="lastCol">
       <w:rPr>
+        <w:rFonts w:eastAsia="黑体"/>
         <w:b/>
         <w:bCs/>
       </w:rPr>
@@ -10871,12 +11420,14 @@
     </w:tcPr>
     <w:tblStylePr w:type="firstRow">
       <w:rPr>
+        <w:rFonts w:eastAsia="黑体"/>
         <w:b/>
         <w:bCs/>
       </w:rPr>
     </w:tblStylePr>
     <w:tblStylePr w:type="lastRow">
       <w:rPr>
+        <w:rFonts w:eastAsia="黑体"/>
         <w:b/>
         <w:bCs/>
       </w:rPr>
@@ -10889,12 +11440,14 @@
     </w:tblStylePr>
     <w:tblStylePr w:type="firstCol">
       <w:rPr>
+        <w:rFonts w:eastAsia="黑体"/>
         <w:b/>
         <w:bCs/>
       </w:rPr>
     </w:tblStylePr>
     <w:tblStylePr w:type="lastCol">
       <w:rPr>
+        <w:rFonts w:eastAsia="黑体"/>
         <w:b/>
         <w:bCs/>
       </w:rPr>
@@ -10944,12 +11497,14 @@
     </w:tcPr>
     <w:tblStylePr w:type="firstRow">
       <w:rPr>
+        <w:rFonts w:eastAsia="黑体"/>
         <w:b/>
         <w:bCs/>
       </w:rPr>
     </w:tblStylePr>
     <w:tblStylePr w:type="lastRow">
       <w:rPr>
+        <w:rFonts w:eastAsia="黑体"/>
         <w:b/>
         <w:bCs/>
       </w:rPr>
@@ -10962,12 +11517,14 @@
     </w:tblStylePr>
     <w:tblStylePr w:type="firstCol">
       <w:rPr>
+        <w:rFonts w:eastAsia="黑体"/>
         <w:b/>
         <w:bCs/>
       </w:rPr>
     </w:tblStylePr>
     <w:tblStylePr w:type="lastCol">
       <w:rPr>
+        <w:rFonts w:eastAsia="黑体"/>
         <w:b/>
         <w:bCs/>
       </w:rPr>
@@ -11017,12 +11574,14 @@
     </w:tcPr>
     <w:tblStylePr w:type="firstRow">
       <w:rPr>
+        <w:rFonts w:eastAsia="黑体"/>
         <w:b/>
         <w:bCs/>
       </w:rPr>
     </w:tblStylePr>
     <w:tblStylePr w:type="lastRow">
       <w:rPr>
+        <w:rFonts w:eastAsia="黑体"/>
         <w:b/>
         <w:bCs/>
       </w:rPr>
@@ -11035,12 +11594,14 @@
     </w:tblStylePr>
     <w:tblStylePr w:type="firstCol">
       <w:rPr>
+        <w:rFonts w:eastAsia="黑体"/>
         <w:b/>
         <w:bCs/>
       </w:rPr>
     </w:tblStylePr>
     <w:tblStylePr w:type="lastCol">
       <w:rPr>
+        <w:rFonts w:eastAsia="黑体"/>
         <w:b/>
         <w:bCs/>
       </w:rPr>
@@ -11090,12 +11651,14 @@
     </w:tcPr>
     <w:tblStylePr w:type="firstRow">
       <w:rPr>
+        <w:rFonts w:eastAsia="黑体"/>
         <w:b/>
         <w:bCs/>
       </w:rPr>
     </w:tblStylePr>
     <w:tblStylePr w:type="lastRow">
       <w:rPr>
+        <w:rFonts w:eastAsia="黑体"/>
         <w:b/>
         <w:bCs/>
       </w:rPr>
@@ -11108,12 +11671,14 @@
     </w:tblStylePr>
     <w:tblStylePr w:type="firstCol">
       <w:rPr>
+        <w:rFonts w:eastAsia="黑体"/>
         <w:b/>
         <w:bCs/>
       </w:rPr>
     </w:tblStylePr>
     <w:tblStylePr w:type="lastCol">
       <w:rPr>
+        <w:rFonts w:eastAsia="黑体"/>
         <w:b/>
         <w:bCs/>
       </w:rPr>
@@ -11163,12 +11728,14 @@
     </w:tcPr>
     <w:tblStylePr w:type="firstRow">
       <w:rPr>
+        <w:rFonts w:eastAsia="黑体"/>
         <w:b/>
         <w:bCs/>
       </w:rPr>
     </w:tblStylePr>
     <w:tblStylePr w:type="lastRow">
       <w:rPr>
+        <w:rFonts w:eastAsia="黑体"/>
         <w:b/>
         <w:bCs/>
       </w:rPr>
@@ -11181,12 +11748,14 @@
     </w:tblStylePr>
     <w:tblStylePr w:type="firstCol">
       <w:rPr>
+        <w:rFonts w:eastAsia="黑体"/>
         <w:b/>
         <w:bCs/>
       </w:rPr>
     </w:tblStylePr>
     <w:tblStylePr w:type="lastCol">
       <w:rPr>
+        <w:rFonts w:eastAsia="黑体"/>
         <w:b/>
         <w:bCs/>
       </w:rPr>
@@ -11213,7 +11782,7 @@
       <w:spacing w:after="0" w:line="240" w:lineRule="auto"/>
     </w:pPr>
     <w:rPr>
-      <w:rFonts w:asciiTheme="majorHAnsi" w:cstheme="majorBidi" w:eastAsiaTheme="majorEastAsia" w:hAnsiTheme="majorHAnsi"/>
+      <w:rFonts w:asciiTheme="majorHAnsi" w:cstheme="majorBidi" w:hAnsiTheme="majorHAnsi" w:eastAsia="黑体"/>
       <w:color w:themeColor="text1" w:val="000000"/>
     </w:rPr>
     <w:tblPr>
@@ -11240,6 +11809,7 @@
     </w:tcPr>
     <w:tblStylePr w:type="firstRow">
       <w:rPr>
+        <w:rFonts w:eastAsia="黑体"/>
         <w:b/>
         <w:bCs/>
         <w:color w:themeColor="text1" w:val="000000"/>
@@ -11251,6 +11821,7 @@
     </w:tblStylePr>
     <w:tblStylePr w:type="lastRow">
       <w:rPr>
+        <w:rFonts w:eastAsia="黑体"/>
         <w:b/>
         <w:bCs/>
         <w:color w:themeColor="text1" w:val="000000"/>
@@ -11270,6 +11841,7 @@
     </w:tblStylePr>
     <w:tblStylePr w:type="firstCol">
       <w:rPr>
+        <w:rFonts w:eastAsia="黑体"/>
         <w:b/>
         <w:bCs/>
         <w:color w:themeColor="text1" w:val="000000"/>
@@ -11289,6 +11861,7 @@
     </w:tblStylePr>
     <w:tblStylePr w:type="lastCol">
       <w:rPr>
+        <w:rFonts w:eastAsia="黑体"/>
         <w:b w:val="0"/>
         <w:bCs w:val="0"/>
         <w:color w:themeColor="text1" w:val="000000"/>
@@ -11338,7 +11911,7 @@
       <w:spacing w:after="0" w:line="240" w:lineRule="auto"/>
     </w:pPr>
     <w:rPr>
-      <w:rFonts w:asciiTheme="majorHAnsi" w:cstheme="majorBidi" w:eastAsiaTheme="majorEastAsia" w:hAnsiTheme="majorHAnsi"/>
+      <w:rFonts w:asciiTheme="majorHAnsi" w:cstheme="majorBidi" w:hAnsiTheme="majorHAnsi" w:eastAsia="黑体"/>
       <w:color w:themeColor="text1" w:val="000000"/>
     </w:rPr>
     <w:tblPr>
@@ -11365,6 +11938,7 @@
     </w:tcPr>
     <w:tblStylePr w:type="firstRow">
       <w:rPr>
+        <w:rFonts w:eastAsia="黑体"/>
         <w:b/>
         <w:bCs/>
         <w:color w:themeColor="text1" w:val="000000"/>
@@ -11376,6 +11950,7 @@
     </w:tblStylePr>
     <w:tblStylePr w:type="lastRow">
       <w:rPr>
+        <w:rFonts w:eastAsia="黑体"/>
         <w:b/>
         <w:bCs/>
         <w:color w:themeColor="text1" w:val="000000"/>
@@ -11395,6 +11970,7 @@
     </w:tblStylePr>
     <w:tblStylePr w:type="firstCol">
       <w:rPr>
+        <w:rFonts w:eastAsia="黑体"/>
         <w:b/>
         <w:bCs/>
         <w:color w:themeColor="text1" w:val="000000"/>
@@ -11414,6 +11990,7 @@
     </w:tblStylePr>
     <w:tblStylePr w:type="lastCol">
       <w:rPr>
+        <w:rFonts w:eastAsia="黑体"/>
         <w:b w:val="0"/>
         <w:bCs w:val="0"/>
         <w:color w:themeColor="text1" w:val="000000"/>
@@ -11463,7 +12040,7 @@
       <w:spacing w:after="0" w:line="240" w:lineRule="auto"/>
     </w:pPr>
     <w:rPr>
-      <w:rFonts w:asciiTheme="majorHAnsi" w:cstheme="majorBidi" w:eastAsiaTheme="majorEastAsia" w:hAnsiTheme="majorHAnsi"/>
+      <w:rFonts w:asciiTheme="majorHAnsi" w:cstheme="majorBidi" w:hAnsiTheme="majorHAnsi" w:eastAsia="黑体"/>
       <w:color w:themeColor="text1" w:val="000000"/>
     </w:rPr>
     <w:tblPr>
@@ -11490,6 +12067,7 @@
     </w:tcPr>
     <w:tblStylePr w:type="firstRow">
       <w:rPr>
+        <w:rFonts w:eastAsia="黑体"/>
         <w:b/>
         <w:bCs/>
         <w:color w:themeColor="text1" w:val="000000"/>
@@ -11501,6 +12079,7 @@
     </w:tblStylePr>
     <w:tblStylePr w:type="lastRow">
       <w:rPr>
+        <w:rFonts w:eastAsia="黑体"/>
         <w:b/>
         <w:bCs/>
         <w:color w:themeColor="text1" w:val="000000"/>
@@ -11520,6 +12099,7 @@
     </w:tblStylePr>
     <w:tblStylePr w:type="firstCol">
       <w:rPr>
+        <w:rFonts w:eastAsia="黑体"/>
         <w:b/>
         <w:bCs/>
         <w:color w:themeColor="text1" w:val="000000"/>
@@ -11539,6 +12119,7 @@
     </w:tblStylePr>
     <w:tblStylePr w:type="lastCol">
       <w:rPr>
+        <w:rFonts w:eastAsia="黑体"/>
         <w:b w:val="0"/>
         <w:bCs w:val="0"/>
         <w:color w:themeColor="text1" w:val="000000"/>
@@ -11588,7 +12169,7 @@
       <w:spacing w:after="0" w:line="240" w:lineRule="auto"/>
     </w:pPr>
     <w:rPr>
-      <w:rFonts w:asciiTheme="majorHAnsi" w:cstheme="majorBidi" w:eastAsiaTheme="majorEastAsia" w:hAnsiTheme="majorHAnsi"/>
+      <w:rFonts w:asciiTheme="majorHAnsi" w:cstheme="majorBidi" w:hAnsiTheme="majorHAnsi" w:eastAsia="黑体"/>
       <w:color w:themeColor="text1" w:val="000000"/>
     </w:rPr>
     <w:tblPr>
@@ -11615,6 +12196,7 @@
     </w:tcPr>
     <w:tblStylePr w:type="firstRow">
       <w:rPr>
+        <w:rFonts w:eastAsia="黑体"/>
         <w:b/>
         <w:bCs/>
         <w:color w:themeColor="text1" w:val="000000"/>
@@ -11626,6 +12208,7 @@
     </w:tblStylePr>
     <w:tblStylePr w:type="lastRow">
       <w:rPr>
+        <w:rFonts w:eastAsia="黑体"/>
         <w:b/>
         <w:bCs/>
         <w:color w:themeColor="text1" w:val="000000"/>
@@ -11645,6 +12228,7 @@
     </w:tblStylePr>
     <w:tblStylePr w:type="firstCol">
       <w:rPr>
+        <w:rFonts w:eastAsia="黑体"/>
         <w:b/>
         <w:bCs/>
         <w:color w:themeColor="text1" w:val="000000"/>
@@ -11664,6 +12248,7 @@
     </w:tblStylePr>
     <w:tblStylePr w:type="lastCol">
       <w:rPr>
+        <w:rFonts w:eastAsia="黑体"/>
         <w:b w:val="0"/>
         <w:bCs w:val="0"/>
         <w:color w:themeColor="text1" w:val="000000"/>
@@ -11713,7 +12298,7 @@
       <w:spacing w:after="0" w:line="240" w:lineRule="auto"/>
     </w:pPr>
     <w:rPr>
-      <w:rFonts w:asciiTheme="majorHAnsi" w:cstheme="majorBidi" w:eastAsiaTheme="majorEastAsia" w:hAnsiTheme="majorHAnsi"/>
+      <w:rFonts w:asciiTheme="majorHAnsi" w:cstheme="majorBidi" w:hAnsiTheme="majorHAnsi" w:eastAsia="黑体"/>
       <w:color w:themeColor="text1" w:val="000000"/>
     </w:rPr>
     <w:tblPr>
@@ -11740,6 +12325,7 @@
     </w:tcPr>
     <w:tblStylePr w:type="firstRow">
       <w:rPr>
+        <w:rFonts w:eastAsia="黑体"/>
         <w:b/>
         <w:bCs/>
         <w:color w:themeColor="text1" w:val="000000"/>
@@ -11751,6 +12337,7 @@
     </w:tblStylePr>
     <w:tblStylePr w:type="lastRow">
       <w:rPr>
+        <w:rFonts w:eastAsia="黑体"/>
         <w:b/>
         <w:bCs/>
         <w:color w:themeColor="text1" w:val="000000"/>
@@ -11770,6 +12357,7 @@
     </w:tblStylePr>
     <w:tblStylePr w:type="firstCol">
       <w:rPr>
+        <w:rFonts w:eastAsia="黑体"/>
         <w:b/>
         <w:bCs/>
         <w:color w:themeColor="text1" w:val="000000"/>
@@ -11789,6 +12377,7 @@
     </w:tblStylePr>
     <w:tblStylePr w:type="lastCol">
       <w:rPr>
+        <w:rFonts w:eastAsia="黑体"/>
         <w:b w:val="0"/>
         <w:bCs w:val="0"/>
         <w:color w:themeColor="text1" w:val="000000"/>
@@ -11838,7 +12427,7 @@
       <w:spacing w:after="0" w:line="240" w:lineRule="auto"/>
     </w:pPr>
     <w:rPr>
-      <w:rFonts w:asciiTheme="majorHAnsi" w:cstheme="majorBidi" w:eastAsiaTheme="majorEastAsia" w:hAnsiTheme="majorHAnsi"/>
+      <w:rFonts w:asciiTheme="majorHAnsi" w:cstheme="majorBidi" w:hAnsiTheme="majorHAnsi" w:eastAsia="黑体"/>
       <w:color w:themeColor="text1" w:val="000000"/>
     </w:rPr>
     <w:tblPr>
@@ -11865,6 +12454,7 @@
     </w:tcPr>
     <w:tblStylePr w:type="firstRow">
       <w:rPr>
+        <w:rFonts w:eastAsia="黑体"/>
         <w:b/>
         <w:bCs/>
         <w:color w:themeColor="text1" w:val="000000"/>
@@ -11876,6 +12466,7 @@
     </w:tblStylePr>
     <w:tblStylePr w:type="lastRow">
       <w:rPr>
+        <w:rFonts w:eastAsia="黑体"/>
         <w:b/>
         <w:bCs/>
         <w:color w:themeColor="text1" w:val="000000"/>
@@ -11895,6 +12486,7 @@
     </w:tblStylePr>
     <w:tblStylePr w:type="firstCol">
       <w:rPr>
+        <w:rFonts w:eastAsia="黑体"/>
         <w:b/>
         <w:bCs/>
         <w:color w:themeColor="text1" w:val="000000"/>
@@ -11914,6 +12506,7 @@
     </w:tblStylePr>
     <w:tblStylePr w:type="lastCol">
       <w:rPr>
+        <w:rFonts w:eastAsia="黑体"/>
         <w:b w:val="0"/>
         <w:bCs w:val="0"/>
         <w:color w:themeColor="text1" w:val="000000"/>
@@ -11963,7 +12556,7 @@
       <w:spacing w:after="0" w:line="240" w:lineRule="auto"/>
     </w:pPr>
     <w:rPr>
-      <w:rFonts w:asciiTheme="majorHAnsi" w:cstheme="majorBidi" w:eastAsiaTheme="majorEastAsia" w:hAnsiTheme="majorHAnsi"/>
+      <w:rFonts w:asciiTheme="majorHAnsi" w:cstheme="majorBidi" w:hAnsiTheme="majorHAnsi" w:eastAsia="黑体"/>
       <w:color w:themeColor="text1" w:val="000000"/>
     </w:rPr>
     <w:tblPr>
@@ -11990,6 +12583,7 @@
     </w:tcPr>
     <w:tblStylePr w:type="firstRow">
       <w:rPr>
+        <w:rFonts w:eastAsia="黑体"/>
         <w:b/>
         <w:bCs/>
         <w:color w:themeColor="text1" w:val="000000"/>
@@ -12001,6 +12595,7 @@
     </w:tblStylePr>
     <w:tblStylePr w:type="lastRow">
       <w:rPr>
+        <w:rFonts w:eastAsia="黑体"/>
         <w:b/>
         <w:bCs/>
         <w:color w:themeColor="text1" w:val="000000"/>
@@ -12020,6 +12615,7 @@
     </w:tblStylePr>
     <w:tblStylePr w:type="firstCol">
       <w:rPr>
+        <w:rFonts w:eastAsia="黑体"/>
         <w:b/>
         <w:bCs/>
         <w:color w:themeColor="text1" w:val="000000"/>
@@ -12039,6 +12635,7 @@
     </w:tblStylePr>
     <w:tblStylePr w:type="lastCol">
       <w:rPr>
+        <w:rFonts w:eastAsia="黑体"/>
         <w:b w:val="0"/>
         <w:bCs w:val="0"/>
         <w:color w:themeColor="text1" w:val="000000"/>
@@ -12111,6 +12708,7 @@
     </w:tcPr>
     <w:tblStylePr w:type="firstRow">
       <w:rPr>
+        <w:rFonts w:eastAsia="黑体"/>
         <w:b/>
         <w:bCs/>
         <w:i w:val="0"/>
@@ -12132,6 +12730,7 @@
     </w:tblStylePr>
     <w:tblStylePr w:type="lastRow">
       <w:rPr>
+        <w:rFonts w:eastAsia="黑体"/>
         <w:b/>
         <w:bCs/>
         <w:i w:val="0"/>
@@ -12153,6 +12752,7 @@
     </w:tblStylePr>
     <w:tblStylePr w:type="firstCol">
       <w:rPr>
+        <w:rFonts w:eastAsia="黑体"/>
         <w:b/>
         <w:bCs/>
         <w:i w:val="0"/>
@@ -12172,6 +12772,7 @@
     </w:tblStylePr>
     <w:tblStylePr w:type="lastCol">
       <w:rPr>
+        <w:rFonts w:eastAsia="黑体"/>
         <w:b/>
         <w:bCs/>
         <w:i w:val="0"/>
@@ -12252,6 +12853,7 @@
     </w:tcPr>
     <w:tblStylePr w:type="firstRow">
       <w:rPr>
+        <w:rFonts w:eastAsia="黑体"/>
         <w:b/>
         <w:bCs/>
         <w:i w:val="0"/>
@@ -12273,6 +12875,7 @@
     </w:tblStylePr>
     <w:tblStylePr w:type="lastRow">
       <w:rPr>
+        <w:rFonts w:eastAsia="黑体"/>
         <w:b/>
         <w:bCs/>
         <w:i w:val="0"/>
@@ -12294,6 +12897,7 @@
     </w:tblStylePr>
     <w:tblStylePr w:type="firstCol">
       <w:rPr>
+        <w:rFonts w:eastAsia="黑体"/>
         <w:b/>
         <w:bCs/>
         <w:i w:val="0"/>
@@ -12313,6 +12917,7 @@
     </w:tblStylePr>
     <w:tblStylePr w:type="lastCol">
       <w:rPr>
+        <w:rFonts w:eastAsia="黑体"/>
         <w:b/>
         <w:bCs/>
         <w:i w:val="0"/>
@@ -12393,6 +12998,7 @@
     </w:tcPr>
     <w:tblStylePr w:type="firstRow">
       <w:rPr>
+        <w:rFonts w:eastAsia="黑体"/>
         <w:b/>
         <w:bCs/>
         <w:i w:val="0"/>
@@ -12414,6 +13020,7 @@
     </w:tblStylePr>
     <w:tblStylePr w:type="lastRow">
       <w:rPr>
+        <w:rFonts w:eastAsia="黑体"/>
         <w:b/>
         <w:bCs/>
         <w:i w:val="0"/>
@@ -12435,6 +13042,7 @@
     </w:tblStylePr>
     <w:tblStylePr w:type="firstCol">
       <w:rPr>
+        <w:rFonts w:eastAsia="黑体"/>
         <w:b/>
         <w:bCs/>
         <w:i w:val="0"/>
@@ -12454,6 +13062,7 @@
     </w:tblStylePr>
     <w:tblStylePr w:type="lastCol">
       <w:rPr>
+        <w:rFonts w:eastAsia="黑体"/>
         <w:b/>
         <w:bCs/>
         <w:i w:val="0"/>
@@ -12534,6 +13143,7 @@
     </w:tcPr>
     <w:tblStylePr w:type="firstRow">
       <w:rPr>
+        <w:rFonts w:eastAsia="黑体"/>
         <w:b/>
         <w:bCs/>
         <w:i w:val="0"/>
@@ -12555,6 +13165,7 @@
     </w:tblStylePr>
     <w:tblStylePr w:type="lastRow">
       <w:rPr>
+        <w:rFonts w:eastAsia="黑体"/>
         <w:b/>
         <w:bCs/>
         <w:i w:val="0"/>
@@ -12576,6 +13187,7 @@
     </w:tblStylePr>
     <w:tblStylePr w:type="firstCol">
       <w:rPr>
+        <w:rFonts w:eastAsia="黑体"/>
         <w:b/>
         <w:bCs/>
         <w:i w:val="0"/>
@@ -12595,6 +13207,7 @@
     </w:tblStylePr>
     <w:tblStylePr w:type="lastCol">
       <w:rPr>
+        <w:rFonts w:eastAsia="黑体"/>
         <w:b/>
         <w:bCs/>
         <w:i w:val="0"/>
@@ -12675,6 +13288,7 @@
     </w:tcPr>
     <w:tblStylePr w:type="firstRow">
       <w:rPr>
+        <w:rFonts w:eastAsia="黑体"/>
         <w:b/>
         <w:bCs/>
         <w:i w:val="0"/>
@@ -12696,6 +13310,7 @@
     </w:tblStylePr>
     <w:tblStylePr w:type="lastRow">
       <w:rPr>
+        <w:rFonts w:eastAsia="黑体"/>
         <w:b/>
         <w:bCs/>
         <w:i w:val="0"/>
@@ -12717,6 +13332,7 @@
     </w:tblStylePr>
     <w:tblStylePr w:type="firstCol">
       <w:rPr>
+        <w:rFonts w:eastAsia="黑体"/>
         <w:b/>
         <w:bCs/>
         <w:i w:val="0"/>
@@ -12736,6 +13352,7 @@
     </w:tblStylePr>
     <w:tblStylePr w:type="lastCol">
       <w:rPr>
+        <w:rFonts w:eastAsia="黑体"/>
         <w:b/>
         <w:bCs/>
         <w:i w:val="0"/>
@@ -12816,6 +13433,7 @@
     </w:tcPr>
     <w:tblStylePr w:type="firstRow">
       <w:rPr>
+        <w:rFonts w:eastAsia="黑体"/>
         <w:b/>
         <w:bCs/>
         <w:i w:val="0"/>
@@ -12837,6 +13455,7 @@
     </w:tblStylePr>
     <w:tblStylePr w:type="lastRow">
       <w:rPr>
+        <w:rFonts w:eastAsia="黑体"/>
         <w:b/>
         <w:bCs/>
         <w:i w:val="0"/>
@@ -12858,6 +13477,7 @@
     </w:tblStylePr>
     <w:tblStylePr w:type="firstCol">
       <w:rPr>
+        <w:rFonts w:eastAsia="黑体"/>
         <w:b/>
         <w:bCs/>
         <w:i w:val="0"/>
@@ -12877,6 +13497,7 @@
     </w:tblStylePr>
     <w:tblStylePr w:type="lastCol">
       <w:rPr>
+        <w:rFonts w:eastAsia="黑体"/>
         <w:b/>
         <w:bCs/>
         <w:i w:val="0"/>
@@ -12957,6 +13578,7 @@
     </w:tcPr>
     <w:tblStylePr w:type="firstRow">
       <w:rPr>
+        <w:rFonts w:eastAsia="黑体"/>
         <w:b/>
         <w:bCs/>
         <w:i w:val="0"/>
@@ -12978,6 +13600,7 @@
     </w:tblStylePr>
     <w:tblStylePr w:type="lastRow">
       <w:rPr>
+        <w:rFonts w:eastAsia="黑体"/>
         <w:b/>
         <w:bCs/>
         <w:i w:val="0"/>
@@ -12999,6 +13622,7 @@
     </w:tblStylePr>
     <w:tblStylePr w:type="firstCol">
       <w:rPr>
+        <w:rFonts w:eastAsia="黑体"/>
         <w:b/>
         <w:bCs/>
         <w:i w:val="0"/>
@@ -13018,6 +13642,7 @@
     </w:tblStylePr>
     <w:tblStylePr w:type="lastCol">
       <w:rPr>
+        <w:rFonts w:eastAsia="黑体"/>
         <w:b/>
         <w:bCs/>
         <w:i w:val="0"/>
@@ -13075,6 +13700,7 @@
       <w:spacing w:after="0" w:line="240" w:lineRule="auto"/>
     </w:pPr>
     <w:rPr>
+      <w:rFonts w:eastAsia="黑体"/>
       <w:color w:themeColor="background1" w:val="FFFFFF"/>
     </w:rPr>
     <w:tblPr>
@@ -13093,6 +13719,7 @@
     </w:tcPr>
     <w:tblStylePr w:type="firstRow">
       <w:rPr>
+        <w:rFonts w:eastAsia="黑体"/>
         <w:b/>
         <w:bCs/>
       </w:rPr>
@@ -13189,6 +13816,7 @@
       <w:spacing w:after="0" w:line="240" w:lineRule="auto"/>
     </w:pPr>
     <w:rPr>
+      <w:rFonts w:eastAsia="黑体"/>
       <w:color w:themeColor="background1" w:val="FFFFFF"/>
     </w:rPr>
     <w:tblPr>
@@ -13207,6 +13835,7 @@
     </w:tcPr>
     <w:tblStylePr w:type="firstRow">
       <w:rPr>
+        <w:rFonts w:eastAsia="黑体"/>
         <w:b/>
         <w:bCs/>
       </w:rPr>
@@ -13303,6 +13932,7 @@
       <w:spacing w:after="0" w:line="240" w:lineRule="auto"/>
     </w:pPr>
     <w:rPr>
+      <w:rFonts w:eastAsia="黑体"/>
       <w:color w:themeColor="background1" w:val="FFFFFF"/>
     </w:rPr>
     <w:tblPr>
@@ -13321,6 +13951,7 @@
     </w:tcPr>
     <w:tblStylePr w:type="firstRow">
       <w:rPr>
+        <w:rFonts w:eastAsia="黑体"/>
         <w:b/>
         <w:bCs/>
       </w:rPr>
@@ -13417,6 +14048,7 @@
       <w:spacing w:after="0" w:line="240" w:lineRule="auto"/>
     </w:pPr>
     <w:rPr>
+      <w:rFonts w:eastAsia="黑体"/>
       <w:color w:themeColor="background1" w:val="FFFFFF"/>
     </w:rPr>
     <w:tblPr>
@@ -13435,6 +14067,7 @@
     </w:tcPr>
     <w:tblStylePr w:type="firstRow">
       <w:rPr>
+        <w:rFonts w:eastAsia="黑体"/>
         <w:b/>
         <w:bCs/>
       </w:rPr>
@@ -13531,6 +14164,7 @@
       <w:spacing w:after="0" w:line="240" w:lineRule="auto"/>
     </w:pPr>
     <w:rPr>
+      <w:rFonts w:eastAsia="黑体"/>
       <w:color w:themeColor="background1" w:val="FFFFFF"/>
     </w:rPr>
     <w:tblPr>
@@ -13549,6 +14183,7 @@
     </w:tcPr>
     <w:tblStylePr w:type="firstRow">
       <w:rPr>
+        <w:rFonts w:eastAsia="黑体"/>
         <w:b/>
         <w:bCs/>
       </w:rPr>
@@ -13645,6 +14280,7 @@
       <w:spacing w:after="0" w:line="240" w:lineRule="auto"/>
     </w:pPr>
     <w:rPr>
+      <w:rFonts w:eastAsia="黑体"/>
       <w:color w:themeColor="background1" w:val="FFFFFF"/>
     </w:rPr>
     <w:tblPr>
@@ -13663,6 +14299,7 @@
     </w:tcPr>
     <w:tblStylePr w:type="firstRow">
       <w:rPr>
+        <w:rFonts w:eastAsia="黑体"/>
         <w:b/>
         <w:bCs/>
       </w:rPr>
@@ -13759,6 +14396,7 @@
       <w:spacing w:after="0" w:line="240" w:lineRule="auto"/>
     </w:pPr>
     <w:rPr>
+      <w:rFonts w:eastAsia="黑体"/>
       <w:color w:themeColor="background1" w:val="FFFFFF"/>
     </w:rPr>
     <w:tblPr>
@@ -13777,6 +14415,7 @@
     </w:tcPr>
     <w:tblStylePr w:type="firstRow">
       <w:rPr>
+        <w:rFonts w:eastAsia="黑体"/>
         <w:b/>
         <w:bCs/>
       </w:rPr>
@@ -13873,6 +14512,7 @@
       <w:spacing w:after="0" w:line="240" w:lineRule="auto"/>
     </w:pPr>
     <w:rPr>
+      <w:rFonts w:eastAsia="黑体"/>
       <w:color w:themeColor="text1" w:val="000000"/>
     </w:rPr>
     <w:tblPr>
@@ -13899,6 +14539,7 @@
     </w:tcPr>
     <w:tblStylePr w:type="firstRow">
       <w:rPr>
+        <w:rFonts w:eastAsia="黑体"/>
         <w:b/>
         <w:bCs/>
       </w:rPr>
@@ -13917,6 +14558,7 @@
     </w:tblStylePr>
     <w:tblStylePr w:type="lastRow">
       <w:rPr>
+        <w:rFonts w:eastAsia="黑体"/>
         <w:b/>
         <w:bCs/>
         <w:color w:themeColor="background1" w:val="FFFFFF"/>
@@ -13931,6 +14573,7 @@
     </w:tblStylePr>
     <w:tblStylePr w:type="firstCol">
       <w:rPr>
+        <w:rFonts w:eastAsia="黑体"/>
         <w:color w:themeColor="background1" w:val="FFFFFF"/>
       </w:rPr>
       <w:tblPr/>
@@ -13948,6 +14591,7 @@
     </w:tblStylePr>
     <w:tblStylePr w:type="lastCol">
       <w:rPr>
+        <w:rFonts w:eastAsia="黑体"/>
         <w:color w:themeColor="background1" w:val="FFFFFF"/>
       </w:rPr>
       <w:tblPr/>
@@ -13977,11 +14621,13 @@
     </w:tblStylePr>
     <w:tblStylePr w:type="neCell">
       <w:rPr>
+        <w:rFonts w:eastAsia="黑体"/>
         <w:color w:themeColor="text1" w:val="000000"/>
       </w:rPr>
     </w:tblStylePr>
     <w:tblStylePr w:type="nwCell">
       <w:rPr>
+        <w:rFonts w:eastAsia="黑体"/>
         <w:color w:themeColor="text1" w:val="000000"/>
       </w:rPr>
     </w:tblStylePr>
@@ -13995,6 +14641,7 @@
       <w:spacing w:after="0" w:line="240" w:lineRule="auto"/>
     </w:pPr>
     <w:rPr>
+      <w:rFonts w:eastAsia="黑体"/>
       <w:color w:themeColor="text1" w:val="000000"/>
     </w:rPr>
     <w:tblPr>
@@ -14021,6 +14668,7 @@
     </w:tcPr>
     <w:tblStylePr w:type="firstRow">
       <w:rPr>
+        <w:rFonts w:eastAsia="黑体"/>
         <w:b/>
         <w:bCs/>
       </w:rPr>
@@ -14039,6 +14687,7 @@
     </w:tblStylePr>
     <w:tblStylePr w:type="lastRow">
       <w:rPr>
+        <w:rFonts w:eastAsia="黑体"/>
         <w:b/>
         <w:bCs/>
         <w:color w:themeColor="background1" w:val="FFFFFF"/>
@@ -14053,6 +14702,7 @@
     </w:tblStylePr>
     <w:tblStylePr w:type="firstCol">
       <w:rPr>
+        <w:rFonts w:eastAsia="黑体"/>
         <w:color w:themeColor="background1" w:val="FFFFFF"/>
       </w:rPr>
       <w:tblPr/>
@@ -14070,6 +14720,7 @@
     </w:tblStylePr>
     <w:tblStylePr w:type="lastCol">
       <w:rPr>
+        <w:rFonts w:eastAsia="黑体"/>
         <w:color w:themeColor="background1" w:val="FFFFFF"/>
       </w:rPr>
       <w:tblPr/>
@@ -14099,11 +14750,13 @@
     </w:tblStylePr>
     <w:tblStylePr w:type="neCell">
       <w:rPr>
+        <w:rFonts w:eastAsia="黑体"/>
         <w:color w:themeColor="text1" w:val="000000"/>
       </w:rPr>
     </w:tblStylePr>
     <w:tblStylePr w:type="nwCell">
       <w:rPr>
+        <w:rFonts w:eastAsia="黑体"/>
         <w:color w:themeColor="text1" w:val="000000"/>
       </w:rPr>
     </w:tblStylePr>
@@ -14117,6 +14770,7 @@
       <w:spacing w:after="0" w:line="240" w:lineRule="auto"/>
     </w:pPr>
     <w:rPr>
+      <w:rFonts w:eastAsia="黑体"/>
       <w:color w:themeColor="text1" w:val="000000"/>
     </w:rPr>
     <w:tblPr>
@@ -14143,6 +14797,7 @@
     </w:tcPr>
     <w:tblStylePr w:type="firstRow">
       <w:rPr>
+        <w:rFonts w:eastAsia="黑体"/>
         <w:b/>
         <w:bCs/>
       </w:rPr>
@@ -14161,6 +14816,7 @@
     </w:tblStylePr>
     <w:tblStylePr w:type="lastRow">
       <w:rPr>
+        <w:rFonts w:eastAsia="黑体"/>
         <w:b/>
         <w:bCs/>
         <w:color w:themeColor="background1" w:val="FFFFFF"/>
@@ -14175,6 +14831,7 @@
     </w:tblStylePr>
     <w:tblStylePr w:type="firstCol">
       <w:rPr>
+        <w:rFonts w:eastAsia="黑体"/>
         <w:color w:themeColor="background1" w:val="FFFFFF"/>
       </w:rPr>
       <w:tblPr/>
@@ -14192,6 +14849,7 @@
     </w:tblStylePr>
     <w:tblStylePr w:type="lastCol">
       <w:rPr>
+        <w:rFonts w:eastAsia="黑体"/>
         <w:color w:themeColor="background1" w:val="FFFFFF"/>
       </w:rPr>
       <w:tblPr/>
@@ -14221,11 +14879,13 @@
     </w:tblStylePr>
     <w:tblStylePr w:type="neCell">
       <w:rPr>
+        <w:rFonts w:eastAsia="黑体"/>
         <w:color w:themeColor="text1" w:val="000000"/>
       </w:rPr>
     </w:tblStylePr>
     <w:tblStylePr w:type="nwCell">
       <w:rPr>
+        <w:rFonts w:eastAsia="黑体"/>
         <w:color w:themeColor="text1" w:val="000000"/>
       </w:rPr>
     </w:tblStylePr>
@@ -14239,6 +14899,7 @@
       <w:spacing w:after="0" w:line="240" w:lineRule="auto"/>
     </w:pPr>
     <w:rPr>
+      <w:rFonts w:eastAsia="黑体"/>
       <w:color w:themeColor="text1" w:val="000000"/>
     </w:rPr>
     <w:tblPr>
@@ -14265,6 +14926,7 @@
     </w:tcPr>
     <w:tblStylePr w:type="firstRow">
       <w:rPr>
+        <w:rFonts w:eastAsia="黑体"/>
         <w:b/>
         <w:bCs/>
       </w:rPr>
@@ -14283,6 +14945,7 @@
     </w:tblStylePr>
     <w:tblStylePr w:type="lastRow">
       <w:rPr>
+        <w:rFonts w:eastAsia="黑体"/>
         <w:b/>
         <w:bCs/>
         <w:color w:themeColor="background1" w:val="FFFFFF"/>
@@ -14297,6 +14960,7 @@
     </w:tblStylePr>
     <w:tblStylePr w:type="firstCol">
       <w:rPr>
+        <w:rFonts w:eastAsia="黑体"/>
         <w:color w:themeColor="background1" w:val="FFFFFF"/>
       </w:rPr>
       <w:tblPr/>
@@ -14314,6 +14978,7 @@
     </w:tblStylePr>
     <w:tblStylePr w:type="lastCol">
       <w:rPr>
+        <w:rFonts w:eastAsia="黑体"/>
         <w:color w:themeColor="background1" w:val="FFFFFF"/>
       </w:rPr>
       <w:tblPr/>
@@ -14351,6 +15016,7 @@
       <w:spacing w:after="0" w:line="240" w:lineRule="auto"/>
     </w:pPr>
     <w:rPr>
+      <w:rFonts w:eastAsia="黑体"/>
       <w:color w:themeColor="text1" w:val="000000"/>
     </w:rPr>
     <w:tblPr>
@@ -14377,6 +15043,7 @@
     </w:tcPr>
     <w:tblStylePr w:type="firstRow">
       <w:rPr>
+        <w:rFonts w:eastAsia="黑体"/>
         <w:b/>
         <w:bCs/>
       </w:rPr>
@@ -14395,6 +15062,7 @@
     </w:tblStylePr>
     <w:tblStylePr w:type="lastRow">
       <w:rPr>
+        <w:rFonts w:eastAsia="黑体"/>
         <w:b/>
         <w:bCs/>
         <w:color w:themeColor="background1" w:val="FFFFFF"/>
@@ -14409,6 +15077,7 @@
     </w:tblStylePr>
     <w:tblStylePr w:type="firstCol">
       <w:rPr>
+        <w:rFonts w:eastAsia="黑体"/>
         <w:color w:themeColor="background1" w:val="FFFFFF"/>
       </w:rPr>
       <w:tblPr/>
@@ -14426,6 +15095,7 @@
     </w:tblStylePr>
     <w:tblStylePr w:type="lastCol">
       <w:rPr>
+        <w:rFonts w:eastAsia="黑体"/>
         <w:color w:themeColor="background1" w:val="FFFFFF"/>
       </w:rPr>
       <w:tblPr/>
@@ -14455,11 +15125,13 @@
     </w:tblStylePr>
     <w:tblStylePr w:type="neCell">
       <w:rPr>
+        <w:rFonts w:eastAsia="黑体"/>
         <w:color w:themeColor="text1" w:val="000000"/>
       </w:rPr>
     </w:tblStylePr>
     <w:tblStylePr w:type="nwCell">
       <w:rPr>
+        <w:rFonts w:eastAsia="黑体"/>
         <w:color w:themeColor="text1" w:val="000000"/>
       </w:rPr>
     </w:tblStylePr>
@@ -14473,6 +15145,7 @@
       <w:spacing w:after="0" w:line="240" w:lineRule="auto"/>
     </w:pPr>
     <w:rPr>
+      <w:rFonts w:eastAsia="黑体"/>
       <w:color w:themeColor="text1" w:val="000000"/>
     </w:rPr>
     <w:tblPr>
@@ -14499,6 +15172,7 @@
     </w:tcPr>
     <w:tblStylePr w:type="firstRow">
       <w:rPr>
+        <w:rFonts w:eastAsia="黑体"/>
         <w:b/>
         <w:bCs/>
       </w:rPr>
@@ -14517,6 +15191,7 @@
     </w:tblStylePr>
     <w:tblStylePr w:type="lastRow">
       <w:rPr>
+        <w:rFonts w:eastAsia="黑体"/>
         <w:b/>
         <w:bCs/>
         <w:color w:themeColor="background1" w:val="FFFFFF"/>
@@ -14531,6 +15206,7 @@
     </w:tblStylePr>
     <w:tblStylePr w:type="firstCol">
       <w:rPr>
+        <w:rFonts w:eastAsia="黑体"/>
         <w:color w:themeColor="background1" w:val="FFFFFF"/>
       </w:rPr>
       <w:tblPr/>
@@ -14548,6 +15224,7 @@
     </w:tblStylePr>
     <w:tblStylePr w:type="lastCol">
       <w:rPr>
+        <w:rFonts w:eastAsia="黑体"/>
         <w:color w:themeColor="background1" w:val="FFFFFF"/>
       </w:rPr>
       <w:tblPr/>
@@ -14577,11 +15254,13 @@
     </w:tblStylePr>
     <w:tblStylePr w:type="neCell">
       <w:rPr>
+        <w:rFonts w:eastAsia="黑体"/>
         <w:color w:themeColor="text1" w:val="000000"/>
       </w:rPr>
     </w:tblStylePr>
     <w:tblStylePr w:type="nwCell">
       <w:rPr>
+        <w:rFonts w:eastAsia="黑体"/>
         <w:color w:themeColor="text1" w:val="000000"/>
       </w:rPr>
     </w:tblStylePr>
@@ -14595,6 +15274,7 @@
       <w:spacing w:after="0" w:line="240" w:lineRule="auto"/>
     </w:pPr>
     <w:rPr>
+      <w:rFonts w:eastAsia="黑体"/>
       <w:color w:themeColor="text1" w:val="000000"/>
     </w:rPr>
     <w:tblPr>
@@ -14621,6 +15301,7 @@
     </w:tcPr>
     <w:tblStylePr w:type="firstRow">
       <w:rPr>
+        <w:rFonts w:eastAsia="黑体"/>
         <w:b/>
         <w:bCs/>
       </w:rPr>
@@ -14639,6 +15320,7 @@
     </w:tblStylePr>
     <w:tblStylePr w:type="lastRow">
       <w:rPr>
+        <w:rFonts w:eastAsia="黑体"/>
         <w:b/>
         <w:bCs/>
         <w:color w:themeColor="background1" w:val="FFFFFF"/>
@@ -14653,6 +15335,7 @@
     </w:tblStylePr>
     <w:tblStylePr w:type="firstCol">
       <w:rPr>
+        <w:rFonts w:eastAsia="黑体"/>
         <w:color w:themeColor="background1" w:val="FFFFFF"/>
       </w:rPr>
       <w:tblPr/>
@@ -14670,6 +15353,7 @@
     </w:tblStylePr>
     <w:tblStylePr w:type="lastCol">
       <w:rPr>
+        <w:rFonts w:eastAsia="黑体"/>
         <w:color w:themeColor="background1" w:val="FFFFFF"/>
       </w:rPr>
       <w:tblPr/>
@@ -14699,11 +15383,13 @@
     </w:tblStylePr>
     <w:tblStylePr w:type="neCell">
       <w:rPr>
+        <w:rFonts w:eastAsia="黑体"/>
         <w:color w:themeColor="text1" w:val="000000"/>
       </w:rPr>
     </w:tblStylePr>
     <w:tblStylePr w:type="nwCell">
       <w:rPr>
+        <w:rFonts w:eastAsia="黑体"/>
         <w:color w:themeColor="text1" w:val="000000"/>
       </w:rPr>
     </w:tblStylePr>
@@ -14717,6 +15403,7 @@
       <w:spacing w:after="0" w:line="240" w:lineRule="auto"/>
     </w:pPr>
     <w:rPr>
+      <w:rFonts w:eastAsia="黑体"/>
       <w:color w:themeColor="text1" w:val="000000"/>
     </w:rPr>
     <w:tblPr>
@@ -14735,6 +15422,7 @@
     </w:tcPr>
     <w:tblStylePr w:type="firstRow">
       <w:rPr>
+        <w:rFonts w:eastAsia="黑体"/>
         <w:b/>
         <w:bCs/>
         <w:color w:themeColor="background1" w:val="FFFFFF"/>
@@ -14749,6 +15437,7 @@
     </w:tblStylePr>
     <w:tblStylePr w:type="lastRow">
       <w:rPr>
+        <w:rFonts w:eastAsia="黑体"/>
         <w:b/>
         <w:bCs/>
         <w:color w:themeColor="accent2" w:themeShade="CC" w:val="9E3A38"/>
@@ -14763,12 +15452,14 @@
     </w:tblStylePr>
     <w:tblStylePr w:type="firstCol">
       <w:rPr>
+        <w:rFonts w:eastAsia="黑体"/>
         <w:b/>
         <w:bCs/>
       </w:rPr>
     </w:tblStylePr>
     <w:tblStylePr w:type="lastCol">
       <w:rPr>
+        <w:rFonts w:eastAsia="黑体"/>
         <w:b/>
         <w:bCs/>
       </w:rPr>
@@ -14803,6 +15494,7 @@
       <w:spacing w:after="0" w:line="240" w:lineRule="auto"/>
     </w:pPr>
     <w:rPr>
+      <w:rFonts w:eastAsia="黑体"/>
       <w:color w:themeColor="text1" w:val="000000"/>
     </w:rPr>
     <w:tblPr>
@@ -14821,6 +15513,7 @@
     </w:tcPr>
     <w:tblStylePr w:type="firstRow">
       <w:rPr>
+        <w:rFonts w:eastAsia="黑体"/>
         <w:b/>
         <w:bCs/>
         <w:color w:themeColor="background1" w:val="FFFFFF"/>
@@ -14835,6 +15528,7 @@
     </w:tblStylePr>
     <w:tblStylePr w:type="lastRow">
       <w:rPr>
+        <w:rFonts w:eastAsia="黑体"/>
         <w:b/>
         <w:bCs/>
         <w:color w:themeColor="accent2" w:themeShade="CC" w:val="9E3A38"/>
@@ -14849,12 +15543,14 @@
     </w:tblStylePr>
     <w:tblStylePr w:type="firstCol">
       <w:rPr>
+        <w:rFonts w:eastAsia="黑体"/>
         <w:b/>
         <w:bCs/>
       </w:rPr>
     </w:tblStylePr>
     <w:tblStylePr w:type="lastCol">
       <w:rPr>
+        <w:rFonts w:eastAsia="黑体"/>
         <w:b/>
         <w:bCs/>
       </w:rPr>
@@ -14889,6 +15585,7 @@
       <w:spacing w:after="0" w:line="240" w:lineRule="auto"/>
     </w:pPr>
     <w:rPr>
+      <w:rFonts w:eastAsia="黑体"/>
       <w:color w:themeColor="text1" w:val="000000"/>
     </w:rPr>
     <w:tblPr>
@@ -14907,6 +15604,7 @@
     </w:tcPr>
     <w:tblStylePr w:type="firstRow">
       <w:rPr>
+        <w:rFonts w:eastAsia="黑体"/>
         <w:b/>
         <w:bCs/>
         <w:color w:themeColor="background1" w:val="FFFFFF"/>
@@ -14921,6 +15619,7 @@
     </w:tblStylePr>
     <w:tblStylePr w:type="lastRow">
       <w:rPr>
+        <w:rFonts w:eastAsia="黑体"/>
         <w:b/>
         <w:bCs/>
         <w:color w:themeColor="accent2" w:themeShade="CC" w:val="9E3A38"/>
@@ -14935,12 +15634,14 @@
     </w:tblStylePr>
     <w:tblStylePr w:type="firstCol">
       <w:rPr>
+        <w:rFonts w:eastAsia="黑体"/>
         <w:b/>
         <w:bCs/>
       </w:rPr>
     </w:tblStylePr>
     <w:tblStylePr w:type="lastCol">
       <w:rPr>
+        <w:rFonts w:eastAsia="黑体"/>
         <w:b/>
         <w:bCs/>
       </w:rPr>
@@ -14975,6 +15676,7 @@
       <w:spacing w:after="0" w:line="240" w:lineRule="auto"/>
     </w:pPr>
     <w:rPr>
+      <w:rFonts w:eastAsia="黑体"/>
       <w:color w:themeColor="text1" w:val="000000"/>
     </w:rPr>
     <w:tblPr>
@@ -14993,6 +15695,7 @@
     </w:tcPr>
     <w:tblStylePr w:type="firstRow">
       <w:rPr>
+        <w:rFonts w:eastAsia="黑体"/>
         <w:b/>
         <w:bCs/>
         <w:color w:themeColor="background1" w:val="FFFFFF"/>
@@ -15007,6 +15710,7 @@
     </w:tblStylePr>
     <w:tblStylePr w:type="lastRow">
       <w:rPr>
+        <w:rFonts w:eastAsia="黑体"/>
         <w:b/>
         <w:bCs/>
         <w:color w:themeColor="accent4" w:themeShade="CC" w:val="664E82"/>
@@ -15021,12 +15725,14 @@
     </w:tblStylePr>
     <w:tblStylePr w:type="firstCol">
       <w:rPr>
+        <w:rFonts w:eastAsia="黑体"/>
         <w:b/>
         <w:bCs/>
       </w:rPr>
     </w:tblStylePr>
     <w:tblStylePr w:type="lastCol">
       <w:rPr>
+        <w:rFonts w:eastAsia="黑体"/>
         <w:b/>
         <w:bCs/>
       </w:rPr>
@@ -15061,6 +15767,7 @@
       <w:spacing w:after="0" w:line="240" w:lineRule="auto"/>
     </w:pPr>
     <w:rPr>
+      <w:rFonts w:eastAsia="黑体"/>
       <w:color w:themeColor="text1" w:val="000000"/>
     </w:rPr>
     <w:tblPr>
@@ -15079,6 +15786,7 @@
     </w:tcPr>
     <w:tblStylePr w:type="firstRow">
       <w:rPr>
+        <w:rFonts w:eastAsia="黑体"/>
         <w:b/>
         <w:bCs/>
         <w:color w:themeColor="background1" w:val="FFFFFF"/>
@@ -15093,6 +15801,7 @@
     </w:tblStylePr>
     <w:tblStylePr w:type="lastRow">
       <w:rPr>
+        <w:rFonts w:eastAsia="黑体"/>
         <w:b/>
         <w:bCs/>
         <w:color w:themeColor="accent3" w:themeShade="CC" w:val="7E9C40"/>
@@ -15107,12 +15816,14 @@
     </w:tblStylePr>
     <w:tblStylePr w:type="firstCol">
       <w:rPr>
+        <w:rFonts w:eastAsia="黑体"/>
         <w:b/>
         <w:bCs/>
       </w:rPr>
     </w:tblStylePr>
     <w:tblStylePr w:type="lastCol">
       <w:rPr>
+        <w:rFonts w:eastAsia="黑体"/>
         <w:b/>
         <w:bCs/>
       </w:rPr>
@@ -15147,6 +15858,7 @@
       <w:spacing w:after="0" w:line="240" w:lineRule="auto"/>
     </w:pPr>
     <w:rPr>
+      <w:rFonts w:eastAsia="黑体"/>
       <w:color w:themeColor="text1" w:val="000000"/>
     </w:rPr>
     <w:tblPr>
@@ -15165,6 +15877,7 @@
     </w:tcPr>
     <w:tblStylePr w:type="firstRow">
       <w:rPr>
+        <w:rFonts w:eastAsia="黑体"/>
         <w:b/>
         <w:bCs/>
         <w:color w:themeColor="background1" w:val="FFFFFF"/>
@@ -15179,6 +15892,7 @@
     </w:tblStylePr>
     <w:tblStylePr w:type="lastRow">
       <w:rPr>
+        <w:rFonts w:eastAsia="黑体"/>
         <w:b/>
         <w:bCs/>
         <w:color w:themeColor="accent6" w:themeShade="CC" w:val="F2730A"/>
@@ -15193,12 +15907,14 @@
     </w:tblStylePr>
     <w:tblStylePr w:type="firstCol">
       <w:rPr>
+        <w:rFonts w:eastAsia="黑体"/>
         <w:b/>
         <w:bCs/>
       </w:rPr>
     </w:tblStylePr>
     <w:tblStylePr w:type="lastCol">
       <w:rPr>
+        <w:rFonts w:eastAsia="黑体"/>
         <w:b/>
         <w:bCs/>
       </w:rPr>
@@ -15233,6 +15949,7 @@
       <w:spacing w:after="0" w:line="240" w:lineRule="auto"/>
     </w:pPr>
     <w:rPr>
+      <w:rFonts w:eastAsia="黑体"/>
       <w:color w:themeColor="text1" w:val="000000"/>
     </w:rPr>
     <w:tblPr>
@@ -15251,6 +15968,7 @@
     </w:tcPr>
     <w:tblStylePr w:type="firstRow">
       <w:rPr>
+        <w:rFonts w:eastAsia="黑体"/>
         <w:b/>
         <w:bCs/>
         <w:color w:themeColor="background1" w:val="FFFFFF"/>
@@ -15265,6 +15983,7 @@
     </w:tblStylePr>
     <w:tblStylePr w:type="lastRow">
       <w:rPr>
+        <w:rFonts w:eastAsia="黑体"/>
         <w:b/>
         <w:bCs/>
         <w:color w:themeColor="accent5" w:themeShade="CC" w:val="348DA5"/>
@@ -15279,12 +15998,14 @@
     </w:tblStylePr>
     <w:tblStylePr w:type="firstCol">
       <w:rPr>
+        <w:rFonts w:eastAsia="黑体"/>
         <w:b/>
         <w:bCs/>
       </w:rPr>
     </w:tblStylePr>
     <w:tblStylePr w:type="lastCol">
       <w:rPr>
+        <w:rFonts w:eastAsia="黑体"/>
         <w:b/>
         <w:bCs/>
       </w:rPr>
@@ -15319,6 +16040,7 @@
       <w:spacing w:after="0" w:line="240" w:lineRule="auto"/>
     </w:pPr>
     <w:rPr>
+      <w:rFonts w:eastAsia="黑体"/>
       <w:color w:themeColor="text1" w:val="000000"/>
     </w:rPr>
     <w:tblPr>
@@ -15340,6 +16062,7 @@
     </w:tcPr>
     <w:tblStylePr w:type="firstRow">
       <w:rPr>
+        <w:rFonts w:eastAsia="黑体"/>
         <w:b/>
         <w:bCs/>
       </w:rPr>
@@ -15350,6 +16073,7 @@
     </w:tblStylePr>
     <w:tblStylePr w:type="lastRow">
       <w:rPr>
+        <w:rFonts w:eastAsia="黑体"/>
         <w:b/>
         <w:bCs/>
         <w:color w:themeColor="text1" w:val="000000"/>
@@ -15361,6 +16085,7 @@
     </w:tblStylePr>
     <w:tblStylePr w:type="firstCol">
       <w:rPr>
+        <w:rFonts w:eastAsia="黑体"/>
         <w:color w:themeColor="background1" w:val="FFFFFF"/>
       </w:rPr>
       <w:tblPr/>
@@ -15370,6 +16095,7 @@
     </w:tblStylePr>
     <w:tblStylePr w:type="lastCol">
       <w:rPr>
+        <w:rFonts w:eastAsia="黑体"/>
         <w:color w:themeColor="background1" w:val="FFFFFF"/>
       </w:rPr>
       <w:tblPr/>
@@ -15399,6 +16125,7 @@
       <w:spacing w:after="0" w:line="240" w:lineRule="auto"/>
     </w:pPr>
     <w:rPr>
+      <w:rFonts w:eastAsia="黑体"/>
       <w:color w:themeColor="text1" w:val="000000"/>
     </w:rPr>
     <w:tblPr>
@@ -15420,6 +16147,7 @@
     </w:tcPr>
     <w:tblStylePr w:type="firstRow">
       <w:rPr>
+        <w:rFonts w:eastAsia="黑体"/>
         <w:b/>
         <w:bCs/>
       </w:rPr>
@@ -15430,6 +16158,7 @@
     </w:tblStylePr>
     <w:tblStylePr w:type="lastRow">
       <w:rPr>
+        <w:rFonts w:eastAsia="黑体"/>
         <w:b/>
         <w:bCs/>
         <w:color w:themeColor="text1" w:val="000000"/>
@@ -15441,6 +16170,7 @@
     </w:tblStylePr>
     <w:tblStylePr w:type="firstCol">
       <w:rPr>
+        <w:rFonts w:eastAsia="黑体"/>
         <w:color w:themeColor="background1" w:val="FFFFFF"/>
       </w:rPr>
       <w:tblPr/>
@@ -15450,6 +16180,7 @@
     </w:tblStylePr>
     <w:tblStylePr w:type="lastCol">
       <w:rPr>
+        <w:rFonts w:eastAsia="黑体"/>
         <w:color w:themeColor="background1" w:val="FFFFFF"/>
       </w:rPr>
       <w:tblPr/>
@@ -15479,6 +16210,7 @@
       <w:spacing w:after="0" w:line="240" w:lineRule="auto"/>
     </w:pPr>
     <w:rPr>
+      <w:rFonts w:eastAsia="黑体"/>
       <w:color w:themeColor="text1" w:val="000000"/>
     </w:rPr>
     <w:tblPr>
@@ -15500,6 +16232,7 @@
     </w:tcPr>
     <w:tblStylePr w:type="firstRow">
       <w:rPr>
+        <w:rFonts w:eastAsia="黑体"/>
         <w:b/>
         <w:bCs/>
       </w:rPr>
@@ -15510,6 +16243,7 @@
     </w:tblStylePr>
     <w:tblStylePr w:type="lastRow">
       <w:rPr>
+        <w:rFonts w:eastAsia="黑体"/>
         <w:b/>
         <w:bCs/>
         <w:color w:themeColor="text1" w:val="000000"/>
@@ -15521,6 +16255,7 @@
     </w:tblStylePr>
     <w:tblStylePr w:type="firstCol">
       <w:rPr>
+        <w:rFonts w:eastAsia="黑体"/>
         <w:color w:themeColor="background1" w:val="FFFFFF"/>
       </w:rPr>
       <w:tblPr/>
@@ -15530,6 +16265,7 @@
     </w:tblStylePr>
     <w:tblStylePr w:type="lastCol">
       <w:rPr>
+        <w:rFonts w:eastAsia="黑体"/>
         <w:color w:themeColor="background1" w:val="FFFFFF"/>
       </w:rPr>
       <w:tblPr/>
@@ -15559,6 +16295,7 @@
       <w:spacing w:after="0" w:line="240" w:lineRule="auto"/>
     </w:pPr>
     <w:rPr>
+      <w:rFonts w:eastAsia="黑体"/>
       <w:color w:themeColor="text1" w:val="000000"/>
     </w:rPr>
     <w:tblPr>
@@ -15580,6 +16317,7 @@
     </w:tcPr>
     <w:tblStylePr w:type="firstRow">
       <w:rPr>
+        <w:rFonts w:eastAsia="黑体"/>
         <w:b/>
         <w:bCs/>
       </w:rPr>
@@ -15590,6 +16328,7 @@
     </w:tblStylePr>
     <w:tblStylePr w:type="lastRow">
       <w:rPr>
+        <w:rFonts w:eastAsia="黑体"/>
         <w:b/>
         <w:bCs/>
         <w:color w:themeColor="text1" w:val="000000"/>
@@ -15601,6 +16340,7 @@
     </w:tblStylePr>
     <w:tblStylePr w:type="firstCol">
       <w:rPr>
+        <w:rFonts w:eastAsia="黑体"/>
         <w:color w:themeColor="background1" w:val="FFFFFF"/>
       </w:rPr>
       <w:tblPr/>
@@ -15610,6 +16350,7 @@
     </w:tblStylePr>
     <w:tblStylePr w:type="lastCol">
       <w:rPr>
+        <w:rFonts w:eastAsia="黑体"/>
         <w:color w:themeColor="background1" w:val="FFFFFF"/>
       </w:rPr>
       <w:tblPr/>
@@ -15639,6 +16380,7 @@
       <w:spacing w:after="0" w:line="240" w:lineRule="auto"/>
     </w:pPr>
     <w:rPr>
+      <w:rFonts w:eastAsia="黑体"/>
       <w:color w:themeColor="text1" w:val="000000"/>
     </w:rPr>
     <w:tblPr>
@@ -15660,6 +16402,7 @@
     </w:tcPr>
     <w:tblStylePr w:type="firstRow">
       <w:rPr>
+        <w:rFonts w:eastAsia="黑体"/>
         <w:b/>
         <w:bCs/>
       </w:rPr>
@@ -15670,6 +16413,7 @@
     </w:tblStylePr>
     <w:tblStylePr w:type="lastRow">
       <w:rPr>
+        <w:rFonts w:eastAsia="黑体"/>
         <w:b/>
         <w:bCs/>
         <w:color w:themeColor="text1" w:val="000000"/>
@@ -15681,6 +16425,7 @@
     </w:tblStylePr>
     <w:tblStylePr w:type="firstCol">
       <w:rPr>
+        <w:rFonts w:eastAsia="黑体"/>
         <w:color w:themeColor="background1" w:val="FFFFFF"/>
       </w:rPr>
       <w:tblPr/>
@@ -15690,6 +16435,7 @@
     </w:tblStylePr>
     <w:tblStylePr w:type="lastCol">
       <w:rPr>
+        <w:rFonts w:eastAsia="黑体"/>
         <w:color w:themeColor="background1" w:val="FFFFFF"/>
       </w:rPr>
       <w:tblPr/>
@@ -15719,6 +16465,7 @@
       <w:spacing w:after="0" w:line="240" w:lineRule="auto"/>
     </w:pPr>
     <w:rPr>
+      <w:rFonts w:eastAsia="黑体"/>
       <w:color w:themeColor="text1" w:val="000000"/>
     </w:rPr>
     <w:tblPr>
@@ -15740,6 +16487,7 @@
     </w:tcPr>
     <w:tblStylePr w:type="firstRow">
       <w:rPr>
+        <w:rFonts w:eastAsia="黑体"/>
         <w:b/>
         <w:bCs/>
       </w:rPr>
@@ -15750,6 +16498,7 @@
     </w:tblStylePr>
     <w:tblStylePr w:type="lastRow">
       <w:rPr>
+        <w:rFonts w:eastAsia="黑体"/>
         <w:b/>
         <w:bCs/>
         <w:color w:themeColor="text1" w:val="000000"/>
@@ -15761,6 +16510,7 @@
     </w:tblStylePr>
     <w:tblStylePr w:type="firstCol">
       <w:rPr>
+        <w:rFonts w:eastAsia="黑体"/>
         <w:color w:themeColor="background1" w:val="FFFFFF"/>
       </w:rPr>
       <w:tblPr/>
@@ -15770,6 +16520,7 @@
     </w:tblStylePr>
     <w:tblStylePr w:type="lastCol">
       <w:rPr>
+        <w:rFonts w:eastAsia="黑体"/>
         <w:color w:themeColor="background1" w:val="FFFFFF"/>
       </w:rPr>
       <w:tblPr/>
@@ -15799,6 +16550,7 @@
       <w:spacing w:after="0" w:line="240" w:lineRule="auto"/>
     </w:pPr>
     <w:rPr>
+      <w:rFonts w:eastAsia="黑体"/>
       <w:color w:themeColor="text1" w:val="000000"/>
     </w:rPr>
     <w:tblPr>
@@ -15820,6 +16572,7 @@
     </w:tcPr>
     <w:tblStylePr w:type="firstRow">
       <w:rPr>
+        <w:rFonts w:eastAsia="黑体"/>
         <w:b/>
         <w:bCs/>
       </w:rPr>
@@ -15830,6 +16583,7 @@
     </w:tblStylePr>
     <w:tblStylePr w:type="lastRow">
       <w:rPr>
+        <w:rFonts w:eastAsia="黑体"/>
         <w:b/>
         <w:bCs/>
         <w:color w:themeColor="text1" w:val="000000"/>
@@ -15841,6 +16595,7 @@
     </w:tblStylePr>
     <w:tblStylePr w:type="firstCol">
       <w:rPr>
+        <w:rFonts w:eastAsia="黑体"/>
         <w:color w:themeColor="background1" w:val="FFFFFF"/>
       </w:rPr>
       <w:tblPr/>
@@ -15850,6 +16605,7 @@
     </w:tblStylePr>
     <w:tblStylePr w:type="lastCol">
       <w:rPr>
+        <w:rFonts w:eastAsia="黑体"/>
         <w:color w:themeColor="background1" w:val="FFFFFF"/>
       </w:rPr>
       <w:tblPr/>
@@ -15882,6 +16638,7 @@
     <w:name w:val="KeywordTok"/>
     <w:basedOn w:val="VerbatimChar"/>
     <w:rPr>
+      <w:rFonts w:eastAsia="黑体"/>
       <w:b/>
       <w:color w:val="007020"/>
     </w:rPr>
@@ -15890,6 +16647,7 @@
     <w:name w:val="DataTypeTok"/>
     <w:basedOn w:val="VerbatimChar"/>
     <w:rPr>
+      <w:rFonts w:eastAsia="黑体"/>
       <w:color w:val="902000"/>
     </w:rPr>
   </w:style>
@@ -15897,6 +16655,7 @@
     <w:name w:val="DecValTok"/>
     <w:basedOn w:val="VerbatimChar"/>
     <w:rPr>
+      <w:rFonts w:eastAsia="黑体"/>
       <w:color w:val="40a070"/>
     </w:rPr>
   </w:style>
@@ -15904,6 +16663,7 @@
     <w:name w:val="BaseNTok"/>
     <w:basedOn w:val="VerbatimChar"/>
     <w:rPr>
+      <w:rFonts w:eastAsia="黑体"/>
       <w:color w:val="40a070"/>
     </w:rPr>
   </w:style>
@@ -15911,6 +16671,7 @@
     <w:name w:val="FloatTok"/>
     <w:basedOn w:val="VerbatimChar"/>
     <w:rPr>
+      <w:rFonts w:eastAsia="黑体"/>
       <w:color w:val="40a070"/>
     </w:rPr>
   </w:style>
@@ -15918,6 +16679,7 @@
     <w:name w:val="ConstantTok"/>
     <w:basedOn w:val="VerbatimChar"/>
     <w:rPr>
+      <w:rFonts w:eastAsia="黑体"/>
       <w:color w:val="880000"/>
     </w:rPr>
   </w:style>
@@ -15925,6 +16687,7 @@
     <w:name w:val="CharTok"/>
     <w:basedOn w:val="VerbatimChar"/>
     <w:rPr>
+      <w:rFonts w:eastAsia="黑体"/>
       <w:color w:val="4070a0"/>
     </w:rPr>
   </w:style>
@@ -15932,6 +16695,7 @@
     <w:name w:val="SpecialCharTok"/>
     <w:basedOn w:val="VerbatimChar"/>
     <w:rPr>
+      <w:rFonts w:eastAsia="黑体"/>
       <w:color w:val="4070a0"/>
     </w:rPr>
   </w:style>
@@ -15939,6 +16703,7 @@
     <w:name w:val="StringTok"/>
     <w:basedOn w:val="VerbatimChar"/>
     <w:rPr>
+      <w:rFonts w:eastAsia="黑体"/>
       <w:color w:val="4070a0"/>
     </w:rPr>
   </w:style>
@@ -15946,6 +16711,7 @@
     <w:name w:val="VerbatimStringTok"/>
     <w:basedOn w:val="VerbatimChar"/>
     <w:rPr>
+      <w:rFonts w:eastAsia="黑体"/>
       <w:color w:val="4070a0"/>
     </w:rPr>
   </w:style>
@@ -15953,6 +16719,7 @@
     <w:name w:val="SpecialStringTok"/>
     <w:basedOn w:val="VerbatimChar"/>
     <w:rPr>
+      <w:rFonts w:eastAsia="黑体"/>
       <w:color w:val="bb6688"/>
     </w:rPr>
   </w:style>
@@ -15960,6 +16727,7 @@
     <w:name w:val="ImportTok"/>
     <w:basedOn w:val="VerbatimChar"/>
     <w:rPr>
+      <w:rFonts w:eastAsia="黑体"/>
       <w:b/>
       <w:color w:val="008000"/>
     </w:rPr>
@@ -15968,6 +16736,7 @@
     <w:name w:val="CommentTok"/>
     <w:basedOn w:val="VerbatimChar"/>
     <w:rPr>
+      <w:rFonts w:eastAsia="黑体"/>
       <w:i/>
       <w:color w:val="60a0b0"/>
     </w:rPr>
@@ -15976,6 +16745,7 @@
     <w:name w:val="DocumentationTok"/>
     <w:basedOn w:val="VerbatimChar"/>
     <w:rPr>
+      <w:rFonts w:eastAsia="黑体"/>
       <w:i/>
       <w:color w:val="ba2121"/>
     </w:rPr>
@@ -15984,6 +16754,7 @@
     <w:name w:val="AnnotationTok"/>
     <w:basedOn w:val="VerbatimChar"/>
     <w:rPr>
+      <w:rFonts w:eastAsia="黑体"/>
       <w:b/>
       <w:i/>
       <w:color w:val="60a0b0"/>
@@ -15993,6 +16764,7 @@
     <w:name w:val="CommentVarTok"/>
     <w:basedOn w:val="VerbatimChar"/>
     <w:rPr>
+      <w:rFonts w:eastAsia="黑体"/>
       <w:b/>
       <w:i/>
       <w:color w:val="60a0b0"/>
@@ -16002,6 +16774,7 @@
     <w:name w:val="OtherTok"/>
     <w:basedOn w:val="VerbatimChar"/>
     <w:rPr>
+      <w:rFonts w:eastAsia="黑体"/>
       <w:color w:val="007020"/>
     </w:rPr>
   </w:style>
@@ -16009,6 +16782,7 @@
     <w:name w:val="FunctionTok"/>
     <w:basedOn w:val="VerbatimChar"/>
     <w:rPr>
+      <w:rFonts w:eastAsia="黑体"/>
       <w:color w:val="06287e"/>
     </w:rPr>
   </w:style>
@@ -16016,6 +16790,7 @@
     <w:name w:val="VariableTok"/>
     <w:basedOn w:val="VerbatimChar"/>
     <w:rPr>
+      <w:rFonts w:eastAsia="黑体"/>
       <w:color w:val="19177c"/>
     </w:rPr>
   </w:style>
@@ -16023,6 +16798,7 @@
     <w:name w:val="ControlFlowTok"/>
     <w:basedOn w:val="VerbatimChar"/>
     <w:rPr>
+      <w:rFonts w:eastAsia="黑体"/>
       <w:b/>
       <w:color w:val="007020"/>
     </w:rPr>
@@ -16031,6 +16807,7 @@
     <w:name w:val="OperatorTok"/>
     <w:basedOn w:val="VerbatimChar"/>
     <w:rPr>
+      <w:rFonts w:eastAsia="黑体"/>
       <w:color w:val="666666"/>
     </w:rPr>
   </w:style>
@@ -16038,18 +16815,22 @@
     <w:name w:val="BuiltInTok"/>
     <w:basedOn w:val="VerbatimChar"/>
     <w:rPr>
+      <w:rFonts w:eastAsia="黑体"/>
       <w:color w:val="008000"/>
     </w:rPr>
   </w:style>
   <w:style w:type="character" w:customStyle="1" w:styleId="ExtensionTok">
     <w:name w:val="ExtensionTok"/>
     <w:basedOn w:val="VerbatimChar"/>
-    <w:rPr/>
+    <w:rPr>
+      <w:rFonts w:eastAsia="黑体"/>
+    </w:rPr>
   </w:style>
   <w:style w:type="character" w:customStyle="1" w:styleId="PreprocessorTok">
     <w:name w:val="PreprocessorTok"/>
     <w:basedOn w:val="VerbatimChar"/>
     <w:rPr>
+      <w:rFonts w:eastAsia="黑体"/>
       <w:color w:val="bc7a00"/>
     </w:rPr>
   </w:style>
@@ -16057,18 +16838,22 @@
     <w:name w:val="AttributeTok"/>
     <w:basedOn w:val="VerbatimChar"/>
     <w:rPr>
+      <w:rFonts w:eastAsia="黑体"/>
       <w:color w:val="7d9029"/>
     </w:rPr>
   </w:style>
   <w:style w:type="character" w:customStyle="1" w:styleId="RegionMarkerTok">
     <w:name w:val="RegionMarkerTok"/>
     <w:basedOn w:val="VerbatimChar"/>
-    <w:rPr/>
+    <w:rPr>
+      <w:rFonts w:eastAsia="黑体"/>
+    </w:rPr>
   </w:style>
   <w:style w:type="character" w:customStyle="1" w:styleId="InformationTok">
     <w:name w:val="InformationTok"/>
     <w:basedOn w:val="VerbatimChar"/>
     <w:rPr>
+      <w:rFonts w:eastAsia="黑体"/>
       <w:b/>
       <w:i/>
       <w:color w:val="60a0b0"/>
@@ -16078,6 +16863,7 @@
     <w:name w:val="WarningTok"/>
     <w:basedOn w:val="VerbatimChar"/>
     <w:rPr>
+      <w:rFonts w:eastAsia="黑体"/>
       <w:b/>
       <w:i/>
       <w:color w:val="60a0b0"/>
@@ -16087,6 +16873,7 @@
     <w:name w:val="AlertTok"/>
     <w:basedOn w:val="VerbatimChar"/>
     <w:rPr>
+      <w:rFonts w:eastAsia="黑体"/>
       <w:b/>
       <w:color w:val="ff0000"/>
     </w:rPr>
@@ -16095,6 +16882,7 @@
     <w:name w:val="ErrorTok"/>
     <w:basedOn w:val="VerbatimChar"/>
     <w:rPr>
+      <w:rFonts w:eastAsia="黑体"/>
       <w:b/>
       <w:color w:val="ff0000"/>
     </w:rPr>
@@ -16102,7 +16890,9 @@
   <w:style w:type="character" w:customStyle="1" w:styleId="NormalTok">
     <w:name w:val="NormalTok"/>
     <w:basedOn w:val="VerbatimChar"/>
-    <w:rPr/>
+    <w:rPr>
+      <w:rFonts w:eastAsia="黑体"/>
+    </w:rPr>
   </w:style>
 </w:styles>
 </file>
@@ -16151,12 +16941,12 @@
     <a:fontScheme name="Office">
       <a:majorFont>
         <a:latin typeface="Calibri"/>
-        <a:ea typeface=""/>
+        <a:ea typeface="黑体"/>
         <a:cs typeface=""/>
         <a:font script="Jpan" typeface="ＭＳ ゴシック"/>
         <a:font script="Hang" typeface="맑은 고딕"/>
-        <a:font script="Hans" typeface="宋体"/>
-        <a:font script="Hant" typeface="新細明體"/>
+        <a:font script="Hans" typeface="黑体"/>
+        <a:font script="Hant" typeface="黑体"/>
         <a:font script="Arab" typeface="Times New Roman"/>
         <a:font script="Hebr" typeface="Times New Roman"/>
         <a:font script="Thai" typeface="Angsana New"/>
@@ -16186,12 +16976,12 @@
       </a:majorFont>
       <a:minorFont>
         <a:latin typeface="Cambria"/>
-        <a:ea typeface=""/>
+        <a:ea typeface="黑体"/>
         <a:cs typeface=""/>
         <a:font script="Jpan" typeface="ＭＳ 明朝"/>
         <a:font script="Hang" typeface="맑은 고딕"/>
-        <a:font script="Hans" typeface="宋体"/>
-        <a:font script="Hant" typeface="新細明體"/>
+        <a:font script="Hans" typeface="黑体"/>
+        <a:font script="Hant" typeface="黑体"/>
         <a:font script="Arab" typeface="Arial"/>
         <a:font script="Hebr" typeface="Arial"/>
         <a:font script="Thai" typeface="Cordia New"/>

--- a/07-驱动电路/02-LED驱动/开关型LED驱动电路/开关型LED驱动电路.docx
+++ b/07-驱动电路/02-LED驱动/开关型LED驱动电路/开关型LED驱动电路.docx
@@ -3870,7 +3870,7 @@
           <w:color w:val="555555"/>
           <w:sz w:val="21"/>
         </w:rPr>
-        <w:t>材料收集者：杜文杰，WX手机：19519196569，QQ:3478827729</w:t>
+        <w:t>材料收集者：杜文杰，微信/手机：19519196569，QQ:3478827729</w:t>
       </w:r>
     </w:p>
     <w:sectPr>
